--- a/Weekday_Scheduling_Desk_Plan.docx
+++ b/Weekday_Scheduling_Desk_Plan.docx
@@ -29,7 +29,7 @@
           <w:sz w:val="19"/>
           <w:szCs w:val="19"/>
         </w:rPr>
-        <w:t xml:space="preserve">What two interns can do with a 24-hour target, and what 80% would cost</w:t>
+        <w:t xml:space="preserve">What two interns can deliver, what it takes to reach 80%, and what happens if we can't</w:t>
       </w:r>
     </w:p>
     <w:tbl>
@@ -74,15 +74,15 @@
                 <w:rFonts w:ascii="Arial" w:cs="Arial" w:eastAsia="Arial" w:hAnsi="Arial"/>
                 <w:b/>
                 <w:bCs/>
-                <w:sz w:val="23"/>
-                <w:szCs w:val="23"/>
-              </w:rPr>
-              <w:t xml:space="preserve">Two interns working by hand will schedule about 45% of requests within 24 hours, not 80%.</w:t>
-            </w:r>
-          </w:p>
-          <w:p>
-            <w:pPr>
-              <w:spacing w:after="50" w:line="255"/>
+                <w:sz w:val="22"/>
+                <w:szCs w:val="22"/>
+              </w:rPr>
+              <w:t xml:space="preserve">Two interns working by hand will schedule about 45% of requests within 24 hours. 80% is reachable only if three things hold at once.</w:t>
+            </w:r>
+          </w:p>
+          <w:p>
+            <w:pPr>
+              <w:spacing w:after="40" w:line="255"/>
             </w:pPr>
             <w:r>
               <w:rPr>
@@ -90,7 +90,7 @@
                 <w:sz w:val="19"/>
                 <w:szCs w:val="19"/>
               </w:rPr>
-              <w:t xml:space="preserve">This follows from arithmetic, not from a model. The gap is cheap to close up to a point: one booked interview costs about Rs 20 of intern time and is worth about Rs 8,000 to Weekday. So buy capacity, starting with an automated evening WhatsApp. Whether 80% is reachable at all depends on one number we can measure on day 1: how often the second and third tries still book.</w:t>
+              <w:t xml:space="preserve">(1) About 40% of candidates book by themselves, which is the job of an evening WhatsApp message (today's planning value is 25%). (2) Second and third tries keep about 70% of a first try's success. (3) About 5 interns. All three are measured in the first week. If any of them fails, the dashboard shows it before the day-6 decision, and we switch to the fallback in section 2 instead of hiring blindly.</w:t>
             </w:r>
           </w:p>
         </w:tc>
@@ -114,7 +114,7 @@
           <w:sz w:val="23"/>
           <w:szCs w:val="23"/>
         </w:rPr>
-        <w:t xml:space="preserve">1. Why about 45%</w:t>
+        <w:t xml:space="preserve">1. Why about 45% today</w:t>
       </w:r>
     </w:p>
     <w:tbl>
@@ -168,7 +168,7 @@
                 <w:sz w:val="17"/>
                 <w:szCs w:val="17"/>
               </w:rPr>
-              <w:t xml:space="preserve">Step (one typical evening batch, worked the next day)</w:t>
+              <w:t xml:space="preserve">Step (one evening batch, worked the next day)</w:t>
             </w:r>
           </w:p>
         </w:tc>
@@ -270,7 +270,7 @@
                 <w:sz w:val="17"/>
                 <w:szCs w:val="17"/>
               </w:rPr>
-              <w:t xml:space="preserve">Unique requests after removing duplicates</w:t>
+              <w:t xml:space="preserve">Unique requests / people behind them</w:t>
             </w:r>
           </w:p>
         </w:tc>
@@ -303,7 +303,7 @@
                 <w:sz w:val="17"/>
                 <w:szCs w:val="17"/>
               </w:rPr>
-              <w:t xml:space="preserve">500</w:t>
+              <w:t xml:space="preserve">500 / ~430</w:t>
             </w:r>
           </w:p>
         </w:tc>
@@ -335,7 +335,7 @@
                 <w:sz w:val="17"/>
                 <w:szCs w:val="17"/>
               </w:rPr>
-              <w:t xml:space="preserve">Brief</w:t>
+              <w:t xml:space="preserve">Brief; demo data</w:t>
             </w:r>
           </w:p>
         </w:tc>
@@ -370,7 +370,7 @@
                 <w:sz w:val="17"/>
                 <w:szCs w:val="17"/>
               </w:rPr>
-              <w:t xml:space="preserve">People behind them (some have 2-3 requests)</w:t>
+              <w:t xml:space="preserve">Intern minutes before the 19:51 deadline (Ram 10:00-18:00, Shyam 12:00-19:51)</w:t>
             </w:r>
           </w:p>
         </w:tc>
@@ -404,7 +404,7 @@
                 <w:sz w:val="17"/>
                 <w:szCs w:val="17"/>
               </w:rPr>
-              <w:t xml:space="preserve">~430</w:t>
+              <w:t xml:space="preserve">951</w:t>
             </w:r>
           </w:p>
         </w:tc>
@@ -437,208 +437,7 @@
                 <w:sz w:val="17"/>
                 <w:szCs w:val="17"/>
               </w:rPr>
-              <w:t xml:space="preserve">Demo data; measure</w:t>
-            </w:r>
-          </w:p>
-        </w:tc>
-      </w:tr>
-      <w:tr>
-        <w:tc>
-          <w:tcPr>
-            <w:tcW w:type="dxa" w:w="6400"/>
-            <w:tcBorders>
-              <w:top w:val="single" w:color="BFBFBF" w:sz="4"/>
-              <w:left w:val="single" w:color="BFBFBF" w:sz="4"/>
-              <w:bottom w:val="single" w:color="BFBFBF" w:sz="4"/>
-              <w:right w:val="single" w:color="BFBFBF" w:sz="4"/>
-            </w:tcBorders>
-            <w:tcMar>
-              <w:top w:type="dxa" w:w="50"/>
-              <w:left w:type="dxa" w:w="90"/>
-              <w:bottom w:type="dxa" w:w="50"/>
-              <w:right w:type="dxa" w:w="90"/>
-            </w:tcMar>
-          </w:tcPr>
-          <w:p>
-            <w:pPr>
-              <w:spacing w:after="0" w:line="235"/>
-            </w:pPr>
-            <w:r>
-              <w:rPr>
-                <w:rFonts w:ascii="Arial" w:cs="Arial" w:eastAsia="Arial" w:hAnsi="Arial"/>
-                <w:b w:val="false"/>
-                <w:bCs w:val="false"/>
-                <w:sz w:val="17"/>
-                <w:szCs w:val="17"/>
-              </w:rPr>
-              <w:t xml:space="preserve">Intern minutes before the 19:51 deadline (Ram 10:00-18:00, Shyam 12:00-19:51)</w:t>
-            </w:r>
-          </w:p>
-        </w:tc>
-        <w:tc>
-          <w:tcPr>
-            <w:tcW w:type="dxa" w:w="1700"/>
-            <w:tcBorders>
-              <w:top w:val="single" w:color="BFBFBF" w:sz="4"/>
-              <w:left w:val="single" w:color="BFBFBF" w:sz="4"/>
-              <w:bottom w:val="single" w:color="BFBFBF" w:sz="4"/>
-              <w:right w:val="single" w:color="BFBFBF" w:sz="4"/>
-            </w:tcBorders>
-            <w:tcMar>
-              <w:top w:type="dxa" w:w="50"/>
-              <w:left w:type="dxa" w:w="90"/>
-              <w:bottom w:type="dxa" w:w="50"/>
-              <w:right w:type="dxa" w:w="90"/>
-            </w:tcMar>
-          </w:tcPr>
-          <w:p>
-            <w:pPr>
-              <w:spacing w:after="0" w:line="235"/>
-              <w:jc w:val="right"/>
-            </w:pPr>
-            <w:r>
-              <w:rPr>
-                <w:rFonts w:ascii="Arial" w:cs="Arial" w:eastAsia="Arial" w:hAnsi="Arial"/>
-                <w:b w:val="false"/>
-                <w:bCs w:val="false"/>
-                <w:sz w:val="17"/>
-                <w:szCs w:val="17"/>
-              </w:rPr>
-              <w:t xml:space="preserve">951</w:t>
-            </w:r>
-          </w:p>
-        </w:tc>
-        <w:tc>
-          <w:tcPr>
-            <w:tcW w:type="dxa" w:w="2366"/>
-            <w:tcBorders>
-              <w:top w:val="single" w:color="BFBFBF" w:sz="4"/>
-              <w:left w:val="single" w:color="BFBFBF" w:sz="4"/>
-              <w:bottom w:val="single" w:color="BFBFBF" w:sz="4"/>
-              <w:right w:val="single" w:color="BFBFBF" w:sz="4"/>
-            </w:tcBorders>
-            <w:tcMar>
-              <w:top w:type="dxa" w:w="50"/>
-              <w:left w:type="dxa" w:w="90"/>
-              <w:bottom w:type="dxa" w:w="50"/>
-              <w:right w:type="dxa" w:w="90"/>
-            </w:tcMar>
-          </w:tcPr>
-          <w:p>
-            <w:pPr>
-              <w:spacing w:after="0" w:line="235"/>
-            </w:pPr>
-            <w:r>
-              <w:rPr>
-                <w:rFonts w:ascii="Arial" w:cs="Arial" w:eastAsia="Arial" w:hAnsi="Arial"/>
-                <w:b w:val="false"/>
-                <w:bCs w:val="false"/>
-                <w:sz w:val="17"/>
-                <w:szCs w:val="17"/>
-              </w:rPr>
               <w:t xml:space="preserve">Shifts</w:t>
-            </w:r>
-          </w:p>
-        </w:tc>
-      </w:tr>
-      <w:tr>
-        <w:tc>
-          <w:tcPr>
-            <w:tcW w:type="dxa" w:w="6400"/>
-            <w:tcBorders>
-              <w:top w:val="single" w:color="BFBFBF" w:sz="4"/>
-              <w:left w:val="single" w:color="BFBFBF" w:sz="4"/>
-              <w:bottom w:val="single" w:color="BFBFBF" w:sz="4"/>
-              <w:right w:val="single" w:color="BFBFBF" w:sz="4"/>
-            </w:tcBorders>
-            <w:shd w:fill="F2F2F2" w:color="auto" w:val="clear"/>
-            <w:tcMar>
-              <w:top w:type="dxa" w:w="50"/>
-              <w:left w:type="dxa" w:w="90"/>
-              <w:bottom w:type="dxa" w:w="50"/>
-              <w:right w:type="dxa" w:w="90"/>
-            </w:tcMar>
-          </w:tcPr>
-          <w:p>
-            <w:pPr>
-              <w:spacing w:after="0" w:line="235"/>
-            </w:pPr>
-            <w:r>
-              <w:rPr>
-                <w:rFonts w:ascii="Arial" w:cs="Arial" w:eastAsia="Arial" w:hAnsi="Arial"/>
-                <w:b w:val="false"/>
-                <w:bCs w:val="false"/>
-                <w:sz w:val="17"/>
-                <w:szCs w:val="17"/>
-              </w:rPr>
-              <w:t xml:space="preserve">Minutes per try (call, then WhatsApp if no answer)</w:t>
-            </w:r>
-          </w:p>
-        </w:tc>
-        <w:tc>
-          <w:tcPr>
-            <w:tcW w:type="dxa" w:w="1700"/>
-            <w:tcBorders>
-              <w:top w:val="single" w:color="BFBFBF" w:sz="4"/>
-              <w:left w:val="single" w:color="BFBFBF" w:sz="4"/>
-              <w:bottom w:val="single" w:color="BFBFBF" w:sz="4"/>
-              <w:right w:val="single" w:color="BFBFBF" w:sz="4"/>
-            </w:tcBorders>
-            <w:shd w:fill="F2F2F2" w:color="auto" w:val="clear"/>
-            <w:tcMar>
-              <w:top w:type="dxa" w:w="50"/>
-              <w:left w:type="dxa" w:w="90"/>
-              <w:bottom w:type="dxa" w:w="50"/>
-              <w:right w:type="dxa" w:w="90"/>
-            </w:tcMar>
-          </w:tcPr>
-          <w:p>
-            <w:pPr>
-              <w:spacing w:after="0" w:line="235"/>
-              <w:jc w:val="right"/>
-            </w:pPr>
-            <w:r>
-              <w:rPr>
-                <w:rFonts w:ascii="Arial" w:cs="Arial" w:eastAsia="Arial" w:hAnsi="Arial"/>
-                <w:b w:val="false"/>
-                <w:bCs w:val="false"/>
-                <w:sz w:val="17"/>
-                <w:szCs w:val="17"/>
-              </w:rPr>
-              <w:t xml:space="preserve">4.5</w:t>
-            </w:r>
-          </w:p>
-        </w:tc>
-        <w:tc>
-          <w:tcPr>
-            <w:tcW w:type="dxa" w:w="2366"/>
-            <w:tcBorders>
-              <w:top w:val="single" w:color="BFBFBF" w:sz="4"/>
-              <w:left w:val="single" w:color="BFBFBF" w:sz="4"/>
-              <w:bottom w:val="single" w:color="BFBFBF" w:sz="4"/>
-              <w:right w:val="single" w:color="BFBFBF" w:sz="4"/>
-            </w:tcBorders>
-            <w:shd w:fill="F2F2F2" w:color="auto" w:val="clear"/>
-            <w:tcMar>
-              <w:top w:type="dxa" w:w="50"/>
-              <w:left w:type="dxa" w:w="90"/>
-              <w:bottom w:type="dxa" w:w="50"/>
-              <w:right w:type="dxa" w:w="90"/>
-            </w:tcMar>
-          </w:tcPr>
-          <w:p>
-            <w:pPr>
-              <w:spacing w:after="0" w:line="235"/>
-            </w:pPr>
-            <w:r>
-              <w:rPr>
-                <w:rFonts w:ascii="Arial" w:cs="Arial" w:eastAsia="Arial" w:hAnsi="Arial"/>
-                <w:b w:val="false"/>
-                <w:bCs w:val="false"/>
-                <w:sz w:val="17"/>
-                <w:szCs w:val="17"/>
-              </w:rPr>
-              <w:t xml:space="preserve">Time 20 tries on day 1</w:t>
             </w:r>
           </w:p>
         </w:tc>
@@ -737,7 +536,7 @@
                 <w:sz w:val="17"/>
                 <w:szCs w:val="17"/>
               </w:rPr>
-              <w:t xml:space="preserve">951 / 4.5</w:t>
+              <w:t xml:space="preserve">951 / 4.5 min per try</w:t>
             </w:r>
           </w:p>
         </w:tc>
@@ -772,7 +571,7 @@
                 <w:sz w:val="19"/>
                 <w:szCs w:val="19"/>
               </w:rPr>
-              <w:t xml:space="preserve">Most they could book, even if every single try booked</w:t>
+              <w:t xml:space="preserve">Most they could book, even if every try booked</w:t>
             </w:r>
           </w:p>
         </w:tc>
@@ -839,7 +638,7 @@
                 <w:sz w:val="17"/>
                 <w:szCs w:val="17"/>
               </w:rPr>
-              <w:t xml:space="preserve">210 people x 1.17 requests</w:t>
+              <w:t xml:space="preserve">No behavioural assumption</w:t>
             </w:r>
           </w:p>
         </w:tc>
@@ -873,7 +672,7 @@
                 <w:sz w:val="17"/>
                 <w:szCs w:val="17"/>
               </w:rPr>
-              <w:t xml:space="preserve">Realistic: about half of tries book, and about a quarter of requests are booked by the candidate alone</w:t>
+              <w:t xml:space="preserve">Realistic: about half of first tries say yes; a quarter of requests booked by candidates alone</w:t>
             </w:r>
           </w:p>
         </w:tc>
@@ -938,7 +737,7 @@
                 <w:sz w:val="17"/>
                 <w:szCs w:val="17"/>
               </w:rPr>
-              <w:t xml:space="preserve">Both ASSUMED; measured on day 1</w:t>
+              <w:t xml:space="preserve">ASSUMED; measured day 1</w:t>
             </w:r>
           </w:p>
         </w:tc>
@@ -946,24 +745,16 @@
     </w:tbl>
     <w:p>
       <w:pPr>
-        <w:spacing w:after="60" w:before="70"/>
+        <w:spacing w:after="40" w:before="60"/>
       </w:pPr>
       <w:r>
         <w:rPr>
           <w:rFonts w:ascii="Arial" w:cs="Arial" w:eastAsia="Arial" w:hAnsi="Arial"/>
-          <w:sz w:val="18"/>
-          <w:szCs w:val="18"/>
+          <w:color w:val="595959"/>
+          <w:sz w:val="17"/>
+          <w:szCs w:val="17"/>
         </w:rPr>
-        <w:t xml:space="preserve">The ceiling of ~49% needs no assumption about candidates. To reach 80% with two interns, candidates would have to book over 30% of requests themselves, even if every call succeeded. </w:t>
-      </w:r>
-      <w:r>
-        <w:rPr>
-          <w:rFonts w:ascii="Arial" w:cs="Arial" w:eastAsia="Arial" w:hAnsi="Arial"/>
-          <w:color w:val="595959"/>
-          <w:sz w:val="18"/>
-          <w:szCs w:val="18"/>
-        </w:rPr>
-        <w:t xml:space="preserve">I do not quote simulation results as evidence here: the simulator and the dry-run bot use the same assumed rates, so they cannot confirm them.</w:t>
+        <w:t xml:space="preserve">The simulated test day delivered 42-48% (without and with the evening message). That only shows the sheet works: the test bot uses the same assumed rates, so it is not evidence about real candidates.</w:t>
       </w:r>
     </w:p>
     <w:p>
@@ -984,7 +775,20 @@
           <w:sz w:val="23"/>
           <w:szCs w:val="23"/>
         </w:rPr>
-        <w:t xml:space="preserve">2. What closing the gap costs</w:t>
+        <w:t xml:space="preserve">2. How the system reaches 80%, and what if it can't</w:t>
+      </w:r>
+    </w:p>
+    <w:p>
+      <w:pPr>
+        <w:spacing w:after="90" w:line="260"/>
+      </w:pPr>
+      <w:r>
+        <w:rPr>
+          <w:rFonts w:ascii="Arial" w:cs="Arial" w:eastAsia="Arial" w:hAnsi="Arial"/>
+          <w:sz w:val="19"/>
+          <w:szCs w:val="19"/>
+        </w:rPr>
+        <w:t xml:space="preserve">A plain arithmetic model (analysis/scenarios.py, no simulation) gives the share scheduled within 24 hours. The dashboard runs the same calculation live with the measured rates.</w:t>
       </w:r>
     </w:p>
     <w:tbl>
@@ -1000,9 +804,14 @@
         </w:tblBorders>
       </w:tblPr>
       <w:tblGrid>
-        <w:gridCol w:w="6400"/>
+        <w:gridCol w:w="1500"/>
+        <w:gridCol w:w="1300"/>
         <w:gridCol w:w="1700"/>
-        <w:gridCol w:w="2366"/>
+        <w:gridCol w:w="1050"/>
+        <w:gridCol w:w="1050"/>
+        <w:gridCol w:w="1050"/>
+        <w:gridCol w:w="1300"/>
+        <w:gridCol w:w="1516"/>
       </w:tblGrid>
       <w:tr>
         <w:trPr>
@@ -1010,7 +819,7 @@
         </w:trPr>
         <w:tc>
           <w:tcPr>
-            <w:tcW w:type="dxa" w:w="6400"/>
+            <w:tcW w:type="dxa" w:w="1500"/>
             <w:tcBorders>
               <w:top w:val="single" w:color="BFBFBF" w:sz="4"/>
               <w:left w:val="single" w:color="BFBFBF" w:sz="4"/>
@@ -1038,13 +847,13 @@
                 <w:sz w:val="17"/>
                 <w:szCs w:val="17"/>
               </w:rPr>
-              <w:t xml:space="preserve">Item</w:t>
-            </w:r>
-          </w:p>
-        </w:tc>
-        <w:tc>
-          <w:tcPr>
-            <w:tcW w:type="dxa" w:w="1700"/>
+              <w:t xml:space="preserve">Candidates self-book</w:t>
+            </w:r>
+          </w:p>
+        </w:tc>
+        <w:tc>
+          <w:tcPr>
+            <w:tcW w:type="dxa" w:w="1300"/>
             <w:tcBorders>
               <w:top w:val="single" w:color="BFBFBF" w:sz="4"/>
               <w:left w:val="single" w:color="BFBFBF" w:sz="4"/>
@@ -1072,13 +881,13 @@
                 <w:sz w:val="17"/>
                 <w:szCs w:val="17"/>
               </w:rPr>
-              <w:t xml:space="preserve">Per day</w:t>
-            </w:r>
-          </w:p>
-        </w:tc>
-        <w:tc>
-          <w:tcPr>
-            <w:tcW w:type="dxa" w:w="2366"/>
+              <w:t xml:space="preserve">Try 1: says yes</w:t>
+            </w:r>
+          </w:p>
+        </w:tc>
+        <w:tc>
+          <w:tcPr>
+            <w:tcW w:type="dxa" w:w="1700"/>
             <w:tcBorders>
               <w:top w:val="single" w:color="BFBFBF" w:sz="4"/>
               <w:left w:val="single" w:color="BFBFBF" w:sz="4"/>
@@ -1106,7 +915,177 @@
                 <w:sz w:val="17"/>
                 <w:szCs w:val="17"/>
               </w:rPr>
-              <w:t xml:space="preserve">Basis</w:t>
+              <w:t xml:space="preserve">Later tries keep</w:t>
+            </w:r>
+          </w:p>
+        </w:tc>
+        <w:tc>
+          <w:tcPr>
+            <w:tcW w:type="dxa" w:w="1050"/>
+            <w:tcBorders>
+              <w:top w:val="single" w:color="BFBFBF" w:sz="4"/>
+              <w:left w:val="single" w:color="BFBFBF" w:sz="4"/>
+              <w:bottom w:val="single" w:color="BFBFBF" w:sz="4"/>
+              <w:right w:val="single" w:color="BFBFBF" w:sz="4"/>
+            </w:tcBorders>
+            <w:shd w:fill="1F3864" w:color="auto" w:val="clear"/>
+            <w:tcMar>
+              <w:top w:type="dxa" w:w="50"/>
+              <w:left w:type="dxa" w:w="90"/>
+              <w:bottom w:type="dxa" w:w="50"/>
+              <w:right w:type="dxa" w:w="90"/>
+            </w:tcMar>
+          </w:tcPr>
+          <w:p>
+            <w:pPr>
+              <w:spacing w:after="0" w:line="235"/>
+            </w:pPr>
+            <w:r>
+              <w:rPr>
+                <w:rFonts w:ascii="Arial" w:cs="Arial" w:eastAsia="Arial" w:hAnsi="Arial"/>
+                <w:b/>
+                <w:bCs/>
+                <w:color w:val="FFFFFF"/>
+                <w:sz w:val="17"/>
+                <w:szCs w:val="17"/>
+              </w:rPr>
+              <w:t xml:space="preserve">2 interns</w:t>
+            </w:r>
+          </w:p>
+        </w:tc>
+        <w:tc>
+          <w:tcPr>
+            <w:tcW w:type="dxa" w:w="1050"/>
+            <w:tcBorders>
+              <w:top w:val="single" w:color="BFBFBF" w:sz="4"/>
+              <w:left w:val="single" w:color="BFBFBF" w:sz="4"/>
+              <w:bottom w:val="single" w:color="BFBFBF" w:sz="4"/>
+              <w:right w:val="single" w:color="BFBFBF" w:sz="4"/>
+            </w:tcBorders>
+            <w:shd w:fill="1F3864" w:color="auto" w:val="clear"/>
+            <w:tcMar>
+              <w:top w:type="dxa" w:w="50"/>
+              <w:left w:type="dxa" w:w="90"/>
+              <w:bottom w:type="dxa" w:w="50"/>
+              <w:right w:type="dxa" w:w="90"/>
+            </w:tcMar>
+          </w:tcPr>
+          <w:p>
+            <w:pPr>
+              <w:spacing w:after="0" w:line="235"/>
+            </w:pPr>
+            <w:r>
+              <w:rPr>
+                <w:rFonts w:ascii="Arial" w:cs="Arial" w:eastAsia="Arial" w:hAnsi="Arial"/>
+                <w:b/>
+                <w:bCs/>
+                <w:color w:val="FFFFFF"/>
+                <w:sz w:val="17"/>
+                <w:szCs w:val="17"/>
+              </w:rPr>
+              <w:t xml:space="preserve">4 interns</w:t>
+            </w:r>
+          </w:p>
+        </w:tc>
+        <w:tc>
+          <w:tcPr>
+            <w:tcW w:type="dxa" w:w="1050"/>
+            <w:tcBorders>
+              <w:top w:val="single" w:color="BFBFBF" w:sz="4"/>
+              <w:left w:val="single" w:color="BFBFBF" w:sz="4"/>
+              <w:bottom w:val="single" w:color="BFBFBF" w:sz="4"/>
+              <w:right w:val="single" w:color="BFBFBF" w:sz="4"/>
+            </w:tcBorders>
+            <w:shd w:fill="1F3864" w:color="auto" w:val="clear"/>
+            <w:tcMar>
+              <w:top w:type="dxa" w:w="50"/>
+              <w:left w:type="dxa" w:w="90"/>
+              <w:bottom w:type="dxa" w:w="50"/>
+              <w:right w:type="dxa" w:w="90"/>
+            </w:tcMar>
+          </w:tcPr>
+          <w:p>
+            <w:pPr>
+              <w:spacing w:after="0" w:line="235"/>
+            </w:pPr>
+            <w:r>
+              <w:rPr>
+                <w:rFonts w:ascii="Arial" w:cs="Arial" w:eastAsia="Arial" w:hAnsi="Arial"/>
+                <w:b/>
+                <w:bCs/>
+                <w:color w:val="FFFFFF"/>
+                <w:sz w:val="17"/>
+                <w:szCs w:val="17"/>
+              </w:rPr>
+              <w:t xml:space="preserve">6 interns</w:t>
+            </w:r>
+          </w:p>
+        </w:tc>
+        <w:tc>
+          <w:tcPr>
+            <w:tcW w:type="dxa" w:w="1300"/>
+            <w:tcBorders>
+              <w:top w:val="single" w:color="BFBFBF" w:sz="4"/>
+              <w:left w:val="single" w:color="BFBFBF" w:sz="4"/>
+              <w:bottom w:val="single" w:color="BFBFBF" w:sz="4"/>
+              <w:right w:val="single" w:color="BFBFBF" w:sz="4"/>
+            </w:tcBorders>
+            <w:shd w:fill="1F3864" w:color="auto" w:val="clear"/>
+            <w:tcMar>
+              <w:top w:type="dxa" w:w="50"/>
+              <w:left w:type="dxa" w:w="90"/>
+              <w:bottom w:type="dxa" w:w="50"/>
+              <w:right w:type="dxa" w:w="90"/>
+            </w:tcMar>
+          </w:tcPr>
+          <w:p>
+            <w:pPr>
+              <w:spacing w:after="0" w:line="235"/>
+            </w:pPr>
+            <w:r>
+              <w:rPr>
+                <w:rFonts w:ascii="Arial" w:cs="Arial" w:eastAsia="Arial" w:hAnsi="Arial"/>
+                <w:b/>
+                <w:bCs/>
+                <w:color w:val="FFFFFF"/>
+                <w:sz w:val="17"/>
+                <w:szCs w:val="17"/>
+              </w:rPr>
+              <w:t xml:space="preserve">Best case</w:t>
+            </w:r>
+          </w:p>
+        </w:tc>
+        <w:tc>
+          <w:tcPr>
+            <w:tcW w:type="dxa" w:w="1516"/>
+            <w:tcBorders>
+              <w:top w:val="single" w:color="BFBFBF" w:sz="4"/>
+              <w:left w:val="single" w:color="BFBFBF" w:sz="4"/>
+              <w:bottom w:val="single" w:color="BFBFBF" w:sz="4"/>
+              <w:right w:val="single" w:color="BFBFBF" w:sz="4"/>
+            </w:tcBorders>
+            <w:shd w:fill="1F3864" w:color="auto" w:val="clear"/>
+            <w:tcMar>
+              <w:top w:type="dxa" w:w="50"/>
+              <w:left w:type="dxa" w:w="90"/>
+              <w:bottom w:type="dxa" w:w="50"/>
+              <w:right w:type="dxa" w:w="90"/>
+            </w:tcMar>
+          </w:tcPr>
+          <w:p>
+            <w:pPr>
+              <w:spacing w:after="0" w:line="235"/>
+            </w:pPr>
+            <w:r>
+              <w:rPr>
+                <w:rFonts w:ascii="Arial" w:cs="Arial" w:eastAsia="Arial" w:hAnsi="Arial"/>
+                <w:b/>
+                <w:bCs/>
+                <w:color w:val="FFFFFF"/>
+                <w:sz w:val="17"/>
+                <w:szCs w:val="17"/>
+              </w:rPr>
+              <w:t xml:space="preserve">Interns for 80%</w:t>
             </w:r>
           </w:p>
         </w:tc>
@@ -1114,33 +1093,65 @@
       <w:tr>
         <w:tc>
           <w:tcPr>
-            <w:tcW w:type="dxa" w:w="6400"/>
-            <w:tcBorders>
-              <w:top w:val="single" w:color="BFBFBF" w:sz="4"/>
-              <w:left w:val="single" w:color="BFBFBF" w:sz="4"/>
-              <w:bottom w:val="single" w:color="BFBFBF" w:sz="4"/>
-              <w:right w:val="single" w:color="BFBFBF" w:sz="4"/>
-            </w:tcBorders>
-            <w:tcMar>
-              <w:top w:type="dxa" w:w="50"/>
-              <w:left w:type="dxa" w:w="90"/>
-              <w:bottom w:type="dxa" w:w="50"/>
-              <w:right w:type="dxa" w:w="90"/>
-            </w:tcMar>
-          </w:tcPr>
-          <w:p>
-            <w:pPr>
-              <w:spacing w:after="0" w:line="235"/>
-            </w:pPr>
-            <w:r>
-              <w:rPr>
-                <w:rFonts w:ascii="Arial" w:cs="Arial" w:eastAsia="Arial" w:hAnsi="Arial"/>
-                <w:b w:val="false"/>
-                <w:bCs w:val="false"/>
-                <w:sz w:val="17"/>
-                <w:szCs w:val="17"/>
-              </w:rPr>
-              <w:t xml:space="preserve">One intern (Rs 20,000 a month, 22 days)</w:t>
+            <w:tcW w:type="dxa" w:w="1500"/>
+            <w:tcBorders>
+              <w:top w:val="single" w:color="BFBFBF" w:sz="4"/>
+              <w:left w:val="single" w:color="BFBFBF" w:sz="4"/>
+              <w:bottom w:val="single" w:color="BFBFBF" w:sz="4"/>
+              <w:right w:val="single" w:color="BFBFBF" w:sz="4"/>
+            </w:tcBorders>
+            <w:tcMar>
+              <w:top w:type="dxa" w:w="50"/>
+              <w:left w:type="dxa" w:w="90"/>
+              <w:bottom w:type="dxa" w:w="50"/>
+              <w:right w:type="dxa" w:w="90"/>
+            </w:tcMar>
+          </w:tcPr>
+          <w:p>
+            <w:pPr>
+              <w:spacing w:after="0" w:line="235"/>
+            </w:pPr>
+            <w:r>
+              <w:rPr>
+                <w:rFonts w:ascii="Arial" w:cs="Arial" w:eastAsia="Arial" w:hAnsi="Arial"/>
+                <w:b w:val="false"/>
+                <w:bCs w:val="false"/>
+                <w:sz w:val="17"/>
+                <w:szCs w:val="17"/>
+              </w:rPr>
+              <w:t xml:space="preserve">25%</w:t>
+            </w:r>
+          </w:p>
+        </w:tc>
+        <w:tc>
+          <w:tcPr>
+            <w:tcW w:type="dxa" w:w="1300"/>
+            <w:tcBorders>
+              <w:top w:val="single" w:color="BFBFBF" w:sz="4"/>
+              <w:left w:val="single" w:color="BFBFBF" w:sz="4"/>
+              <w:bottom w:val="single" w:color="BFBFBF" w:sz="4"/>
+              <w:right w:val="single" w:color="BFBFBF" w:sz="4"/>
+            </w:tcBorders>
+            <w:tcMar>
+              <w:top w:type="dxa" w:w="50"/>
+              <w:left w:type="dxa" w:w="90"/>
+              <w:bottom w:type="dxa" w:w="50"/>
+              <w:right w:type="dxa" w:w="90"/>
+            </w:tcMar>
+          </w:tcPr>
+          <w:p>
+            <w:pPr>
+              <w:spacing w:after="0" w:line="235"/>
+            </w:pPr>
+            <w:r>
+              <w:rPr>
+                <w:rFonts w:ascii="Arial" w:cs="Arial" w:eastAsia="Arial" w:hAnsi="Arial"/>
+                <w:b w:val="false"/>
+                <w:bCs w:val="false"/>
+                <w:sz w:val="17"/>
+                <w:szCs w:val="17"/>
+              </w:rPr>
+              <w:t xml:space="preserve">45%</w:t>
             </w:r>
           </w:p>
         </w:tc>
@@ -1163,6 +1174,38 @@
           <w:p>
             <w:pPr>
               <w:spacing w:after="0" w:line="235"/>
+            </w:pPr>
+            <w:r>
+              <w:rPr>
+                <w:rFonts w:ascii="Arial" w:cs="Arial" w:eastAsia="Arial" w:hAnsi="Arial"/>
+                <w:b w:val="false"/>
+                <w:bCs w:val="false"/>
+                <w:sz w:val="17"/>
+                <w:szCs w:val="17"/>
+              </w:rPr>
+              <w:t xml:space="preserve">100%</w:t>
+            </w:r>
+          </w:p>
+        </w:tc>
+        <w:tc>
+          <w:tcPr>
+            <w:tcW w:type="dxa" w:w="1050"/>
+            <w:tcBorders>
+              <w:top w:val="single" w:color="BFBFBF" w:sz="4"/>
+              <w:left w:val="single" w:color="BFBFBF" w:sz="4"/>
+              <w:bottom w:val="single" w:color="BFBFBF" w:sz="4"/>
+              <w:right w:val="single" w:color="BFBFBF" w:sz="4"/>
+            </w:tcBorders>
+            <w:tcMar>
+              <w:top w:type="dxa" w:w="50"/>
+              <w:left w:type="dxa" w:w="90"/>
+              <w:bottom w:type="dxa" w:w="50"/>
+              <w:right w:type="dxa" w:w="90"/>
+            </w:tcMar>
+          </w:tcPr>
+          <w:p>
+            <w:pPr>
+              <w:spacing w:after="0" w:line="235"/>
               <w:jc w:val="right"/>
             </w:pPr>
             <w:r>
@@ -1173,39 +1216,138 @@
                 <w:sz w:val="17"/>
                 <w:szCs w:val="17"/>
               </w:rPr>
-              <w:t xml:space="preserve">Rs 909</w:t>
-            </w:r>
-          </w:p>
-        </w:tc>
-        <w:tc>
-          <w:tcPr>
-            <w:tcW w:type="dxa" w:w="2366"/>
-            <w:tcBorders>
-              <w:top w:val="single" w:color="BFBFBF" w:sz="4"/>
-              <w:left w:val="single" w:color="BFBFBF" w:sz="4"/>
-              <w:bottom w:val="single" w:color="BFBFBF" w:sz="4"/>
-              <w:right w:val="single" w:color="BFBFBF" w:sz="4"/>
-            </w:tcBorders>
-            <w:tcMar>
-              <w:top w:type="dxa" w:w="50"/>
-              <w:left w:type="dxa" w:w="90"/>
-              <w:bottom w:type="dxa" w:w="50"/>
-              <w:right w:type="dxa" w:w="90"/>
-            </w:tcMar>
-          </w:tcPr>
-          <w:p>
-            <w:pPr>
-              <w:spacing w:after="0" w:line="235"/>
-            </w:pPr>
-            <w:r>
-              <w:rPr>
-                <w:rFonts w:ascii="Arial" w:cs="Arial" w:eastAsia="Arial" w:hAnsi="Arial"/>
-                <w:b w:val="false"/>
-                <w:bCs w:val="false"/>
-                <w:sz w:val="17"/>
-                <w:szCs w:val="17"/>
-              </w:rPr>
-              <w:t xml:space="preserve">Advertised Bengaluru stipends</w:t>
+              <w:t xml:space="preserve">47%</w:t>
+            </w:r>
+          </w:p>
+        </w:tc>
+        <w:tc>
+          <w:tcPr>
+            <w:tcW w:type="dxa" w:w="1050"/>
+            <w:tcBorders>
+              <w:top w:val="single" w:color="BFBFBF" w:sz="4"/>
+              <w:left w:val="single" w:color="BFBFBF" w:sz="4"/>
+              <w:bottom w:val="single" w:color="BFBFBF" w:sz="4"/>
+              <w:right w:val="single" w:color="BFBFBF" w:sz="4"/>
+            </w:tcBorders>
+            <w:tcMar>
+              <w:top w:type="dxa" w:w="50"/>
+              <w:left w:type="dxa" w:w="90"/>
+              <w:bottom w:type="dxa" w:w="50"/>
+              <w:right w:type="dxa" w:w="90"/>
+            </w:tcMar>
+          </w:tcPr>
+          <w:p>
+            <w:pPr>
+              <w:spacing w:after="0" w:line="235"/>
+              <w:jc w:val="right"/>
+            </w:pPr>
+            <w:r>
+              <w:rPr>
+                <w:rFonts w:ascii="Arial" w:cs="Arial" w:eastAsia="Arial" w:hAnsi="Arial"/>
+                <w:b w:val="false"/>
+                <w:bCs w:val="false"/>
+                <w:sz w:val="17"/>
+                <w:szCs w:val="17"/>
+              </w:rPr>
+              <w:t xml:space="preserve">70%</w:t>
+            </w:r>
+          </w:p>
+        </w:tc>
+        <w:tc>
+          <w:tcPr>
+            <w:tcW w:type="dxa" w:w="1050"/>
+            <w:tcBorders>
+              <w:top w:val="single" w:color="BFBFBF" w:sz="4"/>
+              <w:left w:val="single" w:color="BFBFBF" w:sz="4"/>
+              <w:bottom w:val="single" w:color="BFBFBF" w:sz="4"/>
+              <w:right w:val="single" w:color="BFBFBF" w:sz="4"/>
+            </w:tcBorders>
+            <w:tcMar>
+              <w:top w:type="dxa" w:w="50"/>
+              <w:left w:type="dxa" w:w="90"/>
+              <w:bottom w:type="dxa" w:w="50"/>
+              <w:right w:type="dxa" w:w="90"/>
+            </w:tcMar>
+          </w:tcPr>
+          <w:p>
+            <w:pPr>
+              <w:spacing w:after="0" w:line="235"/>
+              <w:jc w:val="right"/>
+            </w:pPr>
+            <w:r>
+              <w:rPr>
+                <w:rFonts w:ascii="Arial" w:cs="Arial" w:eastAsia="Arial" w:hAnsi="Arial"/>
+                <w:b w:val="false"/>
+                <w:bCs w:val="false"/>
+                <w:sz w:val="17"/>
+                <w:szCs w:val="17"/>
+              </w:rPr>
+              <w:t xml:space="preserve">86%</w:t>
+            </w:r>
+          </w:p>
+        </w:tc>
+        <w:tc>
+          <w:tcPr>
+            <w:tcW w:type="dxa" w:w="1300"/>
+            <w:tcBorders>
+              <w:top w:val="single" w:color="BFBFBF" w:sz="4"/>
+              <w:left w:val="single" w:color="BFBFBF" w:sz="4"/>
+              <w:bottom w:val="single" w:color="BFBFBF" w:sz="4"/>
+              <w:right w:val="single" w:color="BFBFBF" w:sz="4"/>
+            </w:tcBorders>
+            <w:tcMar>
+              <w:top w:type="dxa" w:w="50"/>
+              <w:left w:type="dxa" w:w="90"/>
+              <w:bottom w:type="dxa" w:w="50"/>
+              <w:right w:type="dxa" w:w="90"/>
+            </w:tcMar>
+          </w:tcPr>
+          <w:p>
+            <w:pPr>
+              <w:spacing w:after="0" w:line="235"/>
+              <w:jc w:val="right"/>
+            </w:pPr>
+            <w:r>
+              <w:rPr>
+                <w:rFonts w:ascii="Arial" w:cs="Arial" w:eastAsia="Arial" w:hAnsi="Arial"/>
+                <w:b w:val="false"/>
+                <w:bCs w:val="false"/>
+                <w:sz w:val="17"/>
+                <w:szCs w:val="17"/>
+              </w:rPr>
+              <w:t xml:space="preserve">86%</w:t>
+            </w:r>
+          </w:p>
+        </w:tc>
+        <w:tc>
+          <w:tcPr>
+            <w:tcW w:type="dxa" w:w="1516"/>
+            <w:tcBorders>
+              <w:top w:val="single" w:color="BFBFBF" w:sz="4"/>
+              <w:left w:val="single" w:color="BFBFBF" w:sz="4"/>
+              <w:bottom w:val="single" w:color="BFBFBF" w:sz="4"/>
+              <w:right w:val="single" w:color="BFBFBF" w:sz="4"/>
+            </w:tcBorders>
+            <w:tcMar>
+              <w:top w:type="dxa" w:w="50"/>
+              <w:left w:type="dxa" w:w="90"/>
+              <w:bottom w:type="dxa" w:w="50"/>
+              <w:right w:type="dxa" w:w="90"/>
+            </w:tcMar>
+          </w:tcPr>
+          <w:p>
+            <w:pPr>
+              <w:spacing w:after="0" w:line="235"/>
+            </w:pPr>
+            <w:r>
+              <w:rPr>
+                <w:rFonts w:ascii="Arial" w:cs="Arial" w:eastAsia="Arial" w:hAnsi="Arial"/>
+                <w:b w:val="false"/>
+                <w:bCs w:val="false"/>
+                <w:sz w:val="17"/>
+                <w:szCs w:val="17"/>
+              </w:rPr>
+              <w:t xml:space="preserve">5</w:t>
             </w:r>
           </w:p>
         </w:tc>
@@ -1213,7 +1355,7 @@
       <w:tr>
         <w:tc>
           <w:tcPr>
-            <w:tcW w:type="dxa" w:w="6400"/>
+            <w:tcW w:type="dxa" w:w="1500"/>
             <w:tcBorders>
               <w:top w:val="single" w:color="BFBFBF" w:sz="4"/>
               <w:left w:val="single" w:color="BFBFBF" w:sz="4"/>
@@ -1240,7 +1382,40 @@
                 <w:sz w:val="17"/>
                 <w:szCs w:val="17"/>
               </w:rPr>
-              <w:t xml:space="preserve">Cost of one try / of one interview booked by an intern</w:t>
+              <w:t xml:space="preserve">25%</w:t>
+            </w:r>
+          </w:p>
+        </w:tc>
+        <w:tc>
+          <w:tcPr>
+            <w:tcW w:type="dxa" w:w="1300"/>
+            <w:tcBorders>
+              <w:top w:val="single" w:color="BFBFBF" w:sz="4"/>
+              <w:left w:val="single" w:color="BFBFBF" w:sz="4"/>
+              <w:bottom w:val="single" w:color="BFBFBF" w:sz="4"/>
+              <w:right w:val="single" w:color="BFBFBF" w:sz="4"/>
+            </w:tcBorders>
+            <w:shd w:fill="F2F2F2" w:color="auto" w:val="clear"/>
+            <w:tcMar>
+              <w:top w:type="dxa" w:w="50"/>
+              <w:left w:type="dxa" w:w="90"/>
+              <w:bottom w:type="dxa" w:w="50"/>
+              <w:right w:type="dxa" w:w="90"/>
+            </w:tcMar>
+          </w:tcPr>
+          <w:p>
+            <w:pPr>
+              <w:spacing w:after="0" w:line="235"/>
+            </w:pPr>
+            <w:r>
+              <w:rPr>
+                <w:rFonts w:ascii="Arial" w:cs="Arial" w:eastAsia="Arial" w:hAnsi="Arial"/>
+                <w:b w:val="false"/>
+                <w:bCs w:val="false"/>
+                <w:sz w:val="17"/>
+                <w:szCs w:val="17"/>
+              </w:rPr>
+              <w:t xml:space="preserve">45%</w:t>
             </w:r>
           </w:p>
         </w:tc>
@@ -1264,6 +1439,39 @@
           <w:p>
             <w:pPr>
               <w:spacing w:after="0" w:line="235"/>
+            </w:pPr>
+            <w:r>
+              <w:rPr>
+                <w:rFonts w:ascii="Arial" w:cs="Arial" w:eastAsia="Arial" w:hAnsi="Arial"/>
+                <w:b w:val="false"/>
+                <w:bCs w:val="false"/>
+                <w:sz w:val="17"/>
+                <w:szCs w:val="17"/>
+              </w:rPr>
+              <w:t xml:space="preserve">70%</w:t>
+            </w:r>
+          </w:p>
+        </w:tc>
+        <w:tc>
+          <w:tcPr>
+            <w:tcW w:type="dxa" w:w="1050"/>
+            <w:tcBorders>
+              <w:top w:val="single" w:color="BFBFBF" w:sz="4"/>
+              <w:left w:val="single" w:color="BFBFBF" w:sz="4"/>
+              <w:bottom w:val="single" w:color="BFBFBF" w:sz="4"/>
+              <w:right w:val="single" w:color="BFBFBF" w:sz="4"/>
+            </w:tcBorders>
+            <w:shd w:fill="F2F2F2" w:color="auto" w:val="clear"/>
+            <w:tcMar>
+              <w:top w:type="dxa" w:w="50"/>
+              <w:left w:type="dxa" w:w="90"/>
+              <w:bottom w:type="dxa" w:w="50"/>
+              <w:right w:type="dxa" w:w="90"/>
+            </w:tcMar>
+          </w:tcPr>
+          <w:p>
+            <w:pPr>
+              <w:spacing w:after="0" w:line="235"/>
               <w:jc w:val="right"/>
             </w:pPr>
             <w:r>
@@ -1274,13 +1482,13 @@
                 <w:sz w:val="17"/>
                 <w:szCs w:val="17"/>
               </w:rPr>
-              <w:t xml:space="preserve">Rs 9 / Rs 20</w:t>
-            </w:r>
-          </w:p>
-        </w:tc>
-        <w:tc>
-          <w:tcPr>
-            <w:tcW w:type="dxa" w:w="2366"/>
+              <w:t xml:space="preserve">47%</w:t>
+            </w:r>
+          </w:p>
+        </w:tc>
+        <w:tc>
+          <w:tcPr>
+            <w:tcW w:type="dxa" w:w="1050"/>
             <w:tcBorders>
               <w:top w:val="single" w:color="BFBFBF" w:sz="4"/>
               <w:left w:val="single" w:color="BFBFBF" w:sz="4"/>
@@ -1298,16 +1506,118 @@
           <w:p>
             <w:pPr>
               <w:spacing w:after="0" w:line="235"/>
-            </w:pPr>
-            <w:r>
-              <w:rPr>
-                <w:rFonts w:ascii="Arial" w:cs="Arial" w:eastAsia="Arial" w:hAnsi="Arial"/>
-                <w:b w:val="false"/>
-                <w:bCs w:val="false"/>
-                <w:sz w:val="17"/>
-                <w:szCs w:val="17"/>
-              </w:rPr>
-              <w:t xml:space="preserve">~105 tries per intern-day</w:t>
+              <w:jc w:val="right"/>
+            </w:pPr>
+            <w:r>
+              <w:rPr>
+                <w:rFonts w:ascii="Arial" w:cs="Arial" w:eastAsia="Arial" w:hAnsi="Arial"/>
+                <w:b w:val="false"/>
+                <w:bCs w:val="false"/>
+                <w:sz w:val="17"/>
+                <w:szCs w:val="17"/>
+              </w:rPr>
+              <w:t xml:space="preserve">66%</w:t>
+            </w:r>
+          </w:p>
+        </w:tc>
+        <w:tc>
+          <w:tcPr>
+            <w:tcW w:type="dxa" w:w="1050"/>
+            <w:tcBorders>
+              <w:top w:val="single" w:color="BFBFBF" w:sz="4"/>
+              <w:left w:val="single" w:color="BFBFBF" w:sz="4"/>
+              <w:bottom w:val="single" w:color="BFBFBF" w:sz="4"/>
+              <w:right w:val="single" w:color="BFBFBF" w:sz="4"/>
+            </w:tcBorders>
+            <w:shd w:fill="F2F2F2" w:color="auto" w:val="clear"/>
+            <w:tcMar>
+              <w:top w:type="dxa" w:w="50"/>
+              <w:left w:type="dxa" w:w="90"/>
+              <w:bottom w:type="dxa" w:w="50"/>
+              <w:right w:type="dxa" w:w="90"/>
+            </w:tcMar>
+          </w:tcPr>
+          <w:p>
+            <w:pPr>
+              <w:spacing w:after="0" w:line="235"/>
+              <w:jc w:val="right"/>
+            </w:pPr>
+            <w:r>
+              <w:rPr>
+                <w:rFonts w:ascii="Arial" w:cs="Arial" w:eastAsia="Arial" w:hAnsi="Arial"/>
+                <w:b w:val="false"/>
+                <w:bCs w:val="false"/>
+                <w:sz w:val="17"/>
+                <w:szCs w:val="17"/>
+              </w:rPr>
+              <w:t xml:space="preserve">76%</w:t>
+            </w:r>
+          </w:p>
+        </w:tc>
+        <w:tc>
+          <w:tcPr>
+            <w:tcW w:type="dxa" w:w="1300"/>
+            <w:tcBorders>
+              <w:top w:val="single" w:color="BFBFBF" w:sz="4"/>
+              <w:left w:val="single" w:color="BFBFBF" w:sz="4"/>
+              <w:bottom w:val="single" w:color="BFBFBF" w:sz="4"/>
+              <w:right w:val="single" w:color="BFBFBF" w:sz="4"/>
+            </w:tcBorders>
+            <w:shd w:fill="F2F2F2" w:color="auto" w:val="clear"/>
+            <w:tcMar>
+              <w:top w:type="dxa" w:w="50"/>
+              <w:left w:type="dxa" w:w="90"/>
+              <w:bottom w:type="dxa" w:w="50"/>
+              <w:right w:type="dxa" w:w="90"/>
+            </w:tcMar>
+          </w:tcPr>
+          <w:p>
+            <w:pPr>
+              <w:spacing w:after="0" w:line="235"/>
+              <w:jc w:val="right"/>
+            </w:pPr>
+            <w:r>
+              <w:rPr>
+                <w:rFonts w:ascii="Arial" w:cs="Arial" w:eastAsia="Arial" w:hAnsi="Arial"/>
+                <w:b w:val="false"/>
+                <w:bCs w:val="false"/>
+                <w:sz w:val="17"/>
+                <w:szCs w:val="17"/>
+              </w:rPr>
+              <w:t xml:space="preserve">76%</w:t>
+            </w:r>
+          </w:p>
+        </w:tc>
+        <w:tc>
+          <w:tcPr>
+            <w:tcW w:type="dxa" w:w="1516"/>
+            <w:tcBorders>
+              <w:top w:val="single" w:color="BFBFBF" w:sz="4"/>
+              <w:left w:val="single" w:color="BFBFBF" w:sz="4"/>
+              <w:bottom w:val="single" w:color="BFBFBF" w:sz="4"/>
+              <w:right w:val="single" w:color="BFBFBF" w:sz="4"/>
+            </w:tcBorders>
+            <w:shd w:fill="F2F2F2" w:color="auto" w:val="clear"/>
+            <w:tcMar>
+              <w:top w:type="dxa" w:w="50"/>
+              <w:left w:type="dxa" w:w="90"/>
+              <w:bottom w:type="dxa" w:w="50"/>
+              <w:right w:type="dxa" w:w="90"/>
+            </w:tcMar>
+          </w:tcPr>
+          <w:p>
+            <w:pPr>
+              <w:spacing w:after="0" w:line="235"/>
+            </w:pPr>
+            <w:r>
+              <w:rPr>
+                <w:rFonts w:ascii="Arial" w:cs="Arial" w:eastAsia="Arial" w:hAnsi="Arial"/>
+                <w:b/>
+                <w:bCs/>
+                <w:sz w:val="19"/>
+                <w:szCs w:val="19"/>
+              </w:rPr>
+              <w:t xml:space="preserve">not reachable</w:t>
             </w:r>
           </w:p>
         </w:tc>
@@ -1315,33 +1625,65 @@
       <w:tr>
         <w:tc>
           <w:tcPr>
-            <w:tcW w:type="dxa" w:w="6400"/>
-            <w:tcBorders>
-              <w:top w:val="single" w:color="BFBFBF" w:sz="4"/>
-              <w:left w:val="single" w:color="BFBFBF" w:sz="4"/>
-              <w:bottom w:val="single" w:color="BFBFBF" w:sz="4"/>
-              <w:right w:val="single" w:color="BFBFBF" w:sz="4"/>
-            </w:tcBorders>
-            <w:tcMar>
-              <w:top w:type="dxa" w:w="50"/>
-              <w:left w:type="dxa" w:w="90"/>
-              <w:bottom w:type="dxa" w:w="50"/>
-              <w:right w:type="dxa" w:w="90"/>
-            </w:tcMar>
-          </w:tcPr>
-          <w:p>
-            <w:pPr>
-              <w:spacing w:after="0" w:line="235"/>
-            </w:pPr>
-            <w:r>
-              <w:rPr>
-                <w:rFonts w:ascii="Arial" w:cs="Arial" w:eastAsia="Arial" w:hAnsi="Arial"/>
-                <w:b w:val="false"/>
-                <w:bCs w:val="false"/>
-                <w:sz w:val="17"/>
-                <w:szCs w:val="17"/>
-              </w:rPr>
-              <w:t xml:space="preserve">Expected value of one scheduled interview to Weekday</w:t>
+            <w:tcW w:type="dxa" w:w="1500"/>
+            <w:tcBorders>
+              <w:top w:val="single" w:color="BFBFBF" w:sz="4"/>
+              <w:left w:val="single" w:color="BFBFBF" w:sz="4"/>
+              <w:bottom w:val="single" w:color="BFBFBF" w:sz="4"/>
+              <w:right w:val="single" w:color="BFBFBF" w:sz="4"/>
+            </w:tcBorders>
+            <w:tcMar>
+              <w:top w:type="dxa" w:w="50"/>
+              <w:left w:type="dxa" w:w="90"/>
+              <w:bottom w:type="dxa" w:w="50"/>
+              <w:right w:type="dxa" w:w="90"/>
+            </w:tcMar>
+          </w:tcPr>
+          <w:p>
+            <w:pPr>
+              <w:spacing w:after="0" w:line="235"/>
+            </w:pPr>
+            <w:r>
+              <w:rPr>
+                <w:rFonts w:ascii="Arial" w:cs="Arial" w:eastAsia="Arial" w:hAnsi="Arial"/>
+                <w:b w:val="false"/>
+                <w:bCs w:val="false"/>
+                <w:sz w:val="17"/>
+                <w:szCs w:val="17"/>
+              </w:rPr>
+              <w:t xml:space="preserve">25%</w:t>
+            </w:r>
+          </w:p>
+        </w:tc>
+        <w:tc>
+          <w:tcPr>
+            <w:tcW w:type="dxa" w:w="1300"/>
+            <w:tcBorders>
+              <w:top w:val="single" w:color="BFBFBF" w:sz="4"/>
+              <w:left w:val="single" w:color="BFBFBF" w:sz="4"/>
+              <w:bottom w:val="single" w:color="BFBFBF" w:sz="4"/>
+              <w:right w:val="single" w:color="BFBFBF" w:sz="4"/>
+            </w:tcBorders>
+            <w:tcMar>
+              <w:top w:type="dxa" w:w="50"/>
+              <w:left w:type="dxa" w:w="90"/>
+              <w:bottom w:type="dxa" w:w="50"/>
+              <w:right w:type="dxa" w:w="90"/>
+            </w:tcMar>
+          </w:tcPr>
+          <w:p>
+            <w:pPr>
+              <w:spacing w:after="0" w:line="235"/>
+            </w:pPr>
+            <w:r>
+              <w:rPr>
+                <w:rFonts w:ascii="Arial" w:cs="Arial" w:eastAsia="Arial" w:hAnsi="Arial"/>
+                <w:b w:val="false"/>
+                <w:bCs w:val="false"/>
+                <w:sz w:val="17"/>
+                <w:szCs w:val="17"/>
+              </w:rPr>
+              <w:t xml:space="preserve">45%</w:t>
             </w:r>
           </w:p>
         </w:tc>
@@ -1364,6 +1706,38 @@
           <w:p>
             <w:pPr>
               <w:spacing w:after="0" w:line="235"/>
+            </w:pPr>
+            <w:r>
+              <w:rPr>
+                <w:rFonts w:ascii="Arial" w:cs="Arial" w:eastAsia="Arial" w:hAnsi="Arial"/>
+                <w:b w:val="false"/>
+                <w:bCs w:val="false"/>
+                <w:sz w:val="17"/>
+                <w:szCs w:val="17"/>
+              </w:rPr>
+              <w:t xml:space="preserve">40%</w:t>
+            </w:r>
+          </w:p>
+        </w:tc>
+        <w:tc>
+          <w:tcPr>
+            <w:tcW w:type="dxa" w:w="1050"/>
+            <w:tcBorders>
+              <w:top w:val="single" w:color="BFBFBF" w:sz="4"/>
+              <w:left w:val="single" w:color="BFBFBF" w:sz="4"/>
+              <w:bottom w:val="single" w:color="BFBFBF" w:sz="4"/>
+              <w:right w:val="single" w:color="BFBFBF" w:sz="4"/>
+            </w:tcBorders>
+            <w:tcMar>
+              <w:top w:type="dxa" w:w="50"/>
+              <w:left w:type="dxa" w:w="90"/>
+              <w:bottom w:type="dxa" w:w="50"/>
+              <w:right w:type="dxa" w:w="90"/>
+            </w:tcMar>
+          </w:tcPr>
+          <w:p>
+            <w:pPr>
+              <w:spacing w:after="0" w:line="235"/>
               <w:jc w:val="right"/>
             </w:pPr>
             <w:r>
@@ -1374,39 +1748,138 @@
                 <w:sz w:val="17"/>
                 <w:szCs w:val="17"/>
               </w:rPr>
-              <w:t xml:space="preserve">Rs 8,100</w:t>
-            </w:r>
-          </w:p>
-        </w:tc>
-        <w:tc>
-          <w:tcPr>
-            <w:tcW w:type="dxa" w:w="2366"/>
-            <w:tcBorders>
-              <w:top w:val="single" w:color="BFBFBF" w:sz="4"/>
-              <w:left w:val="single" w:color="BFBFBF" w:sz="4"/>
-              <w:bottom w:val="single" w:color="BFBFBF" w:sz="4"/>
-              <w:right w:val="single" w:color="BFBFBF" w:sz="4"/>
-            </w:tcBorders>
-            <w:tcMar>
-              <w:top w:type="dxa" w:w="50"/>
-              <w:left w:type="dxa" w:w="90"/>
-              <w:bottom w:type="dxa" w:w="50"/>
-              <w:right w:type="dxa" w:w="90"/>
-            </w:tcMar>
-          </w:tcPr>
-          <w:p>
-            <w:pPr>
-              <w:spacing w:after="0" w:line="235"/>
-            </w:pPr>
-            <w:r>
-              <w:rPr>
-                <w:rFonts w:ascii="Arial" w:cs="Arial" w:eastAsia="Arial" w:hAnsi="Arial"/>
-                <w:b w:val="false"/>
-                <w:bCs w:val="false"/>
-                <w:sz w:val="17"/>
-                <w:szCs w:val="17"/>
-              </w:rPr>
-              <w:t xml:space="preserve">15% fee x Rs 18L CTC x 3% hire rate</w:t>
+              <w:t xml:space="preserve">47%</w:t>
+            </w:r>
+          </w:p>
+        </w:tc>
+        <w:tc>
+          <w:tcPr>
+            <w:tcW w:type="dxa" w:w="1050"/>
+            <w:tcBorders>
+              <w:top w:val="single" w:color="BFBFBF" w:sz="4"/>
+              <w:left w:val="single" w:color="BFBFBF" w:sz="4"/>
+              <w:bottom w:val="single" w:color="BFBFBF" w:sz="4"/>
+              <w:right w:val="single" w:color="BFBFBF" w:sz="4"/>
+            </w:tcBorders>
+            <w:tcMar>
+              <w:top w:type="dxa" w:w="50"/>
+              <w:left w:type="dxa" w:w="90"/>
+              <w:bottom w:type="dxa" w:w="50"/>
+              <w:right w:type="dxa" w:w="90"/>
+            </w:tcMar>
+          </w:tcPr>
+          <w:p>
+            <w:pPr>
+              <w:spacing w:after="0" w:line="235"/>
+              <w:jc w:val="right"/>
+            </w:pPr>
+            <w:r>
+              <w:rPr>
+                <w:rFonts w:ascii="Arial" w:cs="Arial" w:eastAsia="Arial" w:hAnsi="Arial"/>
+                <w:b w:val="false"/>
+                <w:bCs w:val="false"/>
+                <w:sz w:val="17"/>
+                <w:szCs w:val="17"/>
+              </w:rPr>
+              <w:t xml:space="preserve">62%</w:t>
+            </w:r>
+          </w:p>
+        </w:tc>
+        <w:tc>
+          <w:tcPr>
+            <w:tcW w:type="dxa" w:w="1050"/>
+            <w:tcBorders>
+              <w:top w:val="single" w:color="BFBFBF" w:sz="4"/>
+              <w:left w:val="single" w:color="BFBFBF" w:sz="4"/>
+              <w:bottom w:val="single" w:color="BFBFBF" w:sz="4"/>
+              <w:right w:val="single" w:color="BFBFBF" w:sz="4"/>
+            </w:tcBorders>
+            <w:tcMar>
+              <w:top w:type="dxa" w:w="50"/>
+              <w:left w:type="dxa" w:w="90"/>
+              <w:bottom w:type="dxa" w:w="50"/>
+              <w:right w:type="dxa" w:w="90"/>
+            </w:tcMar>
+          </w:tcPr>
+          <w:p>
+            <w:pPr>
+              <w:spacing w:after="0" w:line="235"/>
+              <w:jc w:val="right"/>
+            </w:pPr>
+            <w:r>
+              <w:rPr>
+                <w:rFonts w:ascii="Arial" w:cs="Arial" w:eastAsia="Arial" w:hAnsi="Arial"/>
+                <w:b w:val="false"/>
+                <w:bCs w:val="false"/>
+                <w:sz w:val="17"/>
+                <w:szCs w:val="17"/>
+              </w:rPr>
+              <w:t xml:space="preserve">67%</w:t>
+            </w:r>
+          </w:p>
+        </w:tc>
+        <w:tc>
+          <w:tcPr>
+            <w:tcW w:type="dxa" w:w="1300"/>
+            <w:tcBorders>
+              <w:top w:val="single" w:color="BFBFBF" w:sz="4"/>
+              <w:left w:val="single" w:color="BFBFBF" w:sz="4"/>
+              <w:bottom w:val="single" w:color="BFBFBF" w:sz="4"/>
+              <w:right w:val="single" w:color="BFBFBF" w:sz="4"/>
+            </w:tcBorders>
+            <w:tcMar>
+              <w:top w:type="dxa" w:w="50"/>
+              <w:left w:type="dxa" w:w="90"/>
+              <w:bottom w:type="dxa" w:w="50"/>
+              <w:right w:type="dxa" w:w="90"/>
+            </w:tcMar>
+          </w:tcPr>
+          <w:p>
+            <w:pPr>
+              <w:spacing w:after="0" w:line="235"/>
+              <w:jc w:val="right"/>
+            </w:pPr>
+            <w:r>
+              <w:rPr>
+                <w:rFonts w:ascii="Arial" w:cs="Arial" w:eastAsia="Arial" w:hAnsi="Arial"/>
+                <w:b w:val="false"/>
+                <w:bCs w:val="false"/>
+                <w:sz w:val="17"/>
+                <w:szCs w:val="17"/>
+              </w:rPr>
+              <w:t xml:space="preserve">67%</w:t>
+            </w:r>
+          </w:p>
+        </w:tc>
+        <w:tc>
+          <w:tcPr>
+            <w:tcW w:type="dxa" w:w="1516"/>
+            <w:tcBorders>
+              <w:top w:val="single" w:color="BFBFBF" w:sz="4"/>
+              <w:left w:val="single" w:color="BFBFBF" w:sz="4"/>
+              <w:bottom w:val="single" w:color="BFBFBF" w:sz="4"/>
+              <w:right w:val="single" w:color="BFBFBF" w:sz="4"/>
+            </w:tcBorders>
+            <w:tcMar>
+              <w:top w:type="dxa" w:w="50"/>
+              <w:left w:type="dxa" w:w="90"/>
+              <w:bottom w:type="dxa" w:w="50"/>
+              <w:right w:type="dxa" w:w="90"/>
+            </w:tcMar>
+          </w:tcPr>
+          <w:p>
+            <w:pPr>
+              <w:spacing w:after="0" w:line="235"/>
+            </w:pPr>
+            <w:r>
+              <w:rPr>
+                <w:rFonts w:ascii="Arial" w:cs="Arial" w:eastAsia="Arial" w:hAnsi="Arial"/>
+                <w:b/>
+                <w:bCs/>
+                <w:sz w:val="19"/>
+                <w:szCs w:val="19"/>
+              </w:rPr>
+              <w:t xml:space="preserve">not reachable</w:t>
             </w:r>
           </w:p>
         </w:tc>
@@ -1414,7 +1887,7 @@
       <w:tr>
         <w:tc>
           <w:tcPr>
-            <w:tcW w:type="dxa" w:w="6400"/>
+            <w:tcW w:type="dxa" w:w="1500"/>
             <w:tcBorders>
               <w:top w:val="single" w:color="BFBFBF" w:sz="4"/>
               <w:left w:val="single" w:color="BFBFBF" w:sz="4"/>
@@ -1441,7 +1914,40 @@
                 <w:sz w:val="17"/>
                 <w:szCs w:val="17"/>
               </w:rPr>
-              <w:t xml:space="preserve">Gap to 80% with two interns</w:t>
+              <w:t xml:space="preserve">40%</w:t>
+            </w:r>
+          </w:p>
+        </w:tc>
+        <w:tc>
+          <w:tcPr>
+            <w:tcW w:type="dxa" w:w="1300"/>
+            <w:tcBorders>
+              <w:top w:val="single" w:color="BFBFBF" w:sz="4"/>
+              <w:left w:val="single" w:color="BFBFBF" w:sz="4"/>
+              <w:bottom w:val="single" w:color="BFBFBF" w:sz="4"/>
+              <w:right w:val="single" w:color="BFBFBF" w:sz="4"/>
+            </w:tcBorders>
+            <w:shd w:fill="F2F2F2" w:color="auto" w:val="clear"/>
+            <w:tcMar>
+              <w:top w:type="dxa" w:w="50"/>
+              <w:left w:type="dxa" w:w="90"/>
+              <w:bottom w:type="dxa" w:w="50"/>
+              <w:right w:type="dxa" w:w="90"/>
+            </w:tcMar>
+          </w:tcPr>
+          <w:p>
+            <w:pPr>
+              <w:spacing w:after="0" w:line="235"/>
+            </w:pPr>
+            <w:r>
+              <w:rPr>
+                <w:rFonts w:ascii="Arial" w:cs="Arial" w:eastAsia="Arial" w:hAnsi="Arial"/>
+                <w:b w:val="false"/>
+                <w:bCs w:val="false"/>
+                <w:sz w:val="17"/>
+                <w:szCs w:val="17"/>
+              </w:rPr>
+              <w:t xml:space="preserve">45%</w:t>
             </w:r>
           </w:p>
         </w:tc>
@@ -1465,6 +1971,39 @@
           <w:p>
             <w:pPr>
               <w:spacing w:after="0" w:line="235"/>
+            </w:pPr>
+            <w:r>
+              <w:rPr>
+                <w:rFonts w:ascii="Arial" w:cs="Arial" w:eastAsia="Arial" w:hAnsi="Arial"/>
+                <w:b w:val="false"/>
+                <w:bCs w:val="false"/>
+                <w:sz w:val="17"/>
+                <w:szCs w:val="17"/>
+              </w:rPr>
+              <w:t xml:space="preserve">70%</w:t>
+            </w:r>
+          </w:p>
+        </w:tc>
+        <w:tc>
+          <w:tcPr>
+            <w:tcW w:type="dxa" w:w="1050"/>
+            <w:tcBorders>
+              <w:top w:val="single" w:color="BFBFBF" w:sz="4"/>
+              <w:left w:val="single" w:color="BFBFBF" w:sz="4"/>
+              <w:bottom w:val="single" w:color="BFBFBF" w:sz="4"/>
+              <w:right w:val="single" w:color="BFBFBF" w:sz="4"/>
+            </w:tcBorders>
+            <w:shd w:fill="F2F2F2" w:color="auto" w:val="clear"/>
+            <w:tcMar>
+              <w:top w:type="dxa" w:w="50"/>
+              <w:left w:type="dxa" w:w="90"/>
+              <w:bottom w:type="dxa" w:w="50"/>
+              <w:right w:type="dxa" w:w="90"/>
+            </w:tcMar>
+          </w:tcPr>
+          <w:p>
+            <w:pPr>
+              <w:spacing w:after="0" w:line="235"/>
               <w:jc w:val="right"/>
             </w:pPr>
             <w:r>
@@ -1475,13 +2014,13 @@
                 <w:sz w:val="17"/>
                 <w:szCs w:val="17"/>
               </w:rPr>
-              <w:t xml:space="preserve">~175 requests</w:t>
-            </w:r>
-          </w:p>
-        </w:tc>
-        <w:tc>
-          <w:tcPr>
-            <w:tcW w:type="dxa" w:w="2366"/>
+              <w:t xml:space="preserve">62%</w:t>
+            </w:r>
+          </w:p>
+        </w:tc>
+        <w:tc>
+          <w:tcPr>
+            <w:tcW w:type="dxa" w:w="1050"/>
             <w:tcBorders>
               <w:top w:val="single" w:color="BFBFBF" w:sz="4"/>
               <w:left w:val="single" w:color="BFBFBF" w:sz="4"/>
@@ -1499,16 +2038,118 @@
           <w:p>
             <w:pPr>
               <w:spacing w:after="0" w:line="235"/>
-            </w:pPr>
-            <w:r>
-              <w:rPr>
-                <w:rFonts w:ascii="Arial" w:cs="Arial" w:eastAsia="Arial" w:hAnsi="Arial"/>
-                <w:b w:val="false"/>
-                <w:bCs w:val="false"/>
-                <w:sz w:val="17"/>
-                <w:szCs w:val="17"/>
-              </w:rPr>
-              <w:t xml:space="preserve">80% - 45% of 500</w:t>
+              <w:jc w:val="right"/>
+            </w:pPr>
+            <w:r>
+              <w:rPr>
+                <w:rFonts w:ascii="Arial" w:cs="Arial" w:eastAsia="Arial" w:hAnsi="Arial"/>
+                <w:b w:val="false"/>
+                <w:bCs w:val="false"/>
+                <w:sz w:val="17"/>
+                <w:szCs w:val="17"/>
+              </w:rPr>
+              <w:t xml:space="preserve">78%</w:t>
+            </w:r>
+          </w:p>
+        </w:tc>
+        <w:tc>
+          <w:tcPr>
+            <w:tcW w:type="dxa" w:w="1050"/>
+            <w:tcBorders>
+              <w:top w:val="single" w:color="BFBFBF" w:sz="4"/>
+              <w:left w:val="single" w:color="BFBFBF" w:sz="4"/>
+              <w:bottom w:val="single" w:color="BFBFBF" w:sz="4"/>
+              <w:right w:val="single" w:color="BFBFBF" w:sz="4"/>
+            </w:tcBorders>
+            <w:shd w:fill="F2F2F2" w:color="auto" w:val="clear"/>
+            <w:tcMar>
+              <w:top w:type="dxa" w:w="50"/>
+              <w:left w:type="dxa" w:w="90"/>
+              <w:bottom w:type="dxa" w:w="50"/>
+              <w:right w:type="dxa" w:w="90"/>
+            </w:tcMar>
+          </w:tcPr>
+          <w:p>
+            <w:pPr>
+              <w:spacing w:after="0" w:line="235"/>
+              <w:jc w:val="right"/>
+            </w:pPr>
+            <w:r>
+              <w:rPr>
+                <w:rFonts w:ascii="Arial" w:cs="Arial" w:eastAsia="Arial" w:hAnsi="Arial"/>
+                <w:b w:val="false"/>
+                <w:bCs w:val="false"/>
+                <w:sz w:val="17"/>
+                <w:szCs w:val="17"/>
+              </w:rPr>
+              <w:t xml:space="preserve">81%</w:t>
+            </w:r>
+          </w:p>
+        </w:tc>
+        <w:tc>
+          <w:tcPr>
+            <w:tcW w:type="dxa" w:w="1300"/>
+            <w:tcBorders>
+              <w:top w:val="single" w:color="BFBFBF" w:sz="4"/>
+              <w:left w:val="single" w:color="BFBFBF" w:sz="4"/>
+              <w:bottom w:val="single" w:color="BFBFBF" w:sz="4"/>
+              <w:right w:val="single" w:color="BFBFBF" w:sz="4"/>
+            </w:tcBorders>
+            <w:shd w:fill="F2F2F2" w:color="auto" w:val="clear"/>
+            <w:tcMar>
+              <w:top w:type="dxa" w:w="50"/>
+              <w:left w:type="dxa" w:w="90"/>
+              <w:bottom w:type="dxa" w:w="50"/>
+              <w:right w:type="dxa" w:w="90"/>
+            </w:tcMar>
+          </w:tcPr>
+          <w:p>
+            <w:pPr>
+              <w:spacing w:after="0" w:line="235"/>
+              <w:jc w:val="right"/>
+            </w:pPr>
+            <w:r>
+              <w:rPr>
+                <w:rFonts w:ascii="Arial" w:cs="Arial" w:eastAsia="Arial" w:hAnsi="Arial"/>
+                <w:b w:val="false"/>
+                <w:bCs w:val="false"/>
+                <w:sz w:val="17"/>
+                <w:szCs w:val="17"/>
+              </w:rPr>
+              <w:t xml:space="preserve">81%</w:t>
+            </w:r>
+          </w:p>
+        </w:tc>
+        <w:tc>
+          <w:tcPr>
+            <w:tcW w:type="dxa" w:w="1516"/>
+            <w:tcBorders>
+              <w:top w:val="single" w:color="BFBFBF" w:sz="4"/>
+              <w:left w:val="single" w:color="BFBFBF" w:sz="4"/>
+              <w:bottom w:val="single" w:color="BFBFBF" w:sz="4"/>
+              <w:right w:val="single" w:color="BFBFBF" w:sz="4"/>
+            </w:tcBorders>
+            <w:shd w:fill="F2F2F2" w:color="auto" w:val="clear"/>
+            <w:tcMar>
+              <w:top w:type="dxa" w:w="50"/>
+              <w:left w:type="dxa" w:w="90"/>
+              <w:bottom w:type="dxa" w:w="50"/>
+              <w:right w:type="dxa" w:w="90"/>
+            </w:tcMar>
+          </w:tcPr>
+          <w:p>
+            <w:pPr>
+              <w:spacing w:after="0" w:line="235"/>
+            </w:pPr>
+            <w:r>
+              <w:rPr>
+                <w:rFonts w:ascii="Arial" w:cs="Arial" w:eastAsia="Arial" w:hAnsi="Arial"/>
+                <w:b w:val="false"/>
+                <w:bCs w:val="false"/>
+                <w:sz w:val="17"/>
+                <w:szCs w:val="17"/>
+              </w:rPr>
+              <w:t xml:space="preserve">5</w:t>
             </w:r>
           </w:p>
         </w:tc>
@@ -1516,33 +2157,65 @@
       <w:tr>
         <w:tc>
           <w:tcPr>
-            <w:tcW w:type="dxa" w:w="6400"/>
-            <w:tcBorders>
-              <w:top w:val="single" w:color="BFBFBF" w:sz="4"/>
-              <w:left w:val="single" w:color="BFBFBF" w:sz="4"/>
-              <w:bottom w:val="single" w:color="BFBFBF" w:sz="4"/>
-              <w:right w:val="single" w:color="BFBFBF" w:sz="4"/>
-            </w:tcBorders>
-            <w:tcMar>
-              <w:top w:type="dxa" w:w="50"/>
-              <w:left w:type="dxa" w:w="90"/>
-              <w:bottom w:type="dxa" w:w="50"/>
-              <w:right w:type="dxa" w:w="90"/>
-            </w:tcMar>
-          </w:tcPr>
-          <w:p>
-            <w:pPr>
-              <w:spacing w:after="0" w:line="235"/>
-            </w:pPr>
-            <w:r>
-              <w:rPr>
-                <w:rFonts w:ascii="Arial" w:cs="Arial" w:eastAsia="Arial" w:hAnsi="Arial"/>
-                <w:b w:val="false"/>
-                <w:bCs w:val="false"/>
-                <w:sz w:val="17"/>
-                <w:szCs w:val="17"/>
-              </w:rPr>
-              <w:t xml:space="preserve">Fees at risk if a quarter of late requests are never interviewed</w:t>
+            <w:tcW w:type="dxa" w:w="1500"/>
+            <w:tcBorders>
+              <w:top w:val="single" w:color="BFBFBF" w:sz="4"/>
+              <w:left w:val="single" w:color="BFBFBF" w:sz="4"/>
+              <w:bottom w:val="single" w:color="BFBFBF" w:sz="4"/>
+              <w:right w:val="single" w:color="BFBFBF" w:sz="4"/>
+            </w:tcBorders>
+            <w:tcMar>
+              <w:top w:type="dxa" w:w="50"/>
+              <w:left w:type="dxa" w:w="90"/>
+              <w:bottom w:type="dxa" w:w="50"/>
+              <w:right w:type="dxa" w:w="90"/>
+            </w:tcMar>
+          </w:tcPr>
+          <w:p>
+            <w:pPr>
+              <w:spacing w:after="0" w:line="235"/>
+            </w:pPr>
+            <w:r>
+              <w:rPr>
+                <w:rFonts w:ascii="Arial" w:cs="Arial" w:eastAsia="Arial" w:hAnsi="Arial"/>
+                <w:b w:val="false"/>
+                <w:bCs w:val="false"/>
+                <w:sz w:val="17"/>
+                <w:szCs w:val="17"/>
+              </w:rPr>
+              <w:t xml:space="preserve">40%</w:t>
+            </w:r>
+          </w:p>
+        </w:tc>
+        <w:tc>
+          <w:tcPr>
+            <w:tcW w:type="dxa" w:w="1300"/>
+            <w:tcBorders>
+              <w:top w:val="single" w:color="BFBFBF" w:sz="4"/>
+              <w:left w:val="single" w:color="BFBFBF" w:sz="4"/>
+              <w:bottom w:val="single" w:color="BFBFBF" w:sz="4"/>
+              <w:right w:val="single" w:color="BFBFBF" w:sz="4"/>
+            </w:tcBorders>
+            <w:tcMar>
+              <w:top w:type="dxa" w:w="50"/>
+              <w:left w:type="dxa" w:w="90"/>
+              <w:bottom w:type="dxa" w:w="50"/>
+              <w:right w:type="dxa" w:w="90"/>
+            </w:tcMar>
+          </w:tcPr>
+          <w:p>
+            <w:pPr>
+              <w:spacing w:after="0" w:line="235"/>
+            </w:pPr>
+            <w:r>
+              <w:rPr>
+                <w:rFonts w:ascii="Arial" w:cs="Arial" w:eastAsia="Arial" w:hAnsi="Arial"/>
+                <w:b w:val="false"/>
+                <w:bCs w:val="false"/>
+                <w:sz w:val="17"/>
+                <w:szCs w:val="17"/>
+              </w:rPr>
+              <w:t xml:space="preserve">35%</w:t>
             </w:r>
           </w:p>
         </w:tc>
@@ -1565,6 +2238,38 @@
           <w:p>
             <w:pPr>
               <w:spacing w:after="0" w:line="235"/>
+            </w:pPr>
+            <w:r>
+              <w:rPr>
+                <w:rFonts w:ascii="Arial" w:cs="Arial" w:eastAsia="Arial" w:hAnsi="Arial"/>
+                <w:b w:val="false"/>
+                <w:bCs w:val="false"/>
+                <w:sz w:val="17"/>
+                <w:szCs w:val="17"/>
+              </w:rPr>
+              <w:t xml:space="preserve">70%</w:t>
+            </w:r>
+          </w:p>
+        </w:tc>
+        <w:tc>
+          <w:tcPr>
+            <w:tcW w:type="dxa" w:w="1050"/>
+            <w:tcBorders>
+              <w:top w:val="single" w:color="BFBFBF" w:sz="4"/>
+              <w:left w:val="single" w:color="BFBFBF" w:sz="4"/>
+              <w:bottom w:val="single" w:color="BFBFBF" w:sz="4"/>
+              <w:right w:val="single" w:color="BFBFBF" w:sz="4"/>
+            </w:tcBorders>
+            <w:tcMar>
+              <w:top w:type="dxa" w:w="50"/>
+              <w:left w:type="dxa" w:w="90"/>
+              <w:bottom w:type="dxa" w:w="50"/>
+              <w:right w:type="dxa" w:w="90"/>
+            </w:tcMar>
+          </w:tcPr>
+          <w:p>
+            <w:pPr>
+              <w:spacing w:after="0" w:line="235"/>
               <w:jc w:val="right"/>
             </w:pPr>
             <w:r>
@@ -1575,39 +2280,138 @@
                 <w:sz w:val="17"/>
                 <w:szCs w:val="17"/>
               </w:rPr>
-              <w:t xml:space="preserve">~Rs 3.5 lakh</w:t>
-            </w:r>
-          </w:p>
-        </w:tc>
-        <w:tc>
-          <w:tcPr>
-            <w:tcW w:type="dxa" w:w="2366"/>
-            <w:tcBorders>
-              <w:top w:val="single" w:color="BFBFBF" w:sz="4"/>
-              <w:left w:val="single" w:color="BFBFBF" w:sz="4"/>
-              <w:bottom w:val="single" w:color="BFBFBF" w:sz="4"/>
-              <w:right w:val="single" w:color="BFBFBF" w:sz="4"/>
-            </w:tcBorders>
-            <w:tcMar>
-              <w:top w:type="dxa" w:w="50"/>
-              <w:left w:type="dxa" w:w="90"/>
-              <w:bottom w:type="dxa" w:w="50"/>
-              <w:right w:type="dxa" w:w="90"/>
-            </w:tcMar>
-          </w:tcPr>
-          <w:p>
-            <w:pPr>
-              <w:spacing w:after="0" w:line="235"/>
-            </w:pPr>
-            <w:r>
-              <w:rPr>
-                <w:rFonts w:ascii="Arial" w:cs="Arial" w:eastAsia="Arial" w:hAnsi="Arial"/>
-                <w:b w:val="false"/>
-                <w:bCs w:val="false"/>
-                <w:sz w:val="17"/>
-                <w:szCs w:val="17"/>
-              </w:rPr>
-              <w:t xml:space="preserve">ASSUMED; formula on DASHBOARD</w:t>
+              <w:t xml:space="preserve">57%</w:t>
+            </w:r>
+          </w:p>
+        </w:tc>
+        <w:tc>
+          <w:tcPr>
+            <w:tcW w:type="dxa" w:w="1050"/>
+            <w:tcBorders>
+              <w:top w:val="single" w:color="BFBFBF" w:sz="4"/>
+              <w:left w:val="single" w:color="BFBFBF" w:sz="4"/>
+              <w:bottom w:val="single" w:color="BFBFBF" w:sz="4"/>
+              <w:right w:val="single" w:color="BFBFBF" w:sz="4"/>
+            </w:tcBorders>
+            <w:tcMar>
+              <w:top w:type="dxa" w:w="50"/>
+              <w:left w:type="dxa" w:w="90"/>
+              <w:bottom w:type="dxa" w:w="50"/>
+              <w:right w:type="dxa" w:w="90"/>
+            </w:tcMar>
+          </w:tcPr>
+          <w:p>
+            <w:pPr>
+              <w:spacing w:after="0" w:line="235"/>
+              <w:jc w:val="right"/>
+            </w:pPr>
+            <w:r>
+              <w:rPr>
+                <w:rFonts w:ascii="Arial" w:cs="Arial" w:eastAsia="Arial" w:hAnsi="Arial"/>
+                <w:b w:val="false"/>
+                <w:bCs w:val="false"/>
+                <w:sz w:val="17"/>
+                <w:szCs w:val="17"/>
+              </w:rPr>
+              <w:t xml:space="preserve">70%</w:t>
+            </w:r>
+          </w:p>
+        </w:tc>
+        <w:tc>
+          <w:tcPr>
+            <w:tcW w:type="dxa" w:w="1050"/>
+            <w:tcBorders>
+              <w:top w:val="single" w:color="BFBFBF" w:sz="4"/>
+              <w:left w:val="single" w:color="BFBFBF" w:sz="4"/>
+              <w:bottom w:val="single" w:color="BFBFBF" w:sz="4"/>
+              <w:right w:val="single" w:color="BFBFBF" w:sz="4"/>
+            </w:tcBorders>
+            <w:tcMar>
+              <w:top w:type="dxa" w:w="50"/>
+              <w:left w:type="dxa" w:w="90"/>
+              <w:bottom w:type="dxa" w:w="50"/>
+              <w:right w:type="dxa" w:w="90"/>
+            </w:tcMar>
+          </w:tcPr>
+          <w:p>
+            <w:pPr>
+              <w:spacing w:after="0" w:line="235"/>
+              <w:jc w:val="right"/>
+            </w:pPr>
+            <w:r>
+              <w:rPr>
+                <w:rFonts w:ascii="Arial" w:cs="Arial" w:eastAsia="Arial" w:hAnsi="Arial"/>
+                <w:b w:val="false"/>
+                <w:bCs w:val="false"/>
+                <w:sz w:val="17"/>
+                <w:szCs w:val="17"/>
+              </w:rPr>
+              <w:t xml:space="preserve">75%</w:t>
+            </w:r>
+          </w:p>
+        </w:tc>
+        <w:tc>
+          <w:tcPr>
+            <w:tcW w:type="dxa" w:w="1300"/>
+            <w:tcBorders>
+              <w:top w:val="single" w:color="BFBFBF" w:sz="4"/>
+              <w:left w:val="single" w:color="BFBFBF" w:sz="4"/>
+              <w:bottom w:val="single" w:color="BFBFBF" w:sz="4"/>
+              <w:right w:val="single" w:color="BFBFBF" w:sz="4"/>
+            </w:tcBorders>
+            <w:tcMar>
+              <w:top w:type="dxa" w:w="50"/>
+              <w:left w:type="dxa" w:w="90"/>
+              <w:bottom w:type="dxa" w:w="50"/>
+              <w:right w:type="dxa" w:w="90"/>
+            </w:tcMar>
+          </w:tcPr>
+          <w:p>
+            <w:pPr>
+              <w:spacing w:after="0" w:line="235"/>
+              <w:jc w:val="right"/>
+            </w:pPr>
+            <w:r>
+              <w:rPr>
+                <w:rFonts w:ascii="Arial" w:cs="Arial" w:eastAsia="Arial" w:hAnsi="Arial"/>
+                <w:b w:val="false"/>
+                <w:bCs w:val="false"/>
+                <w:sz w:val="17"/>
+                <w:szCs w:val="17"/>
+              </w:rPr>
+              <w:t xml:space="preserve">75%</w:t>
+            </w:r>
+          </w:p>
+        </w:tc>
+        <w:tc>
+          <w:tcPr>
+            <w:tcW w:type="dxa" w:w="1516"/>
+            <w:tcBorders>
+              <w:top w:val="single" w:color="BFBFBF" w:sz="4"/>
+              <w:left w:val="single" w:color="BFBFBF" w:sz="4"/>
+              <w:bottom w:val="single" w:color="BFBFBF" w:sz="4"/>
+              <w:right w:val="single" w:color="BFBFBF" w:sz="4"/>
+            </w:tcBorders>
+            <w:tcMar>
+              <w:top w:type="dxa" w:w="50"/>
+              <w:left w:type="dxa" w:w="90"/>
+              <w:bottom w:type="dxa" w:w="50"/>
+              <w:right w:type="dxa" w:w="90"/>
+            </w:tcMar>
+          </w:tcPr>
+          <w:p>
+            <w:pPr>
+              <w:spacing w:after="0" w:line="235"/>
+            </w:pPr>
+            <w:r>
+              <w:rPr>
+                <w:rFonts w:ascii="Arial" w:cs="Arial" w:eastAsia="Arial" w:hAnsi="Arial"/>
+                <w:b/>
+                <w:bCs/>
+                <w:sz w:val="19"/>
+                <w:szCs w:val="19"/>
+              </w:rPr>
+              <w:t xml:space="preserve">not reachable</w:t>
             </w:r>
           </w:p>
         </w:tc>
@@ -1615,7 +2419,7 @@
       <w:tr>
         <w:tc>
           <w:tcPr>
-            <w:tcW w:type="dxa" w:w="6400"/>
+            <w:tcW w:type="dxa" w:w="1500"/>
             <w:tcBorders>
               <w:top w:val="single" w:color="BFBFBF" w:sz="4"/>
               <w:left w:val="single" w:color="BFBFBF" w:sz="4"/>
@@ -1642,7 +2446,40 @@
                 <w:sz w:val="17"/>
                 <w:szCs w:val="17"/>
               </w:rPr>
-              <w:t xml:space="preserve">Close the gap with interns, if later tries keep booking</w:t>
+              <w:t xml:space="preserve">40%</w:t>
+            </w:r>
+          </w:p>
+        </w:tc>
+        <w:tc>
+          <w:tcPr>
+            <w:tcW w:type="dxa" w:w="1300"/>
+            <w:tcBorders>
+              <w:top w:val="single" w:color="BFBFBF" w:sz="4"/>
+              <w:left w:val="single" w:color="BFBFBF" w:sz="4"/>
+              <w:bottom w:val="single" w:color="BFBFBF" w:sz="4"/>
+              <w:right w:val="single" w:color="BFBFBF" w:sz="4"/>
+            </w:tcBorders>
+            <w:shd w:fill="F2F2F2" w:color="auto" w:val="clear"/>
+            <w:tcMar>
+              <w:top w:type="dxa" w:w="50"/>
+              <w:left w:type="dxa" w:w="90"/>
+              <w:bottom w:type="dxa" w:w="50"/>
+              <w:right w:type="dxa" w:w="90"/>
+            </w:tcMar>
+          </w:tcPr>
+          <w:p>
+            <w:pPr>
+              <w:spacing w:after="0" w:line="235"/>
+            </w:pPr>
+            <w:r>
+              <w:rPr>
+                <w:rFonts w:ascii="Arial" w:cs="Arial" w:eastAsia="Arial" w:hAnsi="Arial"/>
+                <w:b w:val="false"/>
+                <w:bCs w:val="false"/>
+                <w:sz w:val="17"/>
+                <w:szCs w:val="17"/>
+              </w:rPr>
+              <w:t xml:space="preserve">45%</w:t>
             </w:r>
           </w:p>
         </w:tc>
@@ -1666,6 +2503,39 @@
           <w:p>
             <w:pPr>
               <w:spacing w:after="0" w:line="235"/>
+            </w:pPr>
+            <w:r>
+              <w:rPr>
+                <w:rFonts w:ascii="Arial" w:cs="Arial" w:eastAsia="Arial" w:hAnsi="Arial"/>
+                <w:b w:val="false"/>
+                <w:bCs w:val="false"/>
+                <w:sz w:val="17"/>
+                <w:szCs w:val="17"/>
+              </w:rPr>
+              <w:t xml:space="preserve">40%</w:t>
+            </w:r>
+          </w:p>
+        </w:tc>
+        <w:tc>
+          <w:tcPr>
+            <w:tcW w:type="dxa" w:w="1050"/>
+            <w:tcBorders>
+              <w:top w:val="single" w:color="BFBFBF" w:sz="4"/>
+              <w:left w:val="single" w:color="BFBFBF" w:sz="4"/>
+              <w:bottom w:val="single" w:color="BFBFBF" w:sz="4"/>
+              <w:right w:val="single" w:color="BFBFBF" w:sz="4"/>
+            </w:tcBorders>
+            <w:shd w:fill="F2F2F2" w:color="auto" w:val="clear"/>
+            <w:tcMar>
+              <w:top w:type="dxa" w:w="50"/>
+              <w:left w:type="dxa" w:w="90"/>
+              <w:bottom w:type="dxa" w:w="50"/>
+              <w:right w:type="dxa" w:w="90"/>
+            </w:tcMar>
+          </w:tcPr>
+          <w:p>
+            <w:pPr>
+              <w:spacing w:after="0" w:line="235"/>
               <w:jc w:val="right"/>
             </w:pPr>
             <w:r>
@@ -1676,13 +2546,13 @@
                 <w:sz w:val="17"/>
                 <w:szCs w:val="17"/>
               </w:rPr>
-              <w:t xml:space="preserve">+4 to 5 interns, ~Rs 4,000</w:t>
-            </w:r>
-          </w:p>
-        </w:tc>
-        <w:tc>
-          <w:tcPr>
-            <w:tcW w:type="dxa" w:w="2366"/>
+              <w:t xml:space="preserve">62%</w:t>
+            </w:r>
+          </w:p>
+        </w:tc>
+        <w:tc>
+          <w:tcPr>
+            <w:tcW w:type="dxa" w:w="1050"/>
             <w:tcBorders>
               <w:top w:val="single" w:color="BFBFBF" w:sz="4"/>
               <w:left w:val="single" w:color="BFBFBF" w:sz="4"/>
@@ -1700,72 +2570,6 @@
           <w:p>
             <w:pPr>
               <w:spacing w:after="0" w:line="235"/>
-            </w:pPr>
-            <w:r>
-              <w:rPr>
-                <w:rFonts w:ascii="Arial" w:cs="Arial" w:eastAsia="Arial" w:hAnsi="Arial"/>
-                <w:b w:val="false"/>
-                <w:bCs w:val="false"/>
-                <w:sz w:val="17"/>
-                <w:szCs w:val="17"/>
-              </w:rPr>
-              <w:t xml:space="preserve">~550-730 tries needed</w:t>
-            </w:r>
-          </w:p>
-        </w:tc>
-      </w:tr>
-      <w:tr>
-        <w:tc>
-          <w:tcPr>
-            <w:tcW w:type="dxa" w:w="6400"/>
-            <w:tcBorders>
-              <w:top w:val="single" w:color="BFBFBF" w:sz="4"/>
-              <w:left w:val="single" w:color="BFBFBF" w:sz="4"/>
-              <w:bottom w:val="single" w:color="BFBFBF" w:sz="4"/>
-              <w:right w:val="single" w:color="BFBFBF" w:sz="4"/>
-            </w:tcBorders>
-            <w:tcMar>
-              <w:top w:type="dxa" w:w="50"/>
-              <w:left w:type="dxa" w:w="90"/>
-              <w:bottom w:type="dxa" w:w="50"/>
-              <w:right w:type="dxa" w:w="90"/>
-            </w:tcMar>
-          </w:tcPr>
-          <w:p>
-            <w:pPr>
-              <w:spacing w:after="0" w:line="235"/>
-            </w:pPr>
-            <w:r>
-              <w:rPr>
-                <w:rFonts w:ascii="Arial" w:cs="Arial" w:eastAsia="Arial" w:hAnsi="Arial"/>
-                <w:b w:val="false"/>
-                <w:bCs w:val="false"/>
-                <w:sz w:val="17"/>
-                <w:szCs w:val="17"/>
-              </w:rPr>
-              <w:t xml:space="preserve">Automated evening WhatsApp to everyone (2 messages each)</w:t>
-            </w:r>
-          </w:p>
-        </w:tc>
-        <w:tc>
-          <w:tcPr>
-            <w:tcW w:type="dxa" w:w="1700"/>
-            <w:tcBorders>
-              <w:top w:val="single" w:color="BFBFBF" w:sz="4"/>
-              <w:left w:val="single" w:color="BFBFBF" w:sz="4"/>
-              <w:bottom w:val="single" w:color="BFBFBF" w:sz="4"/>
-              <w:right w:val="single" w:color="BFBFBF" w:sz="4"/>
-            </w:tcBorders>
-            <w:tcMar>
-              <w:top w:type="dxa" w:w="50"/>
-              <w:left w:type="dxa" w:w="90"/>
-              <w:bottom w:type="dxa" w:w="50"/>
-              <w:right w:type="dxa" w:w="90"/>
-            </w:tcMar>
-          </w:tcPr>
-          <w:p>
-            <w:pPr>
-              <w:spacing w:after="0" w:line="235"/>
               <w:jc w:val="right"/>
             </w:pPr>
             <w:r>
@@ -1776,39 +2580,108 @@
                 <w:sz w:val="17"/>
                 <w:szCs w:val="17"/>
               </w:rPr>
-              <w:t xml:space="preserve">~Rs 750</w:t>
-            </w:r>
-          </w:p>
-        </w:tc>
-        <w:tc>
-          <w:tcPr>
-            <w:tcW w:type="dxa" w:w="2366"/>
-            <w:tcBorders>
-              <w:top w:val="single" w:color="BFBFBF" w:sz="4"/>
-              <w:left w:val="single" w:color="BFBFBF" w:sz="4"/>
-              <w:bottom w:val="single" w:color="BFBFBF" w:sz="4"/>
-              <w:right w:val="single" w:color="BFBFBF" w:sz="4"/>
-            </w:tcBorders>
-            <w:tcMar>
-              <w:top w:type="dxa" w:w="50"/>
-              <w:left w:type="dxa" w:w="90"/>
-              <w:bottom w:type="dxa" w:w="50"/>
-              <w:right w:type="dxa" w:w="90"/>
-            </w:tcMar>
-          </w:tcPr>
-          <w:p>
-            <w:pPr>
-              <w:spacing w:after="0" w:line="235"/>
-            </w:pPr>
-            <w:r>
-              <w:rPr>
-                <w:rFonts w:ascii="Arial" w:cs="Arial" w:eastAsia="Arial" w:hAnsi="Arial"/>
-                <w:b w:val="false"/>
-                <w:bCs w:val="false"/>
-                <w:sz w:val="17"/>
-                <w:szCs w:val="17"/>
-              </w:rPr>
-              <w:t xml:space="preserve">Rs 0.86 per message + provider fee</w:t>
+              <w:t xml:space="preserve">73%</w:t>
+            </w:r>
+          </w:p>
+        </w:tc>
+        <w:tc>
+          <w:tcPr>
+            <w:tcW w:type="dxa" w:w="1050"/>
+            <w:tcBorders>
+              <w:top w:val="single" w:color="BFBFBF" w:sz="4"/>
+              <w:left w:val="single" w:color="BFBFBF" w:sz="4"/>
+              <w:bottom w:val="single" w:color="BFBFBF" w:sz="4"/>
+              <w:right w:val="single" w:color="BFBFBF" w:sz="4"/>
+            </w:tcBorders>
+            <w:shd w:fill="F2F2F2" w:color="auto" w:val="clear"/>
+            <w:tcMar>
+              <w:top w:type="dxa" w:w="50"/>
+              <w:left w:type="dxa" w:w="90"/>
+              <w:bottom w:type="dxa" w:w="50"/>
+              <w:right w:type="dxa" w:w="90"/>
+            </w:tcMar>
+          </w:tcPr>
+          <w:p>
+            <w:pPr>
+              <w:spacing w:after="0" w:line="235"/>
+              <w:jc w:val="right"/>
+            </w:pPr>
+            <w:r>
+              <w:rPr>
+                <w:rFonts w:ascii="Arial" w:cs="Arial" w:eastAsia="Arial" w:hAnsi="Arial"/>
+                <w:b w:val="false"/>
+                <w:bCs w:val="false"/>
+                <w:sz w:val="17"/>
+                <w:szCs w:val="17"/>
+              </w:rPr>
+              <w:t xml:space="preserve">74%</w:t>
+            </w:r>
+          </w:p>
+        </w:tc>
+        <w:tc>
+          <w:tcPr>
+            <w:tcW w:type="dxa" w:w="1300"/>
+            <w:tcBorders>
+              <w:top w:val="single" w:color="BFBFBF" w:sz="4"/>
+              <w:left w:val="single" w:color="BFBFBF" w:sz="4"/>
+              <w:bottom w:val="single" w:color="BFBFBF" w:sz="4"/>
+              <w:right w:val="single" w:color="BFBFBF" w:sz="4"/>
+            </w:tcBorders>
+            <w:shd w:fill="F2F2F2" w:color="auto" w:val="clear"/>
+            <w:tcMar>
+              <w:top w:type="dxa" w:w="50"/>
+              <w:left w:type="dxa" w:w="90"/>
+              <w:bottom w:type="dxa" w:w="50"/>
+              <w:right w:type="dxa" w:w="90"/>
+            </w:tcMar>
+          </w:tcPr>
+          <w:p>
+            <w:pPr>
+              <w:spacing w:after="0" w:line="235"/>
+              <w:jc w:val="right"/>
+            </w:pPr>
+            <w:r>
+              <w:rPr>
+                <w:rFonts w:ascii="Arial" w:cs="Arial" w:eastAsia="Arial" w:hAnsi="Arial"/>
+                <w:b w:val="false"/>
+                <w:bCs w:val="false"/>
+                <w:sz w:val="17"/>
+                <w:szCs w:val="17"/>
+              </w:rPr>
+              <w:t xml:space="preserve">74%</w:t>
+            </w:r>
+          </w:p>
+        </w:tc>
+        <w:tc>
+          <w:tcPr>
+            <w:tcW w:type="dxa" w:w="1516"/>
+            <w:tcBorders>
+              <w:top w:val="single" w:color="BFBFBF" w:sz="4"/>
+              <w:left w:val="single" w:color="BFBFBF" w:sz="4"/>
+              <w:bottom w:val="single" w:color="BFBFBF" w:sz="4"/>
+              <w:right w:val="single" w:color="BFBFBF" w:sz="4"/>
+            </w:tcBorders>
+            <w:shd w:fill="F2F2F2" w:color="auto" w:val="clear"/>
+            <w:tcMar>
+              <w:top w:type="dxa" w:w="50"/>
+              <w:left w:type="dxa" w:w="90"/>
+              <w:bottom w:type="dxa" w:w="50"/>
+              <w:right w:type="dxa" w:w="90"/>
+            </w:tcMar>
+          </w:tcPr>
+          <w:p>
+            <w:pPr>
+              <w:spacing w:after="0" w:line="235"/>
+            </w:pPr>
+            <w:r>
+              <w:rPr>
+                <w:rFonts w:ascii="Arial" w:cs="Arial" w:eastAsia="Arial" w:hAnsi="Arial"/>
+                <w:b/>
+                <w:bCs/>
+                <w:sz w:val="19"/>
+                <w:szCs w:val="19"/>
+              </w:rPr>
+              <w:t xml:space="preserve">not reachable</w:t>
             </w:r>
           </w:p>
         </w:tc>
@@ -1826,7 +2699,7 @@
           <w:sz w:val="19"/>
           <w:szCs w:val="19"/>
         </w:rPr>
-        <w:t xml:space="preserve">When is extra capacity worth it? </w:t>
+        <w:t xml:space="preserve">Reading it: </w:t>
       </w:r>
       <w:r>
         <w:rPr>
@@ -1834,7 +2707,7 @@
           <w:sz w:val="19"/>
           <w:szCs w:val="19"/>
         </w:rPr>
-        <w:t xml:space="preserve">While an extra intern books more than one interview a week, it pays for itself. At ~Rs 20 per booking against ~Rs 8,000 of value, that holds even if my hire-rate guess is ten times too high. Capacity stops paying when everyone has already had their three tries. After that, only reply rates move the number.</w:t>
+        <w:t xml:space="preserve">extra interns help only while later tries still book. If the third try works far worse than the first, the best case stalls in the 60s and 70s whatever the staffing. Then only more self-booking moves the number.</w:t>
       </w:r>
     </w:p>
     <w:p>
@@ -1849,7 +2722,27 @@
           <w:sz w:val="19"/>
           <w:szCs w:val="19"/>
         </w:rPr>
-        <w:t xml:space="preserve">Recommended order. </w:t>
+        <w:t xml:space="preserve">Three gates, each with a decision:</w:t>
+      </w:r>
+    </w:p>
+    <w:p>
+      <w:pPr>
+        <w:pStyle w:val="ListParagraph"/>
+        <w:numPr>
+          <w:ilvl w:val="0"/>
+          <w:numId w:val="2"/>
+        </w:numPr>
+        <w:spacing w:after="50" w:line="255"/>
+      </w:pPr>
+      <w:r>
+        <w:rPr>
+          <w:rFonts w:ascii="Arial" w:cs="Arial" w:eastAsia="Arial" w:hAnsi="Arial"/>
+          <w:b/>
+          <w:bCs/>
+          <w:sz w:val="19"/>
+          <w:szCs w:val="19"/>
+        </w:rPr>
+        <w:t xml:space="preserve">Days 1-2, two interns live </w:t>
       </w:r>
       <w:r>
         <w:rPr>
@@ -1857,7 +2750,86 @@
           <w:sz w:val="19"/>
           <w:szCs w:val="19"/>
         </w:rPr>
-        <w:t xml:space="preserve">(1) An automated evening WhatsApp at about 20:00, when candidates are free and interns are not working: about Rs 750 a day, no intern time. (2) Two more interns for week 1 (Rs 1,800 a day). (3) After day 2, read the DASHBOARD row "Do later tries still work?". If try 3 still books, add interns until the verdict says the target is reachable. If it doesn't, stop hiring and work on reply rates and the target.</w:t>
+        <w:t xml:space="preserve">(after the tests in section 5). The DASHBOARD readout measures minutes per try, the yes-rate on tries 1, 2 and 3, and the self-booking share, then recomputes the best case and the interns needed.</w:t>
+      </w:r>
+    </w:p>
+    <w:p>
+      <w:pPr>
+        <w:pStyle w:val="ListParagraph"/>
+        <w:numPr>
+          <w:ilvl w:val="0"/>
+          <w:numId w:val="2"/>
+        </w:numPr>
+        <w:spacing w:after="50" w:line="255"/>
+      </w:pPr>
+      <w:r>
+        <w:rPr>
+          <w:rFonts w:ascii="Arial" w:cs="Arial" w:eastAsia="Arial" w:hAnsi="Arial"/>
+          <w:b/>
+          <w:bCs/>
+          <w:sz w:val="19"/>
+          <w:szCs w:val="19"/>
+        </w:rPr>
+        <w:t xml:space="preserve">Days 3-5, evening-message pilot </w:t>
+      </w:r>
+      <w:r>
+        <w:rPr>
+          <w:rFonts w:ascii="Arial" w:cs="Arial" w:eastAsia="Arial" w:hAnsi="Arial"/>
+          <w:sz w:val="19"/>
+          <w:szCs w:val="19"/>
+        </w:rPr>
+        <w:t xml:space="preserve">(section 3). It measures how much the message raises self-booking: the first row of the table above.</w:t>
+      </w:r>
+    </w:p>
+    <w:p>
+      <w:pPr>
+        <w:pStyle w:val="ListParagraph"/>
+        <w:numPr>
+          <w:ilvl w:val="0"/>
+          <w:numId w:val="2"/>
+        </w:numPr>
+        <w:spacing w:after="50" w:line="255"/>
+      </w:pPr>
+      <w:r>
+        <w:rPr>
+          <w:rFonts w:ascii="Arial" w:cs="Arial" w:eastAsia="Arial" w:hAnsi="Arial"/>
+          <w:b/>
+          <w:bCs/>
+          <w:sz w:val="19"/>
+          <w:szCs w:val="19"/>
+        </w:rPr>
+        <w:t xml:space="preserve">Day 6, decide. </w:t>
+      </w:r>
+      <w:r>
+        <w:rPr>
+          <w:rFonts w:ascii="Arial" w:cs="Arial" w:eastAsia="Arial" w:hAnsi="Arial"/>
+          <w:sz w:val="19"/>
+          <w:szCs w:val="19"/>
+        </w:rPr>
+        <w:t xml:space="preserve">If the best case is 80% or more, staff to the number the dashboard gives. If it is below 80%, use the fallback.</w:t>
+      </w:r>
+    </w:p>
+    <w:p>
+      <w:pPr>
+        <w:spacing w:after="90" w:line="260"/>
+      </w:pPr>
+      <w:r>
+        <w:rPr>
+          <w:rFonts w:ascii="Arial" w:cs="Arial" w:eastAsia="Arial" w:hAnsi="Arial"/>
+          <w:b/>
+          <w:bCs/>
+          <w:sz w:val="19"/>
+          <w:szCs w:val="19"/>
+        </w:rPr>
+        <w:t xml:space="preserve">Fallback if 80% is out of reach: </w:t>
+      </w:r>
+      <w:r>
+        <w:rPr>
+          <w:rFonts w:ascii="Arial" w:cs="Arial" w:eastAsia="Arial" w:hAnsi="Arial"/>
+          <w:sz w:val="19"/>
+          <w:szCs w:val="19"/>
+        </w:rPr>
+        <w:t xml:space="preserve">(a) Take the measured best case to Weekday and agree what the KPI should count, using the dashboard's own numbers. For example: 80% of requests with usable contacts that did not opt out, or 80% within 48 hours. (b) Upstream fixes: re-confirm interest before a request is sent, and get slot guarantees from partners. (c) Keep the extra capacity that still pays for itself (section 4); it raises the result even below 80%. If no extra interns can be hired at all, the list still orders work by who is most likely to book and who is closest to the deadline, so two interns get the most out of their 210 tries.</w:t>
       </w:r>
     </w:p>
     <w:p>
@@ -1878,7 +2850,7 @@
           <w:sz w:val="23"/>
           <w:szCs w:val="23"/>
         </w:rPr>
-        <w:t xml:space="preserve">3. What Ram and Shyam do</w:t>
+        <w:t xml:space="preserve">3. The evening WhatsApp: a hypothesis to pilot, not a fact</w:t>
       </w:r>
     </w:p>
     <w:p>
@@ -1891,17 +2863,540 @@
           <w:sz w:val="19"/>
           <w:szCs w:val="19"/>
         </w:rPr>
-        <w:t xml:space="preserve">The workbook (it also loads in Google Sheets) gives interns four tabs: START HERE, RAM, SHYAM and LOG. START HERE is four steps plus a table of nine outcome codes. Everything else is the lead's.</w:t>
+        <w:t xml:space="preserve">Its cost (Rs 100-750 a day) and its effect are unproven. Here is what exists, what doesn't, and how to test it. </w:t>
+      </w:r>
+      <w:r>
+        <w:rPr>
+          <w:rFonts w:ascii="Arial" w:cs="Arial" w:eastAsia="Arial" w:hAnsi="Arial"/>
+          <w:b/>
+          <w:bCs/>
+          <w:sz w:val="19"/>
+          <w:szCs w:val="19"/>
+        </w:rPr>
+        <w:t xml:space="preserve">Built: </w:t>
+      </w:r>
+      <w:r>
+        <w:rPr>
+          <w:rFonts w:ascii="Arial" w:cs="Arial" w:eastAsia="Arial" w:hAnsi="Arial"/>
+          <w:sz w:val="19"/>
+          <w:szCs w:val="19"/>
+        </w:rPr>
+        <w:t xml:space="preserve">a lead-only MESSAGES tab with the two template texts and a send list for the provider's bulk upload. The send list stays empty until opt-in is confirmed, and candidates are split SEND/HOLD by a phone digit. There is a paste-back area for the provider's report: a YES reply puts the person at the top of an intern's list, a STOP reply closes them, and a failed delivery tells the intern to call only. A SEND-vs-HOLD readout compares 24-hour completion. In the test, all 6 STOP repliers stayed off the lists, and the 23 YES repliers who reached a list appeared in its top 18 rows. </w:t>
+      </w:r>
+      <w:r>
+        <w:rPr>
+          <w:rFonts w:ascii="Arial" w:cs="Arial" w:eastAsia="Arial" w:hAnsi="Arial"/>
+          <w:b/>
+          <w:bCs/>
+          <w:sz w:val="19"/>
+          <w:szCs w:val="19"/>
+        </w:rPr>
+        <w:t xml:space="preserve">Not built: </w:t>
+      </w:r>
+      <w:r>
+        <w:rPr>
+          <w:rFonts w:ascii="Arial" w:cs="Arial" w:eastAsia="Arial" w:hAnsi="Arial"/>
+          <w:sz w:val="19"/>
+          <w:szCs w:val="19"/>
+        </w:rPr>
+        <w:t xml:space="preserve">an automatic link to the WhatsApp API. The lead exports and imports files by hand once each evening.</w:t>
       </w:r>
     </w:p>
+    <w:tbl>
+      <w:tblPr>
+        <w:tblW w:type="dxa" w:w="10466"/>
+        <w:tblBorders>
+          <w:top w:val="single" w:color="auto" w:sz="4"/>
+          <w:left w:val="single" w:color="auto" w:sz="4"/>
+          <w:bottom w:val="single" w:color="auto" w:sz="4"/>
+          <w:right w:val="single" w:color="auto" w:sz="4"/>
+          <w:insideH w:val="single" w:color="auto" w:sz="4"/>
+          <w:insideV w:val="single" w:color="auto" w:sz="4"/>
+        </w:tblBorders>
+      </w:tblPr>
+      <w:tblGrid>
+        <w:gridCol w:w="3000"/>
+        <w:gridCol w:w="7466"/>
+      </w:tblGrid>
+      <w:tr>
+        <w:trPr>
+          <w:tblHeader/>
+        </w:trPr>
+        <w:tc>
+          <w:tcPr>
+            <w:tcW w:type="dxa" w:w="3000"/>
+            <w:tcBorders>
+              <w:top w:val="single" w:color="BFBFBF" w:sz="4"/>
+              <w:left w:val="single" w:color="BFBFBF" w:sz="4"/>
+              <w:bottom w:val="single" w:color="BFBFBF" w:sz="4"/>
+              <w:right w:val="single" w:color="BFBFBF" w:sz="4"/>
+            </w:tcBorders>
+            <w:shd w:fill="1F3864" w:color="auto" w:val="clear"/>
+            <w:tcMar>
+              <w:top w:type="dxa" w:w="50"/>
+              <w:left w:type="dxa" w:w="90"/>
+              <w:bottom w:type="dxa" w:w="50"/>
+              <w:right w:type="dxa" w:w="90"/>
+            </w:tcMar>
+          </w:tcPr>
+          <w:p>
+            <w:pPr>
+              <w:spacing w:after="0" w:line="235"/>
+            </w:pPr>
+            <w:r>
+              <w:rPr>
+                <w:rFonts w:ascii="Arial" w:cs="Arial" w:eastAsia="Arial" w:hAnsi="Arial"/>
+                <w:b/>
+                <w:bCs/>
+                <w:color w:val="FFFFFF"/>
+                <w:sz w:val="17"/>
+                <w:szCs w:val="17"/>
+              </w:rPr>
+              <w:t xml:space="preserve">Needed before the first send</w:t>
+            </w:r>
+          </w:p>
+        </w:tc>
+        <w:tc>
+          <w:tcPr>
+            <w:tcW w:type="dxa" w:w="7466"/>
+            <w:tcBorders>
+              <w:top w:val="single" w:color="BFBFBF" w:sz="4"/>
+              <w:left w:val="single" w:color="BFBFBF" w:sz="4"/>
+              <w:bottom w:val="single" w:color="BFBFBF" w:sz="4"/>
+              <w:right w:val="single" w:color="BFBFBF" w:sz="4"/>
+            </w:tcBorders>
+            <w:shd w:fill="1F3864" w:color="auto" w:val="clear"/>
+            <w:tcMar>
+              <w:top w:type="dxa" w:w="50"/>
+              <w:left w:type="dxa" w:w="90"/>
+              <w:bottom w:type="dxa" w:w="50"/>
+              <w:right w:type="dxa" w:w="90"/>
+            </w:tcMar>
+          </w:tcPr>
+          <w:p>
+            <w:pPr>
+              <w:spacing w:after="0" w:line="235"/>
+            </w:pPr>
+            <w:r>
+              <w:rPr>
+                <w:rFonts w:ascii="Arial" w:cs="Arial" w:eastAsia="Arial" w:hAnsi="Arial"/>
+                <w:b/>
+                <w:bCs/>
+                <w:color w:val="FFFFFF"/>
+                <w:sz w:val="17"/>
+                <w:szCs w:val="17"/>
+              </w:rPr>
+              <w:t xml:space="preserve">Detail</w:t>
+            </w:r>
+          </w:p>
+        </w:tc>
+      </w:tr>
+      <w:tr>
+        <w:tc>
+          <w:tcPr>
+            <w:tcW w:type="dxa" w:w="3000"/>
+            <w:tcBorders>
+              <w:top w:val="single" w:color="BFBFBF" w:sz="4"/>
+              <w:left w:val="single" w:color="BFBFBF" w:sz="4"/>
+              <w:bottom w:val="single" w:color="BFBFBF" w:sz="4"/>
+              <w:right w:val="single" w:color="BFBFBF" w:sz="4"/>
+            </w:tcBorders>
+            <w:tcMar>
+              <w:top w:type="dxa" w:w="50"/>
+              <w:left w:type="dxa" w:w="90"/>
+              <w:bottom w:type="dxa" w:w="50"/>
+              <w:right w:type="dxa" w:w="90"/>
+            </w:tcMar>
+          </w:tcPr>
+          <w:p>
+            <w:pPr>
+              <w:spacing w:after="0" w:line="235"/>
+            </w:pPr>
+            <w:r>
+              <w:rPr>
+                <w:rFonts w:ascii="Arial" w:cs="Arial" w:eastAsia="Arial" w:hAnsi="Arial"/>
+                <w:b w:val="false"/>
+                <w:bCs w:val="false"/>
+                <w:sz w:val="17"/>
+                <w:szCs w:val="17"/>
+              </w:rPr>
+              <w:t xml:space="preserve">WhatsApp Business account</w:t>
+            </w:r>
+          </w:p>
+        </w:tc>
+        <w:tc>
+          <w:tcPr>
+            <w:tcW w:type="dxa" w:w="7466"/>
+            <w:tcBorders>
+              <w:top w:val="single" w:color="BFBFBF" w:sz="4"/>
+              <w:left w:val="single" w:color="BFBFBF" w:sz="4"/>
+              <w:bottom w:val="single" w:color="BFBFBF" w:sz="4"/>
+              <w:right w:val="single" w:color="BFBFBF" w:sz="4"/>
+            </w:tcBorders>
+            <w:tcMar>
+              <w:top w:type="dxa" w:w="50"/>
+              <w:left w:type="dxa" w:w="90"/>
+              <w:bottom w:type="dxa" w:w="50"/>
+              <w:right w:type="dxa" w:w="90"/>
+            </w:tcMar>
+          </w:tcPr>
+          <w:p>
+            <w:pPr>
+              <w:spacing w:after="0" w:line="235"/>
+            </w:pPr>
+            <w:r>
+              <w:rPr>
+                <w:rFonts w:ascii="Arial" w:cs="Arial" w:eastAsia="Arial" w:hAnsi="Arial"/>
+                <w:b w:val="false"/>
+                <w:bCs w:val="false"/>
+                <w:sz w:val="17"/>
+                <w:szCs w:val="17"/>
+              </w:rPr>
+              <w:t xml:space="preserve">Through a provider (BSP). A few days to set up, plus a monthly platform fee.</w:t>
+            </w:r>
+          </w:p>
+        </w:tc>
+      </w:tr>
+      <w:tr>
+        <w:tc>
+          <w:tcPr>
+            <w:tcW w:type="dxa" w:w="3000"/>
+            <w:tcBorders>
+              <w:top w:val="single" w:color="BFBFBF" w:sz="4"/>
+              <w:left w:val="single" w:color="BFBFBF" w:sz="4"/>
+              <w:bottom w:val="single" w:color="BFBFBF" w:sz="4"/>
+              <w:right w:val="single" w:color="BFBFBF" w:sz="4"/>
+            </w:tcBorders>
+            <w:shd w:fill="F2F2F2" w:color="auto" w:val="clear"/>
+            <w:tcMar>
+              <w:top w:type="dxa" w:w="50"/>
+              <w:left w:type="dxa" w:w="90"/>
+              <w:bottom w:type="dxa" w:w="50"/>
+              <w:right w:type="dxa" w:w="90"/>
+            </w:tcMar>
+          </w:tcPr>
+          <w:p>
+            <w:pPr>
+              <w:spacing w:after="0" w:line="235"/>
+            </w:pPr>
+            <w:r>
+              <w:rPr>
+                <w:rFonts w:ascii="Arial" w:cs="Arial" w:eastAsia="Arial" w:hAnsi="Arial"/>
+                <w:b w:val="false"/>
+                <w:bCs w:val="false"/>
+                <w:sz w:val="17"/>
+                <w:szCs w:val="17"/>
+              </w:rPr>
+              <w:t xml:space="preserve">Approved templates</w:t>
+            </w:r>
+          </w:p>
+        </w:tc>
+        <w:tc>
+          <w:tcPr>
+            <w:tcW w:type="dxa" w:w="7466"/>
+            <w:tcBorders>
+              <w:top w:val="single" w:color="BFBFBF" w:sz="4"/>
+              <w:left w:val="single" w:color="BFBFBF" w:sz="4"/>
+              <w:bottom w:val="single" w:color="BFBFBF" w:sz="4"/>
+              <w:right w:val="single" w:color="BFBFBF" w:sz="4"/>
+            </w:tcBorders>
+            <w:shd w:fill="F2F2F2" w:color="auto" w:val="clear"/>
+            <w:tcMar>
+              <w:top w:type="dxa" w:w="50"/>
+              <w:left w:type="dxa" w:w="90"/>
+              <w:bottom w:type="dxa" w:w="50"/>
+              <w:right w:type="dxa" w:w="90"/>
+            </w:tcMar>
+          </w:tcPr>
+          <w:p>
+            <w:pPr>
+              <w:spacing w:after="0" w:line="235"/>
+            </w:pPr>
+            <w:r>
+              <w:rPr>
+                <w:rFonts w:ascii="Arial" w:cs="Arial" w:eastAsia="Arial" w:hAnsi="Arial"/>
+                <w:b w:val="false"/>
+                <w:bCs w:val="false"/>
+                <w:sz w:val="17"/>
+                <w:szCs w:val="17"/>
+              </w:rPr>
+              <w:t xml:space="preserve">Meta approves each template and decides its class. Utility is about Rs 0.12 a message, marketing about Rs 0.86, so 430 people x 2 messages costs Rs 100-750 a day.</w:t>
+            </w:r>
+          </w:p>
+        </w:tc>
+      </w:tr>
+      <w:tr>
+        <w:tc>
+          <w:tcPr>
+            <w:tcW w:type="dxa" w:w="3000"/>
+            <w:tcBorders>
+              <w:top w:val="single" w:color="BFBFBF" w:sz="4"/>
+              <w:left w:val="single" w:color="BFBFBF" w:sz="4"/>
+              <w:bottom w:val="single" w:color="BFBFBF" w:sz="4"/>
+              <w:right w:val="single" w:color="BFBFBF" w:sz="4"/>
+            </w:tcBorders>
+            <w:tcMar>
+              <w:top w:type="dxa" w:w="50"/>
+              <w:left w:type="dxa" w:w="90"/>
+              <w:bottom w:type="dxa" w:w="50"/>
+              <w:right w:type="dxa" w:w="90"/>
+            </w:tcMar>
+          </w:tcPr>
+          <w:p>
+            <w:pPr>
+              <w:spacing w:after="0" w:line="235"/>
+            </w:pPr>
+            <w:r>
+              <w:rPr>
+                <w:rFonts w:ascii="Arial" w:cs="Arial" w:eastAsia="Arial" w:hAnsi="Arial"/>
+                <w:b w:val="false"/>
+                <w:bCs w:val="false"/>
+                <w:sz w:val="17"/>
+                <w:szCs w:val="17"/>
+              </w:rPr>
+              <w:t xml:space="preserve">Candidate opt-in</w:t>
+            </w:r>
+          </w:p>
+        </w:tc>
+        <w:tc>
+          <w:tcPr>
+            <w:tcW w:type="dxa" w:w="7466"/>
+            <w:tcBorders>
+              <w:top w:val="single" w:color="BFBFBF" w:sz="4"/>
+              <w:left w:val="single" w:color="BFBFBF" w:sz="4"/>
+              <w:bottom w:val="single" w:color="BFBFBF" w:sz="4"/>
+              <w:right w:val="single" w:color="BFBFBF" w:sz="4"/>
+            </w:tcBorders>
+            <w:tcMar>
+              <w:top w:type="dxa" w:w="50"/>
+              <w:left w:type="dxa" w:w="90"/>
+              <w:bottom w:type="dxa" w:w="50"/>
+              <w:right w:type="dxa" w:w="90"/>
+            </w:tcMar>
+          </w:tcPr>
+          <w:p>
+            <w:pPr>
+              <w:spacing w:after="0" w:line="235"/>
+            </w:pPr>
+            <w:r>
+              <w:rPr>
+                <w:rFonts w:ascii="Arial" w:cs="Arial" w:eastAsia="Arial" w:hAnsi="Arial"/>
+                <w:b w:val="false"/>
+                <w:bCs w:val="false"/>
+                <w:sz w:val="17"/>
+                <w:szCs w:val="17"/>
+              </w:rPr>
+              <w:t xml:space="preserve">Weekday confirms candidates agreed to WhatsApp messages. Until then SETTINGS B22 stays NO and the send list stays empty.</w:t>
+            </w:r>
+          </w:p>
+        </w:tc>
+      </w:tr>
+      <w:tr>
+        <w:tc>
+          <w:tcPr>
+            <w:tcW w:type="dxa" w:w="3000"/>
+            <w:tcBorders>
+              <w:top w:val="single" w:color="BFBFBF" w:sz="4"/>
+              <w:left w:val="single" w:color="BFBFBF" w:sz="4"/>
+              <w:bottom w:val="single" w:color="BFBFBF" w:sz="4"/>
+              <w:right w:val="single" w:color="BFBFBF" w:sz="4"/>
+            </w:tcBorders>
+            <w:shd w:fill="F2F2F2" w:color="auto" w:val="clear"/>
+            <w:tcMar>
+              <w:top w:type="dxa" w:w="50"/>
+              <w:left w:type="dxa" w:w="90"/>
+              <w:bottom w:type="dxa" w:w="50"/>
+              <w:right w:type="dxa" w:w="90"/>
+            </w:tcMar>
+          </w:tcPr>
+          <w:p>
+            <w:pPr>
+              <w:spacing w:after="0" w:line="235"/>
+            </w:pPr>
+            <w:r>
+              <w:rPr>
+                <w:rFonts w:ascii="Arial" w:cs="Arial" w:eastAsia="Arial" w:hAnsi="Arial"/>
+                <w:b w:val="false"/>
+                <w:bCs w:val="false"/>
+                <w:sz w:val="17"/>
+                <w:szCs w:val="17"/>
+              </w:rPr>
+              <w:t xml:space="preserve">Opt-outs</w:t>
+            </w:r>
+          </w:p>
+        </w:tc>
+        <w:tc>
+          <w:tcPr>
+            <w:tcW w:type="dxa" w:w="7466"/>
+            <w:tcBorders>
+              <w:top w:val="single" w:color="BFBFBF" w:sz="4"/>
+              <w:left w:val="single" w:color="BFBFBF" w:sz="4"/>
+              <w:bottom w:val="single" w:color="BFBFBF" w:sz="4"/>
+              <w:right w:val="single" w:color="BFBFBF" w:sz="4"/>
+            </w:tcBorders>
+            <w:shd w:fill="F2F2F2" w:color="auto" w:val="clear"/>
+            <w:tcMar>
+              <w:top w:type="dxa" w:w="50"/>
+              <w:left w:type="dxa" w:w="90"/>
+              <w:bottom w:type="dxa" w:w="50"/>
+              <w:right w:type="dxa" w:w="90"/>
+            </w:tcMar>
+          </w:tcPr>
+          <w:p>
+            <w:pPr>
+              <w:spacing w:after="0" w:line="235"/>
+            </w:pPr>
+            <w:r>
+              <w:rPr>
+                <w:rFonts w:ascii="Arial" w:cs="Arial" w:eastAsia="Arial" w:hAnsi="Arial"/>
+                <w:b w:val="false"/>
+                <w:bCs w:val="false"/>
+                <w:sz w:val="17"/>
+                <w:szCs w:val="17"/>
+              </w:rPr>
+              <w:t xml:space="preserve">Every template says "Reply STOP"; the sheet closes anyone who does. The provider's own block list is kept too.</w:t>
+            </w:r>
+          </w:p>
+        </w:tc>
+      </w:tr>
+      <w:tr>
+        <w:tc>
+          <w:tcPr>
+            <w:tcW w:type="dxa" w:w="3000"/>
+            <w:tcBorders>
+              <w:top w:val="single" w:color="BFBFBF" w:sz="4"/>
+              <w:left w:val="single" w:color="BFBFBF" w:sz="4"/>
+              <w:bottom w:val="single" w:color="BFBFBF" w:sz="4"/>
+              <w:right w:val="single" w:color="BFBFBF" w:sz="4"/>
+            </w:tcBorders>
+            <w:tcMar>
+              <w:top w:type="dxa" w:w="50"/>
+              <w:left w:type="dxa" w:w="90"/>
+              <w:bottom w:type="dxa" w:w="50"/>
+              <w:right w:type="dxa" w:w="90"/>
+            </w:tcMar>
+          </w:tcPr>
+          <w:p>
+            <w:pPr>
+              <w:spacing w:after="0" w:line="235"/>
+            </w:pPr>
+            <w:r>
+              <w:rPr>
+                <w:rFonts w:ascii="Arial" w:cs="Arial" w:eastAsia="Arial" w:hAnsi="Arial"/>
+                <w:b w:val="false"/>
+                <w:bCs w:val="false"/>
+                <w:sz w:val="17"/>
+                <w:szCs w:val="17"/>
+              </w:rPr>
+              <w:t xml:space="preserve">Delivery failures and replies</w:t>
+            </w:r>
+          </w:p>
+        </w:tc>
+        <w:tc>
+          <w:tcPr>
+            <w:tcW w:type="dxa" w:w="7466"/>
+            <w:tcBorders>
+              <w:top w:val="single" w:color="BFBFBF" w:sz="4"/>
+              <w:left w:val="single" w:color="BFBFBF" w:sz="4"/>
+              <w:bottom w:val="single" w:color="BFBFBF" w:sz="4"/>
+              <w:right w:val="single" w:color="BFBFBF" w:sz="4"/>
+            </w:tcBorders>
+            <w:tcMar>
+              <w:top w:type="dxa" w:w="50"/>
+              <w:left w:type="dxa" w:w="90"/>
+              <w:bottom w:type="dxa" w:w="50"/>
+              <w:right w:type="dxa" w:w="90"/>
+            </w:tcMar>
+          </w:tcPr>
+          <w:p>
+            <w:pPr>
+              <w:spacing w:after="0" w:line="235"/>
+            </w:pPr>
+            <w:r>
+              <w:rPr>
+                <w:rFonts w:ascii="Arial" w:cs="Arial" w:eastAsia="Arial" w:hAnsi="Arial"/>
+                <w:b w:val="false"/>
+                <w:bCs w:val="false"/>
+                <w:sz w:val="17"/>
+                <w:szCs w:val="17"/>
+              </w:rPr>
+              <w:t xml:space="preserve">Come back in the provider's report. Pasting it in is the integration with the interns' lists.</w:t>
+            </w:r>
+          </w:p>
+        </w:tc>
+      </w:tr>
+      <w:tr>
+        <w:tc>
+          <w:tcPr>
+            <w:tcW w:type="dxa" w:w="3000"/>
+            <w:tcBorders>
+              <w:top w:val="single" w:color="BFBFBF" w:sz="4"/>
+              <w:left w:val="single" w:color="BFBFBF" w:sz="4"/>
+              <w:bottom w:val="single" w:color="BFBFBF" w:sz="4"/>
+              <w:right w:val="single" w:color="BFBFBF" w:sz="4"/>
+            </w:tcBorders>
+            <w:shd w:fill="F2F2F2" w:color="auto" w:val="clear"/>
+            <w:tcMar>
+              <w:top w:type="dxa" w:w="50"/>
+              <w:left w:type="dxa" w:w="90"/>
+              <w:bottom w:type="dxa" w:w="50"/>
+              <w:right w:type="dxa" w:w="90"/>
+            </w:tcMar>
+          </w:tcPr>
+          <w:p>
+            <w:pPr>
+              <w:spacing w:after="0" w:line="235"/>
+            </w:pPr>
+            <w:r>
+              <w:rPr>
+                <w:rFonts w:ascii="Arial" w:cs="Arial" w:eastAsia="Arial" w:hAnsi="Arial"/>
+                <w:b w:val="false"/>
+                <w:bCs w:val="false"/>
+                <w:sz w:val="17"/>
+                <w:szCs w:val="17"/>
+              </w:rPr>
+              <w:t xml:space="preserve">Quality rating</w:t>
+            </w:r>
+          </w:p>
+        </w:tc>
+        <w:tc>
+          <w:tcPr>
+            <w:tcW w:type="dxa" w:w="7466"/>
+            <w:tcBorders>
+              <w:top w:val="single" w:color="BFBFBF" w:sz="4"/>
+              <w:left w:val="single" w:color="BFBFBF" w:sz="4"/>
+              <w:bottom w:val="single" w:color="BFBFBF" w:sz="4"/>
+              <w:right w:val="single" w:color="BFBFBF" w:sz="4"/>
+            </w:tcBorders>
+            <w:shd w:fill="F2F2F2" w:color="auto" w:val="clear"/>
+            <w:tcMar>
+              <w:top w:type="dxa" w:w="50"/>
+              <w:left w:type="dxa" w:w="90"/>
+              <w:bottom w:type="dxa" w:w="50"/>
+              <w:right w:type="dxa" w:w="90"/>
+            </w:tcMar>
+          </w:tcPr>
+          <w:p>
+            <w:pPr>
+              <w:spacing w:after="0" w:line="235"/>
+            </w:pPr>
+            <w:r>
+              <w:rPr>
+                <w:rFonts w:ascii="Arial" w:cs="Arial" w:eastAsia="Arial" w:hAnsi="Arial"/>
+                <w:b w:val="false"/>
+                <w:bCs w:val="false"/>
+                <w:sz w:val="17"/>
+                <w:szCs w:val="17"/>
+              </w:rPr>
+              <w:t xml:space="preserve">Meta throttles senders whose messages get blocked or reported. Watch the rating during the pilot.</w:t>
+            </w:r>
+          </w:p>
+        </w:tc>
+      </w:tr>
+    </w:tbl>
     <w:p>
       <w:pPr>
-        <w:pStyle w:val="ListParagraph"/>
-        <w:numPr>
-          <w:ilvl w:val="0"/>
-          <w:numId w:val="2"/>
-        </w:numPr>
-        <w:spacing w:after="50" w:line="255"/>
+        <w:spacing w:before="70"/>
       </w:pPr>
       <w:r>
         <w:rPr>
@@ -1911,7 +3406,7 @@
           <w:sz w:val="19"/>
           <w:szCs w:val="19"/>
         </w:rPr>
-        <w:t xml:space="preserve">Their list: </w:t>
+        <w:t xml:space="preserve">Pilot design: </w:t>
       </w:r>
       <w:r>
         <w:rPr>
@@ -1919,119 +3414,7 @@
           <w:sz w:val="19"/>
           <w:szCs w:val="19"/>
         </w:rPr>
-        <w:t xml:space="preserve">one row per person, best first, with a column that says exactly what to do, plus Call, WhatsApp and calendar links. Rows close to the deadline turn yellow.</w:t>
-      </w:r>
-    </w:p>
-    <w:p>
-      <w:pPr>
-        <w:pStyle w:val="ListParagraph"/>
-        <w:numPr>
-          <w:ilvl w:val="0"/>
-          <w:numId w:val="2"/>
-        </w:numPr>
-        <w:spacing w:after="50" w:line="255"/>
-      </w:pPr>
-      <w:r>
-        <w:rPr>
-          <w:rFonts w:ascii="Arial" w:cs="Arial" w:eastAsia="Arial" w:hAnsi="Arial"/>
-          <w:b/>
-          <w:bCs/>
-          <w:sz w:val="19"/>
-          <w:szCs w:val="19"/>
-        </w:rPr>
-        <w:t xml:space="preserve">One log line per conversation: </w:t>
-      </w:r>
-      <w:r>
-        <w:rPr>
-          <w:rFonts w:ascii="Arial" w:cs="Arial" w:eastAsia="Arial" w:hAnsi="Arial"/>
-          <w:sz w:val="19"/>
-          <w:szCs w:val="19"/>
-        </w:rPr>
-        <w:t xml:space="preserve">time, name, phone, outcome. A second line is needed only when the candidate gives different answers for two companies. On a simulated day this averaged 1.02 lines per conversation.</w:t>
-      </w:r>
-    </w:p>
-    <w:p>
-      <w:pPr>
-        <w:pStyle w:val="ListParagraph"/>
-        <w:numPr>
-          <w:ilvl w:val="0"/>
-          <w:numId w:val="2"/>
-        </w:numPr>
-        <w:spacing w:after="50" w:line="255"/>
-      </w:pPr>
-      <w:r>
-        <w:rPr>
-          <w:rFonts w:ascii="Arial" w:cs="Arial" w:eastAsia="Arial" w:hAnsi="Arial"/>
-          <w:b/>
-          <w:bCs/>
-          <w:sz w:val="19"/>
-          <w:szCs w:val="19"/>
-        </w:rPr>
-        <w:t xml:space="preserve">No promises the process can't keep: </w:t>
-      </w:r>
-      <w:r>
-        <w:rPr>
-          <w:rFonts w:ascii="Arial" w:cs="Arial" w:eastAsia="Arial" w:hAnsi="Arial"/>
-          <w:sz w:val="19"/>
-          <w:szCs w:val="19"/>
-        </w:rPr>
-        <w:t xml:space="preserve">messages never mention a held slot. Interns book in the partner's live calendar during the call, so two candidates can't be given the same slot.</w:t>
-      </w:r>
-    </w:p>
-    <w:p>
-      <w:pPr>
-        <w:pStyle w:val="ListParagraph"/>
-        <w:numPr>
-          <w:ilvl w:val="0"/>
-          <w:numId w:val="2"/>
-        </w:numPr>
-        <w:spacing w:after="50" w:line="255"/>
-      </w:pPr>
-      <w:r>
-        <w:rPr>
-          <w:rFonts w:ascii="Arial" w:cs="Arial" w:eastAsia="Arial" w:hAnsi="Arial"/>
-          <w:b/>
-          <w:bCs/>
-          <w:sz w:val="19"/>
-          <w:szCs w:val="19"/>
-        </w:rPr>
-        <w:t xml:space="preserve">Booking for the candidate only with consent: </w:t>
-      </w:r>
-      <w:r>
-        <w:rPr>
-          <w:rFonts w:ascii="Arial" w:cs="Arial" w:eastAsia="Arial" w:hAnsi="Arial"/>
-          <w:sz w:val="19"/>
-          <w:szCs w:val="19"/>
-        </w:rPr>
-        <w:t xml:space="preserve">each partner is marked YES or NO in PARTNERS, and blank counts as NO. For NO partners the message carries the partner's own booking link, and a follow-up checks whether the candidate booked.</w:t>
-      </w:r>
-    </w:p>
-    <w:p>
-      <w:pPr>
-        <w:pStyle w:val="ListParagraph"/>
-        <w:numPr>
-          <w:ilvl w:val="0"/>
-          <w:numId w:val="2"/>
-        </w:numPr>
-        <w:spacing w:after="50" w:line="255"/>
-      </w:pPr>
-      <w:r>
-        <w:rPr>
-          <w:rFonts w:ascii="Arial" w:cs="Arial" w:eastAsia="Arial" w:hAnsi="Arial"/>
-          <w:b/>
-          <w:bCs/>
-          <w:sz w:val="19"/>
-          <w:szCs w:val="19"/>
-        </w:rPr>
-        <w:t xml:space="preserve">WhatsApp messages are pre-filled: </w:t>
-      </w:r>
-      <w:r>
-        <w:rPr>
-          <w:rFonts w:ascii="Arial" w:cs="Arial" w:eastAsia="Arial" w:hAnsi="Arial"/>
-          <w:sz w:val="19"/>
-          <w:szCs w:val="19"/>
-        </w:rPr>
-        <w:t xml:space="preserve">messages are short enough that the link fits Excel's 255-character limit even with a long company name and booking link (25 of 25 in the test).</w:t>
+        <w:t xml:space="preserve">3 working days with consented candidates only, with SEND and HOLD both called as normal. That is about 750 requests per group, enough to see an 8-point difference in 24-hour completion. Bar: SEND at least 8 points above HOLD. Below that, the message does not carry the path to 80%.</w:t>
       </w:r>
     </w:p>
     <w:p>
@@ -2052,7 +3435,7 @@
           <w:sz w:val="23"/>
           <w:szCs w:val="23"/>
         </w:rPr>
-        <w:t xml:space="preserve">4. What is not known yet, and how week 1 finds out</w:t>
+        <w:t xml:space="preserve">4. Which decisions survive wrong assumptions</w:t>
       </w:r>
     </w:p>
     <w:tbl>
@@ -2068,9 +3451,9 @@
         </w:tblBorders>
       </w:tblPr>
       <w:tblGrid>
+        <w:gridCol w:w="2700"/>
         <w:gridCol w:w="3300"/>
-        <w:gridCol w:w="4300"/>
-        <w:gridCol w:w="2866"/>
+        <w:gridCol w:w="4466"/>
       </w:tblGrid>
       <w:tr>
         <w:trPr>
@@ -2078,7 +3461,7 @@
         </w:trPr>
         <w:tc>
           <w:tcPr>
-            <w:tcW w:type="dxa" w:w="3300"/>
+            <w:tcW w:type="dxa" w:w="2700"/>
             <w:tcBorders>
               <w:top w:val="single" w:color="BFBFBF" w:sz="4"/>
               <w:left w:val="single" w:color="BFBFBF" w:sz="4"/>
@@ -2106,13 +3489,13 @@
                 <w:sz w:val="17"/>
                 <w:szCs w:val="17"/>
               </w:rPr>
-              <w:t xml:space="preserve">Unknown</w:t>
-            </w:r>
-          </w:p>
-        </w:tc>
-        <w:tc>
-          <w:tcPr>
-            <w:tcW w:type="dxa" w:w="4300"/>
+              <w:t xml:space="preserve">Decision</w:t>
+            </w:r>
+          </w:p>
+        </w:tc>
+        <w:tc>
+          <w:tcPr>
+            <w:tcW w:type="dxa" w:w="3300"/>
             <w:tcBorders>
               <w:top w:val="single" w:color="BFBFBF" w:sz="4"/>
               <w:left w:val="single" w:color="BFBFBF" w:sz="4"/>
@@ -2140,13 +3523,13 @@
                 <w:sz w:val="17"/>
                 <w:szCs w:val="17"/>
               </w:rPr>
-              <w:t xml:space="preserve">How we measure it</w:t>
-            </w:r>
-          </w:p>
-        </w:tc>
-        <w:tc>
-          <w:tcPr>
-            <w:tcW w:type="dxa" w:w="2866"/>
+              <w:t xml:space="preserve">Depends on</w:t>
+            </w:r>
+          </w:p>
+        </w:tc>
+        <w:tc>
+          <w:tcPr>
+            <w:tcW w:type="dxa" w:w="4466"/>
             <w:tcBorders>
               <w:top w:val="single" w:color="BFBFBF" w:sz="4"/>
               <w:left w:val="single" w:color="BFBFBF" w:sz="4"/>
@@ -2174,7 +3557,7 @@
                 <w:sz w:val="17"/>
                 <w:szCs w:val="17"/>
               </w:rPr>
-              <w:t xml:space="preserve">When</w:t>
+              <w:t xml:space="preserve">Holds if</w:t>
             </w:r>
           </w:p>
         </w:tc>
@@ -2182,6 +3565,38 @@
       <w:tr>
         <w:tc>
           <w:tcPr>
+            <w:tcW w:type="dxa" w:w="2700"/>
+            <w:tcBorders>
+              <w:top w:val="single" w:color="BFBFBF" w:sz="4"/>
+              <w:left w:val="single" w:color="BFBFBF" w:sz="4"/>
+              <w:bottom w:val="single" w:color="BFBFBF" w:sz="4"/>
+              <w:right w:val="single" w:color="BFBFBF" w:sz="4"/>
+            </w:tcBorders>
+            <w:tcMar>
+              <w:top w:type="dxa" w:w="50"/>
+              <w:left w:type="dxa" w:w="90"/>
+              <w:bottom w:type="dxa" w:w="50"/>
+              <w:right w:type="dxa" w:w="90"/>
+            </w:tcMar>
+          </w:tcPr>
+          <w:p>
+            <w:pPr>
+              <w:spacing w:after="0" w:line="235"/>
+            </w:pPr>
+            <w:r>
+              <w:rPr>
+                <w:rFonts w:ascii="Arial" w:cs="Arial" w:eastAsia="Arial" w:hAnsi="Arial"/>
+                <w:b w:val="false"/>
+                <w:bCs w:val="false"/>
+                <w:sz w:val="17"/>
+                <w:szCs w:val="17"/>
+              </w:rPr>
+              <w:t xml:space="preserve">Use the sheet and its ordering</w:t>
+            </w:r>
+          </w:p>
+        </w:tc>
+        <w:tc>
+          <w:tcPr>
             <w:tcW w:type="dxa" w:w="3300"/>
             <w:tcBorders>
               <w:top w:val="single" w:color="BFBFBF" w:sz="4"/>
@@ -2208,71 +3623,39 @@
                 <w:sz w:val="17"/>
                 <w:szCs w:val="17"/>
               </w:rPr>
-              <w:t xml:space="preserve">Minutes per try</w:t>
-            </w:r>
-          </w:p>
-        </w:tc>
-        <w:tc>
-          <w:tcPr>
-            <w:tcW w:type="dxa" w:w="4300"/>
-            <w:tcBorders>
-              <w:top w:val="single" w:color="BFBFBF" w:sz="4"/>
-              <w:left w:val="single" w:color="BFBFBF" w:sz="4"/>
-              <w:bottom w:val="single" w:color="BFBFBF" w:sz="4"/>
-              <w:right w:val="single" w:color="BFBFBF" w:sz="4"/>
-            </w:tcBorders>
-            <w:tcMar>
-              <w:top w:type="dxa" w:w="50"/>
-              <w:left w:type="dxa" w:w="90"/>
-              <w:bottom w:type="dxa" w:w="50"/>
-              <w:right w:type="dxa" w:w="90"/>
-            </w:tcMar>
-          </w:tcPr>
-          <w:p>
-            <w:pPr>
-              <w:spacing w:after="0" w:line="235"/>
-            </w:pPr>
-            <w:r>
-              <w:rPr>
-                <w:rFonts w:ascii="Arial" w:cs="Arial" w:eastAsia="Arial" w:hAnsi="Arial"/>
-                <w:b w:val="false"/>
-                <w:bCs w:val="false"/>
-                <w:sz w:val="17"/>
-                <w:szCs w:val="17"/>
-              </w:rPr>
-              <w:t xml:space="preserve">Time 20 real tries</w:t>
-            </w:r>
-          </w:p>
-        </w:tc>
-        <w:tc>
-          <w:tcPr>
-            <w:tcW w:type="dxa" w:w="2866"/>
-            <w:tcBorders>
-              <w:top w:val="single" w:color="BFBFBF" w:sz="4"/>
-              <w:left w:val="single" w:color="BFBFBF" w:sz="4"/>
-              <w:bottom w:val="single" w:color="BFBFBF" w:sz="4"/>
-              <w:right w:val="single" w:color="BFBFBF" w:sz="4"/>
-            </w:tcBorders>
-            <w:tcMar>
-              <w:top w:type="dxa" w:w="50"/>
-              <w:left w:type="dxa" w:w="90"/>
-              <w:bottom w:type="dxa" w:w="50"/>
-              <w:right w:type="dxa" w:w="90"/>
-            </w:tcMar>
-          </w:tcPr>
-          <w:p>
-            <w:pPr>
-              <w:spacing w:after="0" w:line="235"/>
-            </w:pPr>
-            <w:r>
-              <w:rPr>
-                <w:rFonts w:ascii="Arial" w:cs="Arial" w:eastAsia="Arial" w:hAnsi="Arial"/>
-                <w:b w:val="false"/>
-                <w:bCs w:val="false"/>
-                <w:sz w:val="17"/>
-                <w:szCs w:val="17"/>
-              </w:rPr>
-              <w:t xml:space="preserve">Day 1</w:t>
+              <w:t xml:space="preserve">Nothing behavioural</w:t>
+            </w:r>
+          </w:p>
+        </w:tc>
+        <w:tc>
+          <w:tcPr>
+            <w:tcW w:type="dxa" w:w="4466"/>
+            <w:tcBorders>
+              <w:top w:val="single" w:color="BFBFBF" w:sz="4"/>
+              <w:left w:val="single" w:color="BFBFBF" w:sz="4"/>
+              <w:bottom w:val="single" w:color="BFBFBF" w:sz="4"/>
+              <w:right w:val="single" w:color="BFBFBF" w:sz="4"/>
+            </w:tcBorders>
+            <w:tcMar>
+              <w:top w:type="dxa" w:w="50"/>
+              <w:left w:type="dxa" w:w="90"/>
+              <w:bottom w:type="dxa" w:w="50"/>
+              <w:right w:type="dxa" w:w="90"/>
+            </w:tcMar>
+          </w:tcPr>
+          <w:p>
+            <w:pPr>
+              <w:spacing w:after="0" w:line="235"/>
+            </w:pPr>
+            <w:r>
+              <w:rPr>
+                <w:rFonts w:ascii="Arial" w:cs="Arial" w:eastAsia="Arial" w:hAnsi="Arial"/>
+                <w:b w:val="false"/>
+                <w:bCs w:val="false"/>
+                <w:sz w:val="17"/>
+                <w:szCs w:val="17"/>
+              </w:rPr>
+              <w:t xml:space="preserve">Always: it organises the same work better.</w:t>
             </w:r>
           </w:p>
         </w:tc>
@@ -2280,6 +3663,39 @@
       <w:tr>
         <w:tc>
           <w:tcPr>
+            <w:tcW w:type="dxa" w:w="2700"/>
+            <w:tcBorders>
+              <w:top w:val="single" w:color="BFBFBF" w:sz="4"/>
+              <w:left w:val="single" w:color="BFBFBF" w:sz="4"/>
+              <w:bottom w:val="single" w:color="BFBFBF" w:sz="4"/>
+              <w:right w:val="single" w:color="BFBFBF" w:sz="4"/>
+            </w:tcBorders>
+            <w:shd w:fill="F2F2F2" w:color="auto" w:val="clear"/>
+            <w:tcMar>
+              <w:top w:type="dxa" w:w="50"/>
+              <w:left w:type="dxa" w:w="90"/>
+              <w:bottom w:type="dxa" w:w="50"/>
+              <w:right w:type="dxa" w:w="90"/>
+            </w:tcMar>
+          </w:tcPr>
+          <w:p>
+            <w:pPr>
+              <w:spacing w:after="0" w:line="235"/>
+            </w:pPr>
+            <w:r>
+              <w:rPr>
+                <w:rFonts w:ascii="Arial" w:cs="Arial" w:eastAsia="Arial" w:hAnsi="Arial"/>
+                <w:b w:val="false"/>
+                <w:bCs w:val="false"/>
+                <w:sz w:val="17"/>
+                <w:szCs w:val="17"/>
+              </w:rPr>
+              <w:t xml:space="preserve">Add interns</w:t>
+            </w:r>
+          </w:p>
+        </w:tc>
+        <w:tc>
+          <w:tcPr>
             <w:tcW w:type="dxa" w:w="3300"/>
             <w:tcBorders>
               <w:top w:val="single" w:color="BFBFBF" w:sz="4"/>
@@ -2307,13 +3723,13 @@
                 <w:sz w:val="17"/>
                 <w:szCs w:val="17"/>
               </w:rPr>
-              <w:t xml:space="preserve">Bookings per try, by try number</w:t>
-            </w:r>
-          </w:p>
-        </w:tc>
-        <w:tc>
-          <w:tcPr>
-            <w:tcW w:type="dxa" w:w="4300"/>
+              <w:t xml:space="preserve">Value of an interview vs cost of a try (Rs 9)</w:t>
+            </w:r>
+          </w:p>
+        </w:tc>
+        <w:tc>
+          <w:tcPr>
+            <w:tcW w:type="dxa" w:w="4466"/>
             <w:tcBorders>
               <w:top w:val="single" w:color="BFBFBF" w:sz="4"/>
               <w:left w:val="single" w:color="BFBFBF" w:sz="4"/>
@@ -2340,40 +3756,7 @@
                 <w:sz w:val="17"/>
                 <w:szCs w:val="17"/>
               </w:rPr>
-              <w:t xml:space="preserve">DASHBOARD reads it from LOG</w:t>
-            </w:r>
-          </w:p>
-        </w:tc>
-        <w:tc>
-          <w:tcPr>
-            <w:tcW w:type="dxa" w:w="2866"/>
-            <w:tcBorders>
-              <w:top w:val="single" w:color="BFBFBF" w:sz="4"/>
-              <w:left w:val="single" w:color="BFBFBF" w:sz="4"/>
-              <w:bottom w:val="single" w:color="BFBFBF" w:sz="4"/>
-              <w:right w:val="single" w:color="BFBFBF" w:sz="4"/>
-            </w:tcBorders>
-            <w:shd w:fill="F2F2F2" w:color="auto" w:val="clear"/>
-            <w:tcMar>
-              <w:top w:type="dxa" w:w="50"/>
-              <w:left w:type="dxa" w:w="90"/>
-              <w:bottom w:type="dxa" w:w="50"/>
-              <w:right w:type="dxa" w:w="90"/>
-            </w:tcMar>
-          </w:tcPr>
-          <w:p>
-            <w:pPr>
-              <w:spacing w:after="0" w:line="235"/>
-            </w:pPr>
-            <w:r>
-              <w:rPr>
-                <w:rFonts w:ascii="Arial" w:cs="Arial" w:eastAsia="Arial" w:hAnsi="Arial"/>
-                <w:b w:val="false"/>
-                <w:bCs w:val="false"/>
-                <w:sz w:val="17"/>
-                <w:szCs w:val="17"/>
-              </w:rPr>
-              <w:t xml:space="preserve">Day 1-2</w:t>
+              <w:t xml:space="preserve">An extra try pays if at least 1 in 244 tries books, even at a 1% hire rate and Rs 12L CTC (an interview worth Rs 1,800). At 3% and Rs 18L it is 1 in 1,111. Planning value for try 3: about 1 in 5. Robust.</w:t>
             </w:r>
           </w:p>
         </w:tc>
@@ -2381,6 +3764,38 @@
       <w:tr>
         <w:tc>
           <w:tcPr>
+            <w:tcW w:type="dxa" w:w="2700"/>
+            <w:tcBorders>
+              <w:top w:val="single" w:color="BFBFBF" w:sz="4"/>
+              <w:left w:val="single" w:color="BFBFBF" w:sz="4"/>
+              <w:bottom w:val="single" w:color="BFBFBF" w:sz="4"/>
+              <w:right w:val="single" w:color="BFBFBF" w:sz="4"/>
+            </w:tcBorders>
+            <w:tcMar>
+              <w:top w:type="dxa" w:w="50"/>
+              <w:left w:type="dxa" w:w="90"/>
+              <w:bottom w:type="dxa" w:w="50"/>
+              <w:right w:type="dxa" w:w="90"/>
+            </w:tcMar>
+          </w:tcPr>
+          <w:p>
+            <w:pPr>
+              <w:spacing w:after="0" w:line="235"/>
+            </w:pPr>
+            <w:r>
+              <w:rPr>
+                <w:rFonts w:ascii="Arial" w:cs="Arial" w:eastAsia="Arial" w:hAnsi="Arial"/>
+                <w:b w:val="false"/>
+                <w:bCs w:val="false"/>
+                <w:sz w:val="17"/>
+                <w:szCs w:val="17"/>
+              </w:rPr>
+              <w:t xml:space="preserve">Reach 80% by staffing</w:t>
+            </w:r>
+          </w:p>
+        </w:tc>
+        <w:tc>
+          <w:tcPr>
             <w:tcW w:type="dxa" w:w="3300"/>
             <w:tcBorders>
               <w:top w:val="single" w:color="BFBFBF" w:sz="4"/>
@@ -2407,71 +3822,39 @@
                 <w:sz w:val="17"/>
                 <w:szCs w:val="17"/>
               </w:rPr>
-              <w:t xml:space="preserve">Share candidates book alone</w:t>
-            </w:r>
-          </w:p>
-        </w:tc>
-        <w:tc>
-          <w:tcPr>
-            <w:tcW w:type="dxa" w:w="4300"/>
-            <w:tcBorders>
-              <w:top w:val="single" w:color="BFBFBF" w:sz="4"/>
-              <w:left w:val="single" w:color="BFBFBF" w:sz="4"/>
-              <w:bottom w:val="single" w:color="BFBFBF" w:sz="4"/>
-              <w:right w:val="single" w:color="BFBFBF" w:sz="4"/>
-            </w:tcBorders>
-            <w:tcMar>
-              <w:top w:type="dxa" w:w="50"/>
-              <w:left w:type="dxa" w:w="90"/>
-              <w:bottom w:type="dxa" w:w="50"/>
-              <w:right w:type="dxa" w:w="90"/>
-            </w:tcMar>
-          </w:tcPr>
-          <w:p>
-            <w:pPr>
-              <w:spacing w:after="0" w:line="235"/>
-            </w:pPr>
-            <w:r>
-              <w:rPr>
-                <w:rFonts w:ascii="Arial" w:cs="Arial" w:eastAsia="Arial" w:hAnsi="Arial"/>
-                <w:b w:val="false"/>
-                <w:bCs w:val="false"/>
-                <w:sz w:val="17"/>
-                <w:szCs w:val="17"/>
-              </w:rPr>
-              <w:t xml:space="preserve">Scheduled by candidate / unique requests</w:t>
-            </w:r>
-          </w:p>
-        </w:tc>
-        <w:tc>
-          <w:tcPr>
-            <w:tcW w:type="dxa" w:w="2866"/>
-            <w:tcBorders>
-              <w:top w:val="single" w:color="BFBFBF" w:sz="4"/>
-              <w:left w:val="single" w:color="BFBFBF" w:sz="4"/>
-              <w:bottom w:val="single" w:color="BFBFBF" w:sz="4"/>
-              <w:right w:val="single" w:color="BFBFBF" w:sz="4"/>
-            </w:tcBorders>
-            <w:tcMar>
-              <w:top w:type="dxa" w:w="50"/>
-              <w:left w:type="dxa" w:w="90"/>
-              <w:bottom w:type="dxa" w:w="50"/>
-              <w:right w:type="dxa" w:w="90"/>
-            </w:tcMar>
-          </w:tcPr>
-          <w:p>
-            <w:pPr>
-              <w:spacing w:after="0" w:line="235"/>
-            </w:pPr>
-            <w:r>
-              <w:rPr>
-                <w:rFonts w:ascii="Arial" w:cs="Arial" w:eastAsia="Arial" w:hAnsi="Arial"/>
-                <w:b w:val="false"/>
-                <w:bCs w:val="false"/>
-                <w:sz w:val="17"/>
-                <w:szCs w:val="17"/>
-              </w:rPr>
-              <w:t xml:space="preserve">Day 2 morning</w:t>
+              <w:t xml:space="preserve">Later-try success, self-booking</w:t>
+            </w:r>
+          </w:p>
+        </w:tc>
+        <w:tc>
+          <w:tcPr>
+            <w:tcW w:type="dxa" w:w="4466"/>
+            <w:tcBorders>
+              <w:top w:val="single" w:color="BFBFBF" w:sz="4"/>
+              <w:left w:val="single" w:color="BFBFBF" w:sz="4"/>
+              <w:bottom w:val="single" w:color="BFBFBF" w:sz="4"/>
+              <w:right w:val="single" w:color="BFBFBF" w:sz="4"/>
+            </w:tcBorders>
+            <w:tcMar>
+              <w:top w:type="dxa" w:w="50"/>
+              <w:left w:type="dxa" w:w="90"/>
+              <w:bottom w:type="dxa" w:w="50"/>
+              <w:right w:type="dxa" w:w="90"/>
+            </w:tcMar>
+          </w:tcPr>
+          <w:p>
+            <w:pPr>
+              <w:spacing w:after="0" w:line="235"/>
+            </w:pPr>
+            <w:r>
+              <w:rPr>
+                <w:rFonts w:ascii="Arial" w:cs="Arial" w:eastAsia="Arial" w:hAnsi="Arial"/>
+                <w:b w:val="false"/>
+                <w:bCs w:val="false"/>
+                <w:sz w:val="17"/>
+                <w:szCs w:val="17"/>
+              </w:rPr>
+              <w:t xml:space="preserve">Fragile: see the table in section 2. Measured on days 1-2.</w:t>
             </w:r>
           </w:p>
         </w:tc>
@@ -2479,6 +3862,39 @@
       <w:tr>
         <w:tc>
           <w:tcPr>
+            <w:tcW w:type="dxa" w:w="2700"/>
+            <w:tcBorders>
+              <w:top w:val="single" w:color="BFBFBF" w:sz="4"/>
+              <w:left w:val="single" w:color="BFBFBF" w:sz="4"/>
+              <w:bottom w:val="single" w:color="BFBFBF" w:sz="4"/>
+              <w:right w:val="single" w:color="BFBFBF" w:sz="4"/>
+            </w:tcBorders>
+            <w:shd w:fill="F2F2F2" w:color="auto" w:val="clear"/>
+            <w:tcMar>
+              <w:top w:type="dxa" w:w="50"/>
+              <w:left w:type="dxa" w:w="90"/>
+              <w:bottom w:type="dxa" w:w="50"/>
+              <w:right w:type="dxa" w:w="90"/>
+            </w:tcMar>
+          </w:tcPr>
+          <w:p>
+            <w:pPr>
+              <w:spacing w:after="0" w:line="235"/>
+            </w:pPr>
+            <w:r>
+              <w:rPr>
+                <w:rFonts w:ascii="Arial" w:cs="Arial" w:eastAsia="Arial" w:hAnsi="Arial"/>
+                <w:b w:val="false"/>
+                <w:bCs w:val="false"/>
+                <w:sz w:val="17"/>
+                <w:szCs w:val="17"/>
+              </w:rPr>
+              <w:t xml:space="preserve">Run the evening message</w:t>
+            </w:r>
+          </w:p>
+        </w:tc>
+        <w:tc>
+          <w:tcPr>
             <w:tcW w:type="dxa" w:w="3300"/>
             <w:tcBorders>
               <w:top w:val="single" w:color="BFBFBF" w:sz="4"/>
@@ -2506,13 +3922,13 @@
                 <w:sz w:val="17"/>
                 <w:szCs w:val="17"/>
               </w:rPr>
-              <w:t xml:space="preserve">Partner consent to book for candidates</w:t>
-            </w:r>
-          </w:p>
-        </w:tc>
-        <w:tc>
-          <w:tcPr>
-            <w:tcW w:type="dxa" w:w="4300"/>
+              <w:t xml:space="preserve">Its uplift</w:t>
+            </w:r>
+          </w:p>
+        </w:tc>
+        <w:tc>
+          <w:tcPr>
+            <w:tcW w:type="dxa" w:w="4466"/>
             <w:tcBorders>
               <w:top w:val="single" w:color="BFBFBF" w:sz="4"/>
               <w:left w:val="single" w:color="BFBFBF" w:sz="4"/>
@@ -2539,40 +3955,7 @@
                 <w:sz w:val="17"/>
                 <w:szCs w:val="17"/>
               </w:rPr>
-              <w:t xml:space="preserve">Lead asks the top 10 partners by volume; record YES in PARTNERS</w:t>
-            </w:r>
-          </w:p>
-        </w:tc>
-        <w:tc>
-          <w:tcPr>
-            <w:tcW w:type="dxa" w:w="2866"/>
-            <w:tcBorders>
-              <w:top w:val="single" w:color="BFBFBF" w:sz="4"/>
-              <w:left w:val="single" w:color="BFBFBF" w:sz="4"/>
-              <w:bottom w:val="single" w:color="BFBFBF" w:sz="4"/>
-              <w:right w:val="single" w:color="BFBFBF" w:sz="4"/>
-            </w:tcBorders>
-            <w:shd w:fill="F2F2F2" w:color="auto" w:val="clear"/>
-            <w:tcMar>
-              <w:top w:type="dxa" w:w="50"/>
-              <w:left w:type="dxa" w:w="90"/>
-              <w:bottom w:type="dxa" w:w="50"/>
-              <w:right w:type="dxa" w:w="90"/>
-            </w:tcMar>
-          </w:tcPr>
-          <w:p>
-            <w:pPr>
-              <w:spacing w:after="0" w:line="235"/>
-            </w:pPr>
-            <w:r>
-              <w:rPr>
-                <w:rFonts w:ascii="Arial" w:cs="Arial" w:eastAsia="Arial" w:hAnsi="Arial"/>
-                <w:b w:val="false"/>
-                <w:bCs w:val="false"/>
-                <w:sz w:val="17"/>
-                <w:szCs w:val="17"/>
-              </w:rPr>
-              <w:t xml:space="preserve">Before day 1</w:t>
+              <w:t xml:space="preserve">Unknown until the pilot. At up to Rs 750 a day it costs less than one intern-day.</w:t>
             </w:r>
           </w:p>
         </w:tc>
@@ -2580,6 +3963,38 @@
       <w:tr>
         <w:tc>
           <w:tcPr>
+            <w:tcW w:type="dxa" w:w="2700"/>
+            <w:tcBorders>
+              <w:top w:val="single" w:color="BFBFBF" w:sz="4"/>
+              <w:left w:val="single" w:color="BFBFBF" w:sz="4"/>
+              <w:bottom w:val="single" w:color="BFBFBF" w:sz="4"/>
+              <w:right w:val="single" w:color="BFBFBF" w:sz="4"/>
+            </w:tcBorders>
+            <w:tcMar>
+              <w:top w:type="dxa" w:w="50"/>
+              <w:left w:type="dxa" w:w="90"/>
+              <w:bottom w:type="dxa" w:w="50"/>
+              <w:right w:type="dxa" w:w="90"/>
+            </w:tcMar>
+          </w:tcPr>
+          <w:p>
+            <w:pPr>
+              <w:spacing w:after="0" w:line="235"/>
+            </w:pPr>
+            <w:r>
+              <w:rPr>
+                <w:rFonts w:ascii="Arial" w:cs="Arial" w:eastAsia="Arial" w:hAnsi="Arial"/>
+                <w:b w:val="false"/>
+                <w:bCs w:val="false"/>
+                <w:sz w:val="17"/>
+                <w:szCs w:val="17"/>
+              </w:rPr>
+              <w:t xml:space="preserve">"Fees at risk" figure</w:t>
+            </w:r>
+          </w:p>
+        </w:tc>
+        <w:tc>
+          <w:tcPr>
             <w:tcW w:type="dxa" w:w="3300"/>
             <w:tcBorders>
               <w:top w:val="single" w:color="BFBFBF" w:sz="4"/>
@@ -2606,172 +4021,39 @@
                 <w:sz w:val="17"/>
                 <w:szCs w:val="17"/>
               </w:rPr>
-              <w:t xml:space="preserve">Hire rate and real CTC</w:t>
-            </w:r>
-          </w:p>
-        </w:tc>
-        <w:tc>
-          <w:tcPr>
-            <w:tcW w:type="dxa" w:w="4300"/>
-            <w:tcBorders>
-              <w:top w:val="single" w:color="BFBFBF" w:sz="4"/>
-              <w:left w:val="single" w:color="BFBFBF" w:sz="4"/>
-              <w:bottom w:val="single" w:color="BFBFBF" w:sz="4"/>
-              <w:right w:val="single" w:color="BFBFBF" w:sz="4"/>
-            </w:tcBorders>
-            <w:tcMar>
-              <w:top w:type="dxa" w:w="50"/>
-              <w:left w:type="dxa" w:w="90"/>
-              <w:bottom w:type="dxa" w:w="50"/>
-              <w:right w:type="dxa" w:w="90"/>
-            </w:tcMar>
-          </w:tcPr>
-          <w:p>
-            <w:pPr>
-              <w:spacing w:after="0" w:line="235"/>
-            </w:pPr>
-            <w:r>
-              <w:rPr>
-                <w:rFonts w:ascii="Arial" w:cs="Arial" w:eastAsia="Arial" w:hAnsi="Arial"/>
-                <w:b w:val="false"/>
-                <w:bCs w:val="false"/>
-                <w:sz w:val="17"/>
-                <w:szCs w:val="17"/>
-              </w:rPr>
-              <w:t xml:space="preserve">Weekday's own funnel data into SETTINGS</w:t>
-            </w:r>
-          </w:p>
-        </w:tc>
-        <w:tc>
-          <w:tcPr>
-            <w:tcW w:type="dxa" w:w="2866"/>
-            <w:tcBorders>
-              <w:top w:val="single" w:color="BFBFBF" w:sz="4"/>
-              <w:left w:val="single" w:color="BFBFBF" w:sz="4"/>
-              <w:bottom w:val="single" w:color="BFBFBF" w:sz="4"/>
-              <w:right w:val="single" w:color="BFBFBF" w:sz="4"/>
-            </w:tcBorders>
-            <w:tcMar>
-              <w:top w:type="dxa" w:w="50"/>
-              <w:left w:type="dxa" w:w="90"/>
-              <w:bottom w:type="dxa" w:w="50"/>
-              <w:right w:type="dxa" w:w="90"/>
-            </w:tcMar>
-          </w:tcPr>
-          <w:p>
-            <w:pPr>
-              <w:spacing w:after="0" w:line="235"/>
-            </w:pPr>
-            <w:r>
-              <w:rPr>
-                <w:rFonts w:ascii="Arial" w:cs="Arial" w:eastAsia="Arial" w:hAnsi="Arial"/>
-                <w:b w:val="false"/>
-                <w:bCs w:val="false"/>
-                <w:sz w:val="17"/>
-                <w:szCs w:val="17"/>
-              </w:rPr>
-              <w:t xml:space="preserve">Week 1</w:t>
-            </w:r>
-          </w:p>
-        </w:tc>
-      </w:tr>
-      <w:tr>
-        <w:tc>
-          <w:tcPr>
-            <w:tcW w:type="dxa" w:w="3300"/>
-            <w:tcBorders>
-              <w:top w:val="single" w:color="BFBFBF" w:sz="4"/>
-              <w:left w:val="single" w:color="BFBFBF" w:sz="4"/>
-              <w:bottom w:val="single" w:color="BFBFBF" w:sz="4"/>
-              <w:right w:val="single" w:color="BFBFBF" w:sz="4"/>
-            </w:tcBorders>
-            <w:shd w:fill="F2F2F2" w:color="auto" w:val="clear"/>
-            <w:tcMar>
-              <w:top w:type="dxa" w:w="50"/>
-              <w:left w:type="dxa" w:w="90"/>
-              <w:bottom w:type="dxa" w:w="50"/>
-              <w:right w:type="dxa" w:w="90"/>
-            </w:tcMar>
-          </w:tcPr>
-          <w:p>
-            <w:pPr>
-              <w:spacing w:after="0" w:line="235"/>
-            </w:pPr>
-            <w:r>
-              <w:rPr>
-                <w:rFonts w:ascii="Arial" w:cs="Arial" w:eastAsia="Arial" w:hAnsi="Arial"/>
-                <w:b w:val="false"/>
-                <w:bCs w:val="false"/>
-                <w:sz w:val="17"/>
-                <w:szCs w:val="17"/>
-              </w:rPr>
-              <w:t xml:space="preserve">Google Sheets behaviour</w:t>
-            </w:r>
-          </w:p>
-        </w:tc>
-        <w:tc>
-          <w:tcPr>
-            <w:tcW w:type="dxa" w:w="4300"/>
-            <w:tcBorders>
-              <w:top w:val="single" w:color="BFBFBF" w:sz="4"/>
-              <w:left w:val="single" w:color="BFBFBF" w:sz="4"/>
-              <w:bottom w:val="single" w:color="BFBFBF" w:sz="4"/>
-              <w:right w:val="single" w:color="BFBFBF" w:sz="4"/>
-            </w:tcBorders>
-            <w:shd w:fill="F2F2F2" w:color="auto" w:val="clear"/>
-            <w:tcMar>
-              <w:top w:type="dxa" w:w="50"/>
-              <w:left w:type="dxa" w:w="90"/>
-              <w:bottom w:type="dxa" w:w="50"/>
-              <w:right w:type="dxa" w:w="90"/>
-            </w:tcMar>
-          </w:tcPr>
-          <w:p>
-            <w:pPr>
-              <w:spacing w:after="0" w:line="235"/>
-            </w:pPr>
-            <w:r>
-              <w:rPr>
-                <w:rFonts w:ascii="Arial" w:cs="Arial" w:eastAsia="Arial" w:hAnsi="Arial"/>
-                <w:b w:val="false"/>
-                <w:bCs w:val="false"/>
-                <w:sz w:val="17"/>
-                <w:szCs w:val="17"/>
-              </w:rPr>
-              <w:t xml:space="preserve">Upload the file. Check that the lists fill, the WhatsApp links open, and LOG accepts a line. About 1 hour.</w:t>
-            </w:r>
-          </w:p>
-        </w:tc>
-        <w:tc>
-          <w:tcPr>
-            <w:tcW w:type="dxa" w:w="2866"/>
-            <w:tcBorders>
-              <w:top w:val="single" w:color="BFBFBF" w:sz="4"/>
-              <w:left w:val="single" w:color="BFBFBF" w:sz="4"/>
-              <w:bottom w:val="single" w:color="BFBFBF" w:sz="4"/>
-              <w:right w:val="single" w:color="BFBFBF" w:sz="4"/>
-            </w:tcBorders>
-            <w:shd w:fill="F2F2F2" w:color="auto" w:val="clear"/>
-            <w:tcMar>
-              <w:top w:type="dxa" w:w="50"/>
-              <w:left w:type="dxa" w:w="90"/>
-              <w:bottom w:type="dxa" w:w="50"/>
-              <w:right w:type="dxa" w:w="90"/>
-            </w:tcMar>
-          </w:tcPr>
-          <w:p>
-            <w:pPr>
-              <w:spacing w:after="0" w:line="235"/>
-            </w:pPr>
-            <w:r>
-              <w:rPr>
-                <w:rFonts w:ascii="Arial" w:cs="Arial" w:eastAsia="Arial" w:hAnsi="Arial"/>
-                <w:b w:val="false"/>
-                <w:bCs w:val="false"/>
-                <w:sz w:val="17"/>
-                <w:szCs w:val="17"/>
-              </w:rPr>
-              <w:t xml:space="preserve">Before day 1</w:t>
+              <w:t xml:space="preserve">Hire rate, CTC, share of late requests never interviewed</w:t>
+            </w:r>
+          </w:p>
+        </w:tc>
+        <w:tc>
+          <w:tcPr>
+            <w:tcW w:type="dxa" w:w="4466"/>
+            <w:tcBorders>
+              <w:top w:val="single" w:color="BFBFBF" w:sz="4"/>
+              <w:left w:val="single" w:color="BFBFBF" w:sz="4"/>
+              <w:bottom w:val="single" w:color="BFBFBF" w:sz="4"/>
+              <w:right w:val="single" w:color="BFBFBF" w:sz="4"/>
+            </w:tcBorders>
+            <w:tcMar>
+              <w:top w:type="dxa" w:w="50"/>
+              <w:left w:type="dxa" w:w="90"/>
+              <w:bottom w:type="dxa" w:w="50"/>
+              <w:right w:type="dxa" w:w="90"/>
+            </w:tcMar>
+          </w:tcPr>
+          <w:p>
+            <w:pPr>
+              <w:spacing w:after="0" w:line="235"/>
+            </w:pPr>
+            <w:r>
+              <w:rPr>
+                <w:rFonts w:ascii="Arial" w:cs="Arial" w:eastAsia="Arial" w:hAnsi="Arial"/>
+                <w:b w:val="false"/>
+                <w:bCs w:val="false"/>
+                <w:sz w:val="17"/>
+                <w:szCs w:val="17"/>
+              </w:rPr>
+              <w:t xml:space="preserve">Indicative only: Rs 1.2 lakh a day at a 1% hire rate, Rs 3.5 lakh at 3%, Rs 5.9 lakh at 5%. Use it to rank priorities, not as a forecast.</w:t>
             </w:r>
           </w:p>
         </w:tc>
@@ -2795,129 +4077,431 @@
           <w:sz w:val="23"/>
           <w:szCs w:val="23"/>
         </w:rPr>
-        <w:t xml:space="preserve">5. Before go-live: the 30-minute test that matters most</w:t>
+        <w:t xml:space="preserve">5. Before calling it production-ready</w:t>
       </w:r>
     </w:p>
-    <w:p>
-      <w:pPr>
-        <w:spacing w:after="90" w:line="260"/>
-      </w:pPr>
-      <w:r>
-        <w:rPr>
-          <w:rFonts w:ascii="Arial" w:cs="Arial" w:eastAsia="Arial" w:hAnsi="Arial"/>
-          <w:sz w:val="19"/>
-          <w:szCs w:val="19"/>
-        </w:rPr>
-        <w:t xml:space="preserve">This is not done yet. It needs two people who have never seen the file, and a lead who plays the candidates from a card.</w:t>
-      </w:r>
-    </w:p>
-    <w:p>
-      <w:pPr>
-        <w:pStyle w:val="ListParagraph"/>
-        <w:numPr>
-          <w:ilvl w:val="0"/>
-          <w:numId w:val="3"/>
-        </w:numPr>
-        <w:spacing w:after="50" w:line="255"/>
-      </w:pPr>
-      <w:r>
-        <w:rPr>
-          <w:rFonts w:ascii="Arial" w:cs="Arial" w:eastAsia="Arial" w:hAnsi="Arial"/>
-          <w:b/>
-          <w:bCs/>
-          <w:sz w:val="19"/>
-          <w:szCs w:val="19"/>
-        </w:rPr>
-        <w:t xml:space="preserve">5 minutes: </w:t>
-      </w:r>
-      <w:r>
-        <w:rPr>
-          <w:rFonts w:ascii="Arial" w:cs="Arial" w:eastAsia="Arial" w:hAnsi="Arial"/>
-          <w:sz w:val="19"/>
-          <w:szCs w:val="19"/>
-        </w:rPr>
-        <w:t xml:space="preserve">they read START HERE only. No coaching.</w:t>
-      </w:r>
-    </w:p>
-    <w:p>
-      <w:pPr>
-        <w:pStyle w:val="ListParagraph"/>
-        <w:numPr>
-          <w:ilvl w:val="0"/>
-          <w:numId w:val="3"/>
-        </w:numPr>
-        <w:spacing w:after="50" w:line="255"/>
-      </w:pPr>
-      <w:r>
-        <w:rPr>
-          <w:rFonts w:ascii="Arial" w:cs="Arial" w:eastAsia="Arial" w:hAnsi="Arial"/>
-          <w:b/>
-          <w:bCs/>
-          <w:sz w:val="19"/>
-          <w:szCs w:val="19"/>
-        </w:rPr>
-        <w:t xml:space="preserve">20 minutes: </w:t>
-      </w:r>
-      <w:r>
-        <w:rPr>
-          <w:rFonts w:ascii="Arial" w:cs="Arial" w:eastAsia="Arial" w:hAnsi="Arial"/>
-          <w:sz w:val="19"/>
-          <w:szCs w:val="19"/>
-        </w:rPr>
-        <w:t xml:space="preserve">each works their list. The lead answers as 10 scripted candidates: no answer; yes; yes to one company and no to another; stop contacting me; wrong number; replies YES later on WhatsApp; partner calendar full; and three more yeses.</w:t>
-      </w:r>
-    </w:p>
-    <w:p>
-      <w:pPr>
-        <w:pStyle w:val="ListParagraph"/>
-        <w:numPr>
-          <w:ilvl w:val="0"/>
-          <w:numId w:val="3"/>
-        </w:numPr>
-        <w:spacing w:after="50" w:line="255"/>
-      </w:pPr>
-      <w:r>
-        <w:rPr>
-          <w:rFonts w:ascii="Arial" w:cs="Arial" w:eastAsia="Arial" w:hAnsi="Arial"/>
-          <w:b/>
-          <w:bCs/>
-          <w:sz w:val="19"/>
-          <w:szCs w:val="19"/>
-        </w:rPr>
-        <w:t xml:space="preserve">5 minutes: </w:t>
-      </w:r>
-      <w:r>
-        <w:rPr>
-          <w:rFonts w:ascii="Arial" w:cs="Arial" w:eastAsia="Arial" w:hAnsi="Arial"/>
-          <w:sz w:val="19"/>
-          <w:szCs w:val="19"/>
-        </w:rPr>
-        <w:t xml:space="preserve">where did you hesitate? Record every question asked.</w:t>
-      </w:r>
-    </w:p>
-    <w:p>
-      <w:pPr>
-        <w:spacing w:after="90" w:line="260"/>
-      </w:pPr>
-      <w:r>
-        <w:rPr>
-          <w:rFonts w:ascii="Arial" w:cs="Arial" w:eastAsia="Arial" w:hAnsi="Arial"/>
-          <w:b/>
-          <w:bCs/>
-          <w:sz w:val="19"/>
-          <w:szCs w:val="19"/>
-        </w:rPr>
-        <w:t xml:space="preserve">Pass: </w:t>
-      </w:r>
-      <w:r>
-        <w:rPr>
-          <w:rFonts w:ascii="Arial" w:cs="Arial" w:eastAsia="Arial" w:hAnsi="Arial"/>
-          <w:sz w:val="19"/>
-          <w:szCs w:val="19"/>
-        </w:rPr>
-        <w:t xml:space="preserve">at least 9 of 10 log lines correct (LOG column J shows OK and the outcome is right), at most 2 questions per person, and under 6 minutes per try. Fail: rewrite the wording they stumbled on and run it again with two new people.</w:t>
-      </w:r>
-    </w:p>
+    <w:tbl>
+      <w:tblPr>
+        <w:tblW w:type="dxa" w:w="10466"/>
+        <w:tblBorders>
+          <w:top w:val="single" w:color="auto" w:sz="4"/>
+          <w:left w:val="single" w:color="auto" w:sz="4"/>
+          <w:bottom w:val="single" w:color="auto" w:sz="4"/>
+          <w:right w:val="single" w:color="auto" w:sz="4"/>
+          <w:insideH w:val="single" w:color="auto" w:sz="4"/>
+          <w:insideV w:val="single" w:color="auto" w:sz="4"/>
+        </w:tblBorders>
+      </w:tblPr>
+      <w:tblGrid>
+        <w:gridCol w:w="2600"/>
+        <w:gridCol w:w="5300"/>
+        <w:gridCol w:w="2566"/>
+      </w:tblGrid>
+      <w:tr>
+        <w:trPr>
+          <w:tblHeader/>
+        </w:trPr>
+        <w:tc>
+          <w:tcPr>
+            <w:tcW w:type="dxa" w:w="2600"/>
+            <w:tcBorders>
+              <w:top w:val="single" w:color="BFBFBF" w:sz="4"/>
+              <w:left w:val="single" w:color="BFBFBF" w:sz="4"/>
+              <w:bottom w:val="single" w:color="BFBFBF" w:sz="4"/>
+              <w:right w:val="single" w:color="BFBFBF" w:sz="4"/>
+            </w:tcBorders>
+            <w:shd w:fill="1F3864" w:color="auto" w:val="clear"/>
+            <w:tcMar>
+              <w:top w:type="dxa" w:w="50"/>
+              <w:left w:type="dxa" w:w="90"/>
+              <w:bottom w:type="dxa" w:w="50"/>
+              <w:right w:type="dxa" w:w="90"/>
+            </w:tcMar>
+          </w:tcPr>
+          <w:p>
+            <w:pPr>
+              <w:spacing w:after="0" w:line="235"/>
+            </w:pPr>
+            <w:r>
+              <w:rPr>
+                <w:rFonts w:ascii="Arial" w:cs="Arial" w:eastAsia="Arial" w:hAnsi="Arial"/>
+                <w:b/>
+                <w:bCs/>
+                <w:color w:val="FFFFFF"/>
+                <w:sz w:val="17"/>
+                <w:szCs w:val="17"/>
+              </w:rPr>
+              <w:t xml:space="preserve">Gate</w:t>
+            </w:r>
+          </w:p>
+        </w:tc>
+        <w:tc>
+          <w:tcPr>
+            <w:tcW w:type="dxa" w:w="5300"/>
+            <w:tcBorders>
+              <w:top w:val="single" w:color="BFBFBF" w:sz="4"/>
+              <w:left w:val="single" w:color="BFBFBF" w:sz="4"/>
+              <w:bottom w:val="single" w:color="BFBFBF" w:sz="4"/>
+              <w:right w:val="single" w:color="BFBFBF" w:sz="4"/>
+            </w:tcBorders>
+            <w:shd w:fill="1F3864" w:color="auto" w:val="clear"/>
+            <w:tcMar>
+              <w:top w:type="dxa" w:w="50"/>
+              <w:left w:type="dxa" w:w="90"/>
+              <w:bottom w:type="dxa" w:w="50"/>
+              <w:right w:type="dxa" w:w="90"/>
+            </w:tcMar>
+          </w:tcPr>
+          <w:p>
+            <w:pPr>
+              <w:spacing w:after="0" w:line="235"/>
+            </w:pPr>
+            <w:r>
+              <w:rPr>
+                <w:rFonts w:ascii="Arial" w:cs="Arial" w:eastAsia="Arial" w:hAnsi="Arial"/>
+                <w:b/>
+                <w:bCs/>
+                <w:color w:val="FFFFFF"/>
+                <w:sz w:val="17"/>
+                <w:szCs w:val="17"/>
+              </w:rPr>
+              <w:t xml:space="preserve">What passes</w:t>
+            </w:r>
+          </w:p>
+        </w:tc>
+        <w:tc>
+          <w:tcPr>
+            <w:tcW w:type="dxa" w:w="2566"/>
+            <w:tcBorders>
+              <w:top w:val="single" w:color="BFBFBF" w:sz="4"/>
+              <w:left w:val="single" w:color="BFBFBF" w:sz="4"/>
+              <w:bottom w:val="single" w:color="BFBFBF" w:sz="4"/>
+              <w:right w:val="single" w:color="BFBFBF" w:sz="4"/>
+            </w:tcBorders>
+            <w:shd w:fill="1F3864" w:color="auto" w:val="clear"/>
+            <w:tcMar>
+              <w:top w:type="dxa" w:w="50"/>
+              <w:left w:type="dxa" w:w="90"/>
+              <w:bottom w:type="dxa" w:w="50"/>
+              <w:right w:type="dxa" w:w="90"/>
+            </w:tcMar>
+          </w:tcPr>
+          <w:p>
+            <w:pPr>
+              <w:spacing w:after="0" w:line="235"/>
+            </w:pPr>
+            <w:r>
+              <w:rPr>
+                <w:rFonts w:ascii="Arial" w:cs="Arial" w:eastAsia="Arial" w:hAnsi="Arial"/>
+                <w:b/>
+                <w:bCs/>
+                <w:color w:val="FFFFFF"/>
+                <w:sz w:val="17"/>
+                <w:szCs w:val="17"/>
+              </w:rPr>
+              <w:t xml:space="preserve">Status</w:t>
+            </w:r>
+          </w:p>
+        </w:tc>
+      </w:tr>
+      <w:tr>
+        <w:tc>
+          <w:tcPr>
+            <w:tcW w:type="dxa" w:w="2600"/>
+            <w:tcBorders>
+              <w:top w:val="single" w:color="BFBFBF" w:sz="4"/>
+              <w:left w:val="single" w:color="BFBFBF" w:sz="4"/>
+              <w:bottom w:val="single" w:color="BFBFBF" w:sz="4"/>
+              <w:right w:val="single" w:color="BFBFBF" w:sz="4"/>
+            </w:tcBorders>
+            <w:tcMar>
+              <w:top w:type="dxa" w:w="50"/>
+              <w:left w:type="dxa" w:w="90"/>
+              <w:bottom w:type="dxa" w:w="50"/>
+              <w:right w:type="dxa" w:w="90"/>
+            </w:tcMar>
+          </w:tcPr>
+          <w:p>
+            <w:pPr>
+              <w:spacing w:after="0" w:line="235"/>
+            </w:pPr>
+            <w:r>
+              <w:rPr>
+                <w:rFonts w:ascii="Arial" w:cs="Arial" w:eastAsia="Arial" w:hAnsi="Arial"/>
+                <w:b w:val="false"/>
+                <w:bCs w:val="false"/>
+                <w:sz w:val="17"/>
+                <w:szCs w:val="17"/>
+              </w:rPr>
+              <w:t xml:space="preserve">30-minute usability test</w:t>
+            </w:r>
+          </w:p>
+        </w:tc>
+        <w:tc>
+          <w:tcPr>
+            <w:tcW w:type="dxa" w:w="5300"/>
+            <w:tcBorders>
+              <w:top w:val="single" w:color="BFBFBF" w:sz="4"/>
+              <w:left w:val="single" w:color="BFBFBF" w:sz="4"/>
+              <w:bottom w:val="single" w:color="BFBFBF" w:sz="4"/>
+              <w:right w:val="single" w:color="BFBFBF" w:sz="4"/>
+            </w:tcBorders>
+            <w:tcMar>
+              <w:top w:type="dxa" w:w="50"/>
+              <w:left w:type="dxa" w:w="90"/>
+              <w:bottom w:type="dxa" w:w="50"/>
+              <w:right w:type="dxa" w:w="90"/>
+            </w:tcMar>
+          </w:tcPr>
+          <w:p>
+            <w:pPr>
+              <w:spacing w:after="0" w:line="235"/>
+            </w:pPr>
+            <w:r>
+              <w:rPr>
+                <w:rFonts w:ascii="Arial" w:cs="Arial" w:eastAsia="Arial" w:hAnsi="Arial"/>
+                <w:b w:val="false"/>
+                <w:bCs w:val="false"/>
+                <w:sz w:val="17"/>
+                <w:szCs w:val="17"/>
+              </w:rPr>
+              <w:t xml:space="preserve">Two people who have never seen the file read START HERE (5 min), then work their list (20 min) while the lead plays 10 scripted candidates. Pass: 9 of 10 log lines right, at most 2 questions each, under 6 minutes per try.</w:t>
+            </w:r>
+          </w:p>
+        </w:tc>
+        <w:tc>
+          <w:tcPr>
+            <w:tcW w:type="dxa" w:w="2566"/>
+            <w:tcBorders>
+              <w:top w:val="single" w:color="BFBFBF" w:sz="4"/>
+              <w:left w:val="single" w:color="BFBFBF" w:sz="4"/>
+              <w:bottom w:val="single" w:color="BFBFBF" w:sz="4"/>
+              <w:right w:val="single" w:color="BFBFBF" w:sz="4"/>
+            </w:tcBorders>
+            <w:tcMar>
+              <w:top w:type="dxa" w:w="50"/>
+              <w:left w:type="dxa" w:w="90"/>
+              <w:bottom w:type="dxa" w:w="50"/>
+              <w:right w:type="dxa" w:w="90"/>
+            </w:tcMar>
+          </w:tcPr>
+          <w:p>
+            <w:pPr>
+              <w:spacing w:after="0" w:line="235"/>
+            </w:pPr>
+            <w:r>
+              <w:rPr>
+                <w:rFonts w:ascii="Arial" w:cs="Arial" w:eastAsia="Arial" w:hAnsi="Arial"/>
+                <w:b w:val="false"/>
+                <w:bCs w:val="false"/>
+                <w:sz w:val="17"/>
+                <w:szCs w:val="17"/>
+              </w:rPr>
+              <w:t xml:space="preserve">Not run</w:t>
+            </w:r>
+          </w:p>
+        </w:tc>
+      </w:tr>
+      <w:tr>
+        <w:tc>
+          <w:tcPr>
+            <w:tcW w:type="dxa" w:w="2600"/>
+            <w:tcBorders>
+              <w:top w:val="single" w:color="BFBFBF" w:sz="4"/>
+              <w:left w:val="single" w:color="BFBFBF" w:sz="4"/>
+              <w:bottom w:val="single" w:color="BFBFBF" w:sz="4"/>
+              <w:right w:val="single" w:color="BFBFBF" w:sz="4"/>
+            </w:tcBorders>
+            <w:shd w:fill="F2F2F2" w:color="auto" w:val="clear"/>
+            <w:tcMar>
+              <w:top w:type="dxa" w:w="50"/>
+              <w:left w:type="dxa" w:w="90"/>
+              <w:bottom w:type="dxa" w:w="50"/>
+              <w:right w:type="dxa" w:w="90"/>
+            </w:tcMar>
+          </w:tcPr>
+          <w:p>
+            <w:pPr>
+              <w:spacing w:after="0" w:line="235"/>
+            </w:pPr>
+            <w:r>
+              <w:rPr>
+                <w:rFonts w:ascii="Arial" w:cs="Arial" w:eastAsia="Arial" w:hAnsi="Arial"/>
+                <w:b w:val="false"/>
+                <w:bCs w:val="false"/>
+                <w:sz w:val="17"/>
+                <w:szCs w:val="17"/>
+              </w:rPr>
+              <w:t xml:space="preserve">Google Sheets acceptance</w:t>
+            </w:r>
+          </w:p>
+        </w:tc>
+        <w:tc>
+          <w:tcPr>
+            <w:tcW w:type="dxa" w:w="5300"/>
+            <w:tcBorders>
+              <w:top w:val="single" w:color="BFBFBF" w:sz="4"/>
+              <w:left w:val="single" w:color="BFBFBF" w:sz="4"/>
+              <w:bottom w:val="single" w:color="BFBFBF" w:sz="4"/>
+              <w:right w:val="single" w:color="BFBFBF" w:sz="4"/>
+            </w:tcBorders>
+            <w:shd w:fill="F2F2F2" w:color="auto" w:val="clear"/>
+            <w:tcMar>
+              <w:top w:type="dxa" w:w="50"/>
+              <w:left w:type="dxa" w:w="90"/>
+              <w:bottom w:type="dxa" w:w="50"/>
+              <w:right w:type="dxa" w:w="90"/>
+            </w:tcMar>
+          </w:tcPr>
+          <w:p>
+            <w:pPr>
+              <w:spacing w:after="0" w:line="235"/>
+            </w:pPr>
+            <w:r>
+              <w:rPr>
+                <w:rFonts w:ascii="Arial" w:cs="Arial" w:eastAsia="Arial" w:hAnsi="Arial"/>
+                <w:b w:val="false"/>
+                <w:bCs w:val="false"/>
+                <w:sz w:val="17"/>
+                <w:szCs w:val="17"/>
+              </w:rPr>
+              <w:t xml:space="preserve">11 checks in tests/SHEETS_ACCEPTANCE.md: formulas, links, the list updating within 5 seconds of a log line, two interns logging at once, sheet protection, a live clock (Sheets must recalculate every minute), and speed with a full day.</w:t>
+            </w:r>
+          </w:p>
+        </w:tc>
+        <w:tc>
+          <w:tcPr>
+            <w:tcW w:type="dxa" w:w="2566"/>
+            <w:tcBorders>
+              <w:top w:val="single" w:color="BFBFBF" w:sz="4"/>
+              <w:left w:val="single" w:color="BFBFBF" w:sz="4"/>
+              <w:bottom w:val="single" w:color="BFBFBF" w:sz="4"/>
+              <w:right w:val="single" w:color="BFBFBF" w:sz="4"/>
+            </w:tcBorders>
+            <w:shd w:fill="F2F2F2" w:color="auto" w:val="clear"/>
+            <w:tcMar>
+              <w:top w:type="dxa" w:w="50"/>
+              <w:left w:type="dxa" w:w="90"/>
+              <w:bottom w:type="dxa" w:w="50"/>
+              <w:right w:type="dxa" w:w="90"/>
+            </w:tcMar>
+          </w:tcPr>
+          <w:p>
+            <w:pPr>
+              <w:spacing w:after="0" w:line="235"/>
+            </w:pPr>
+            <w:r>
+              <w:rPr>
+                <w:rFonts w:ascii="Arial" w:cs="Arial" w:eastAsia="Arial" w:hAnsi="Arial"/>
+                <w:b w:val="false"/>
+                <w:bCs w:val="false"/>
+                <w:sz w:val="17"/>
+                <w:szCs w:val="17"/>
+              </w:rPr>
+              <w:t xml:space="preserve">Not run</w:t>
+            </w:r>
+          </w:p>
+        </w:tc>
+      </w:tr>
+      <w:tr>
+        <w:tc>
+          <w:tcPr>
+            <w:tcW w:type="dxa" w:w="2600"/>
+            <w:tcBorders>
+              <w:top w:val="single" w:color="BFBFBF" w:sz="4"/>
+              <w:left w:val="single" w:color="BFBFBF" w:sz="4"/>
+              <w:bottom w:val="single" w:color="BFBFBF" w:sz="4"/>
+              <w:right w:val="single" w:color="BFBFBF" w:sz="4"/>
+            </w:tcBorders>
+            <w:tcMar>
+              <w:top w:type="dxa" w:w="50"/>
+              <w:left w:type="dxa" w:w="90"/>
+              <w:bottom w:type="dxa" w:w="50"/>
+              <w:right w:type="dxa" w:w="90"/>
+            </w:tcMar>
+          </w:tcPr>
+          <w:p>
+            <w:pPr>
+              <w:spacing w:after="0" w:line="235"/>
+            </w:pPr>
+            <w:r>
+              <w:rPr>
+                <w:rFonts w:ascii="Arial" w:cs="Arial" w:eastAsia="Arial" w:hAnsi="Arial"/>
+                <w:b w:val="false"/>
+                <w:bCs w:val="false"/>
+                <w:sz w:val="17"/>
+                <w:szCs w:val="17"/>
+              </w:rPr>
+              <w:t xml:space="preserve">One controlled live day</w:t>
+            </w:r>
+          </w:p>
+        </w:tc>
+        <w:tc>
+          <w:tcPr>
+            <w:tcW w:type="dxa" w:w="5300"/>
+            <w:tcBorders>
+              <w:top w:val="single" w:color="BFBFBF" w:sz="4"/>
+              <w:left w:val="single" w:color="BFBFBF" w:sz="4"/>
+              <w:bottom w:val="single" w:color="BFBFBF" w:sz="4"/>
+              <w:right w:val="single" w:color="BFBFBF" w:sz="4"/>
+            </w:tcBorders>
+            <w:tcMar>
+              <w:top w:type="dxa" w:w="50"/>
+              <w:left w:type="dxa" w:w="90"/>
+              <w:bottom w:type="dxa" w:w="50"/>
+              <w:right w:type="dxa" w:w="90"/>
+            </w:tcMar>
+          </w:tcPr>
+          <w:p>
+            <w:pPr>
+              <w:spacing w:after="0" w:line="235"/>
+            </w:pPr>
+            <w:r>
+              <w:rPr>
+                <w:rFonts w:ascii="Arial" w:cs="Arial" w:eastAsia="Arial" w:hAnsi="Arial"/>
+                <w:b w:val="false"/>
+                <w:bCs w:val="false"/>
+                <w:sz w:val="17"/>
+                <w:szCs w:val="17"/>
+              </w:rPr>
+              <w:t xml:space="preserve">Two interns, real requests. The DASHBOARD readout shows minutes per try, yes-rate by try number, self-booking share and 24-hour completion, each next to its planning value.</w:t>
+            </w:r>
+          </w:p>
+        </w:tc>
+        <w:tc>
+          <w:tcPr>
+            <w:tcW w:type="dxa" w:w="2566"/>
+            <w:tcBorders>
+              <w:top w:val="single" w:color="BFBFBF" w:sz="4"/>
+              <w:left w:val="single" w:color="BFBFBF" w:sz="4"/>
+              <w:bottom w:val="single" w:color="BFBFBF" w:sz="4"/>
+              <w:right w:val="single" w:color="BFBFBF" w:sz="4"/>
+            </w:tcBorders>
+            <w:tcMar>
+              <w:top w:type="dxa" w:w="50"/>
+              <w:left w:type="dxa" w:w="90"/>
+              <w:bottom w:type="dxa" w:w="50"/>
+              <w:right w:type="dxa" w:w="90"/>
+            </w:tcMar>
+          </w:tcPr>
+          <w:p>
+            <w:pPr>
+              <w:spacing w:after="0" w:line="235"/>
+            </w:pPr>
+            <w:r>
+              <w:rPr>
+                <w:rFonts w:ascii="Arial" w:cs="Arial" w:eastAsia="Arial" w:hAnsi="Arial"/>
+                <w:b w:val="false"/>
+                <w:bCs w:val="false"/>
+                <w:sz w:val="17"/>
+                <w:szCs w:val="17"/>
+              </w:rPr>
+              <w:t xml:space="preserve">After the two gates above</w:t>
+            </w:r>
+          </w:p>
+        </w:tc>
+      </w:tr>
+    </w:tbl>
     <w:p>
       <w:pPr>
         <w:pStyle w:val="Heading1"/>
@@ -3057,7 +4641,7 @@
                 <w:sz w:val="17"/>
                 <w:szCs w:val="17"/>
               </w:rPr>
-              <w:t xml:space="preserve">Workbook mechanics</w:t>
+              <w:t xml:space="preserve">Workbook mechanics (Excel)</w:t>
             </w:r>
           </w:p>
         </w:tc>
@@ -3089,7 +4673,7 @@
                 <w:sz w:val="17"/>
                 <w:szCs w:val="17"/>
               </w:rPr>
-              <w:t xml:space="preserve">Tested on a full simulated day: 0 formula errors, every log line checks OK, the sheet's try count equals the test bot's, nobody tried more than 3 times, no contact outside 10:00-21:00.</w:t>
+              <w:t xml:space="preserve">A full simulated day, run with and without the evening message: 0 formula errors, every log line checks OK, the sheet's try count equals the test bot's, at most 3 tries per person, no contact outside 10:00-21:00, 1.02-1.07 log lines per conversation.</w:t>
             </w:r>
           </w:p>
         </w:tc>
@@ -3124,7 +4708,7 @@
                 <w:sz w:val="17"/>
                 <w:szCs w:val="17"/>
               </w:rPr>
-              <w:t xml:space="preserve">Google Sheets</w:t>
+              <w:t xml:space="preserve">Dashboard capacity model</w:t>
             </w:r>
           </w:p>
         </w:tc>
@@ -3157,7 +4741,7 @@
                 <w:sz w:val="17"/>
                 <w:szCs w:val="17"/>
               </w:rPr>
-              <w:t xml:space="preserve">Every function used exists in Sheets, and no conditional format points at another tab (Sheets rejects that). Not yet opened in Sheets.</w:t>
+              <w:t xml:space="preserve">On the simulated days it ran 5-6 points above what was delivered (47% vs 42% without the evening message, 53% vs 48% with it). Treat its "expected" figure as an upper bound.</w:t>
             </w:r>
           </w:p>
         </w:tc>
@@ -3191,7 +4775,7 @@
                 <w:sz w:val="17"/>
                 <w:szCs w:val="17"/>
               </w:rPr>
-              <w:t xml:space="preserve">Behavioural rates</w:t>
+              <w:t xml:space="preserve">Google Sheets</w:t>
             </w:r>
           </w:p>
         </w:tc>
@@ -3223,7 +4807,7 @@
                 <w:sz w:val="17"/>
                 <w:szCs w:val="17"/>
               </w:rPr>
-              <w:t xml:space="preserve">Assumptions. The dashboard switches to the measured bookings per try after 30 tries; the lead updates the other planning values in SETTINGS from day-1 data.</w:t>
+              <w:t xml:space="preserve">Every function used exists in Sheets. Not yet opened in Sheets.</w:t>
             </w:r>
           </w:p>
         </w:tc>
@@ -3258,6 +4842,73 @@
                 <w:sz w:val="17"/>
                 <w:szCs w:val="17"/>
               </w:rPr>
+              <w:t xml:space="preserve">Behavioural rates, evening-message effect, hire rate</w:t>
+            </w:r>
+          </w:p>
+        </w:tc>
+        <w:tc>
+          <w:tcPr>
+            <w:tcW w:type="dxa" w:w="7466"/>
+            <w:tcBorders>
+              <w:top w:val="single" w:color="BFBFBF" w:sz="4"/>
+              <w:left w:val="single" w:color="BFBFBF" w:sz="4"/>
+              <w:bottom w:val="single" w:color="BFBFBF" w:sz="4"/>
+              <w:right w:val="single" w:color="BFBFBF" w:sz="4"/>
+            </w:tcBorders>
+            <w:shd w:fill="F2F2F2" w:color="auto" w:val="clear"/>
+            <w:tcMar>
+              <w:top w:type="dxa" w:w="50"/>
+              <w:left w:type="dxa" w:w="90"/>
+              <w:bottom w:type="dxa" w:w="50"/>
+              <w:right w:type="dxa" w:w="90"/>
+            </w:tcMar>
+          </w:tcPr>
+          <w:p>
+            <w:pPr>
+              <w:spacing w:after="0" w:line="235"/>
+            </w:pPr>
+            <w:r>
+              <w:rPr>
+                <w:rFonts w:ascii="Arial" w:cs="Arial" w:eastAsia="Arial" w:hAnsi="Arial"/>
+                <w:b w:val="false"/>
+                <w:bCs w:val="false"/>
+                <w:sz w:val="17"/>
+                <w:szCs w:val="17"/>
+              </w:rPr>
+              <w:t xml:space="preserve">Assumptions until week 1 and the pilot.</w:t>
+            </w:r>
+          </w:p>
+        </w:tc>
+      </w:tr>
+      <w:tr>
+        <w:tc>
+          <w:tcPr>
+            <w:tcW w:type="dxa" w:w="3000"/>
+            <w:tcBorders>
+              <w:top w:val="single" w:color="BFBFBF" w:sz="4"/>
+              <w:left w:val="single" w:color="BFBFBF" w:sz="4"/>
+              <w:bottom w:val="single" w:color="BFBFBF" w:sz="4"/>
+              <w:right w:val="single" w:color="BFBFBF" w:sz="4"/>
+            </w:tcBorders>
+            <w:tcMar>
+              <w:top w:type="dxa" w:w="50"/>
+              <w:left w:type="dxa" w:w="90"/>
+              <w:bottom w:type="dxa" w:w="50"/>
+              <w:right w:type="dxa" w:w="90"/>
+            </w:tcMar>
+          </w:tcPr>
+          <w:p>
+            <w:pPr>
+              <w:spacing w:after="0" w:line="235"/>
+            </w:pPr>
+            <w:r>
+              <w:rPr>
+                <w:rFonts w:ascii="Arial" w:cs="Arial" w:eastAsia="Arial" w:hAnsi="Arial"/>
+                <w:b w:val="false"/>
+                <w:bCs w:val="false"/>
+                <w:sz w:val="17"/>
+                <w:szCs w:val="17"/>
+              </w:rPr>
               <w:t xml:space="preserve">Real interns, partners, candidates</w:t>
             </w:r>
           </w:p>
@@ -3271,27 +4922,26 @@
               <w:bottom w:val="single" w:color="BFBFBF" w:sz="4"/>
               <w:right w:val="single" w:color="BFBFBF" w:sz="4"/>
             </w:tcBorders>
-            <w:shd w:fill="F2F2F2" w:color="auto" w:val="clear"/>
-            <w:tcMar>
-              <w:top w:type="dxa" w:w="50"/>
-              <w:left w:type="dxa" w:w="90"/>
-              <w:bottom w:type="dxa" w:w="50"/>
-              <w:right w:type="dxa" w:w="90"/>
-            </w:tcMar>
-          </w:tcPr>
-          <w:p>
-            <w:pPr>
-              <w:spacing w:after="0" w:line="235"/>
-            </w:pPr>
-            <w:r>
-              <w:rPr>
-                <w:rFonts w:ascii="Arial" w:cs="Arial" w:eastAsia="Arial" w:hAnsi="Arial"/>
-                <w:b w:val="false"/>
-                <w:bCs w:val="false"/>
-                <w:sz w:val="17"/>
-                <w:szCs w:val="17"/>
-              </w:rPr>
-              <w:t xml:space="preserve">Not tested. Section 5 is the first test.</w:t>
+            <w:tcMar>
+              <w:top w:type="dxa" w:w="50"/>
+              <w:left w:type="dxa" w:w="90"/>
+              <w:bottom w:type="dxa" w:w="50"/>
+              <w:right w:type="dxa" w:w="90"/>
+            </w:tcMar>
+          </w:tcPr>
+          <w:p>
+            <w:pPr>
+              <w:spacing w:after="0" w:line="235"/>
+            </w:pPr>
+            <w:r>
+              <w:rPr>
+                <w:rFonts w:ascii="Arial" w:cs="Arial" w:eastAsia="Arial" w:hAnsi="Arial"/>
+                <w:b w:val="false"/>
+                <w:bCs w:val="false"/>
+                <w:sz w:val="17"/>
+                <w:szCs w:val="17"/>
+              </w:rPr>
+              <w:t xml:space="preserve">Not tested. Section 5 comes first.</w:t>
             </w:r>
           </w:p>
         </w:tc>
@@ -3534,12 +5184,6 @@
     </w:lvlOverride>
   </w:num>
   <w:num w:numId="2">
-    <w:abstractNumId w:val="2"/>
-    <w:lvlOverride w:ilvl="0">
-      <w:startOverride w:val="1"/>
-    </w:lvlOverride>
-  </w:num>
-  <w:num w:numId="3">
     <w:abstractNumId w:val="3"/>
     <w:lvlOverride w:ilvl="0">
       <w:startOverride w:val="1"/>

--- a/Weekday_Scheduling_Desk_Plan.docx
+++ b/Weekday_Scheduling_Desk_Plan.docx
@@ -20,7 +20,7 @@
     </w:p>
     <w:p>
       <w:pPr>
-        <w:spacing w:after="130"/>
+        <w:spacing w:after="120"/>
       </w:pPr>
       <w:r>
         <w:rPr>
@@ -29,7 +29,7 @@
           <w:sz w:val="19"/>
           <w:szCs w:val="19"/>
         </w:rPr>
-        <w:t xml:space="preserve">What two interns can deliver, what it takes to reach 80%, and what happens if we can't</w:t>
+        <w:t xml:space="preserve">Summary, the evidence behind it, and what happens next</w:t>
       </w:r>
     </w:p>
     <w:tbl>
@@ -67,30 +67,122 @@
           </w:tcPr>
           <w:p>
             <w:pPr>
-              <w:spacing w:after="70"/>
+              <w:spacing w:after="60" w:line="250"/>
             </w:pPr>
             <w:r>
               <w:rPr>
                 <w:rFonts w:ascii="Arial" w:cs="Arial" w:eastAsia="Arial" w:hAnsi="Arial"/>
                 <w:b/>
                 <w:bCs/>
-                <w:sz w:val="22"/>
-                <w:szCs w:val="22"/>
-              </w:rPr>
-              <w:t xml:space="preserve">Two interns working by hand will schedule about 45% of requests within 24 hours. 80% is reachable only if three things hold at once.</w:t>
-            </w:r>
-          </w:p>
-          <w:p>
-            <w:pPr>
-              <w:spacing w:after="40" w:line="255"/>
-            </w:pPr>
-            <w:r>
-              <w:rPr>
-                <w:rFonts w:ascii="Arial" w:cs="Arial" w:eastAsia="Arial" w:hAnsi="Arial"/>
+                <w:color w:val="1F3864"/>
                 <w:sz w:val="19"/>
                 <w:szCs w:val="19"/>
               </w:rPr>
-              <w:t xml:space="preserve">(1) About 40% of candidates book by themselves, which is the job of an evening WhatsApp message (today's planning value is 25%). (2) Second and third tries keep about 70% of a first try's success. (3) About 5 interns. All three are measured in the first week. If any of them fails, the dashboard shows it before the day-6 decision, and we switch to the fallback in section 2 instead of hiring blindly.</w:t>
+              <w:t xml:space="preserve">Problem.  </w:t>
+            </w:r>
+            <w:r>
+              <w:rPr>
+                <w:rFonts w:ascii="Arial" w:cs="Arial" w:eastAsia="Arial" w:hAnsi="Arial"/>
+                <w:sz w:val="19"/>
+                <w:szCs w:val="19"/>
+              </w:rPr>
+              <w:t xml:space="preserve">About 500 interview requests arrive each evening around 19:51. Weekday wants 80% scheduled within 24 hours by two interns, Ram and Shyam, following a process simple enough to use without judgement.</w:t>
+            </w:r>
+          </w:p>
+          <w:p>
+            <w:pPr>
+              <w:spacing w:after="60" w:line="250"/>
+            </w:pPr>
+            <w:r>
+              <w:rPr>
+                <w:rFonts w:ascii="Arial" w:cs="Arial" w:eastAsia="Arial" w:hAnsi="Arial"/>
+                <w:b/>
+                <w:bCs/>
+                <w:color w:val="1F3864"/>
+                <w:sz w:val="19"/>
+                <w:szCs w:val="19"/>
+              </w:rPr>
+              <w:t xml:space="preserve">What I built.  </w:t>
+            </w:r>
+            <w:r>
+              <w:rPr>
+                <w:rFonts w:ascii="Arial" w:cs="Arial" w:eastAsia="Arial" w:hAnsi="Arial"/>
+                <w:sz w:val="19"/>
+                <w:szCs w:val="19"/>
+              </w:rPr>
+              <w:t xml:space="preserve">A spreadsheet that runs in Excel and should run in Google Sheets. Interns see four tabs: a ranked list per intern with one instruction per row, a pre-filled WhatsApp message and booking links, and a log of one line per conversation. Every request keeps its ID from the partner's sheet to the final booking, and a sent link never counts as a booking. The lead gets a dashboard that puts each assumption next to what the log measures, plus a tab for piloting an evening WhatsApp.</w:t>
+            </w:r>
+          </w:p>
+          <w:p>
+            <w:pPr>
+              <w:spacing w:after="60" w:line="250"/>
+            </w:pPr>
+            <w:r>
+              <w:rPr>
+                <w:rFonts w:ascii="Arial" w:cs="Arial" w:eastAsia="Arial" w:hAnsi="Arial"/>
+                <w:b/>
+                <w:bCs/>
+                <w:color w:val="1F3864"/>
+                <w:sz w:val="19"/>
+                <w:szCs w:val="19"/>
+              </w:rPr>
+              <w:t xml:space="preserve">Most defensible finding.  </w:t>
+            </w:r>
+            <w:r>
+              <w:rPr>
+                <w:rFonts w:ascii="Arial" w:cs="Arial" w:eastAsia="Arial" w:hAnsi="Arial"/>
+                <w:sz w:val="19"/>
+                <w:szCs w:val="19"/>
+              </w:rPr>
+              <w:t xml:space="preserve">Two interns cannot reach 80% by phone. Before the deadline they can make about 210 tries for about 430 people, so even if every try booked, interns would schedule at most about 49% of requests [A]. Reaching 80% needs candidates to book at least 31% of requests on their own, more hands, or both. My planning estimate for two interns is about 45% [B].</w:t>
+            </w:r>
+          </w:p>
+          <w:p>
+            <w:pPr>
+              <w:spacing w:after="60" w:line="250"/>
+            </w:pPr>
+            <w:r>
+              <w:rPr>
+                <w:rFonts w:ascii="Arial" w:cs="Arial" w:eastAsia="Arial" w:hAnsi="Arial"/>
+                <w:b/>
+                <w:bCs/>
+                <w:color w:val="1F3864"/>
+                <w:sz w:val="19"/>
+                <w:szCs w:val="19"/>
+              </w:rPr>
+              <w:t xml:space="preserve">Limitations.  </w:t>
+            </w:r>
+            <w:r>
+              <w:rPr>
+                <w:rFonts w:ascii="Arial" w:cs="Arial" w:eastAsia="Arial" w:hAnsi="Arial"/>
+                <w:sz w:val="19"/>
+                <w:szCs w:val="19"/>
+              </w:rPr>
+              <w:t xml:space="preserve">No real intern, candidate or partner has used the sheet. It has not been opened in Google Sheets. Every behavioural rate is an assumption: booking per try, self-booking, and the evening message's effect. The simulated results come from those same assumptions, so they cannot confirm them.</w:t>
+            </w:r>
+          </w:p>
+          <w:p>
+            <w:pPr>
+              <w:spacing w:after="60" w:line="250"/>
+            </w:pPr>
+            <w:r>
+              <w:rPr>
+                <w:rFonts w:ascii="Arial" w:cs="Arial" w:eastAsia="Arial" w:hAnsi="Arial"/>
+                <w:b/>
+                <w:bCs/>
+                <w:color w:val="1F3864"/>
+                <w:sz w:val="19"/>
+                <w:szCs w:val="19"/>
+              </w:rPr>
+              <w:t xml:space="preserve">Next experiment.  </w:t>
+            </w:r>
+            <w:r>
+              <w:rPr>
+                <w:rFonts w:ascii="Arial" w:cs="Arial" w:eastAsia="Arial" w:hAnsi="Arial"/>
+                <w:sz w:val="19"/>
+                <w:szCs w:val="19"/>
+              </w:rPr>
+              <w:t xml:space="preserve">First, a 30-minute test with two people new to the file, and the Google Sheets check. Then two live days with two interns, measuring three numbers: confirmed bookings by try number, minutes per try, and the share of candidates who book alone. Those three decide whether more interns can reach 80% at all, before anyone is hired.</w:t>
             </w:r>
           </w:p>
         </w:tc>
@@ -114,7 +206,980 @@
           <w:sz w:val="23"/>
           <w:szCs w:val="23"/>
         </w:rPr>
-        <w:t xml:space="preserve">1. Why about 45% today</w:t>
+        <w:t xml:space="preserve">1. How much to trust each number</w:t>
+      </w:r>
+    </w:p>
+    <w:tbl>
+      <w:tblPr>
+        <w:tblW w:type="dxa" w:w="10466"/>
+        <w:tblBorders>
+          <w:top w:val="single" w:color="auto" w:sz="4"/>
+          <w:left w:val="single" w:color="auto" w:sz="4"/>
+          <w:bottom w:val="single" w:color="auto" w:sz="4"/>
+          <w:right w:val="single" w:color="auto" w:sz="4"/>
+          <w:insideH w:val="single" w:color="auto" w:sz="4"/>
+          <w:insideV w:val="single" w:color="auto" w:sz="4"/>
+        </w:tblBorders>
+      </w:tblPr>
+      <w:tblGrid>
+        <w:gridCol w:w="2350"/>
+        <w:gridCol w:w="3700"/>
+        <w:gridCol w:w="2500"/>
+        <w:gridCol w:w="1916"/>
+      </w:tblGrid>
+      <w:tr>
+        <w:trPr>
+          <w:tblHeader/>
+        </w:trPr>
+        <w:tc>
+          <w:tcPr>
+            <w:tcW w:type="dxa" w:w="2350"/>
+            <w:tcBorders>
+              <w:top w:val="single" w:color="BFBFBF" w:sz="4"/>
+              <w:left w:val="single" w:color="BFBFBF" w:sz="4"/>
+              <w:bottom w:val="single" w:color="BFBFBF" w:sz="4"/>
+              <w:right w:val="single" w:color="BFBFBF" w:sz="4"/>
+            </w:tcBorders>
+            <w:shd w:fill="1F3864" w:color="auto" w:val="clear"/>
+            <w:tcMar>
+              <w:top w:type="dxa" w:w="50"/>
+              <w:left w:type="dxa" w:w="90"/>
+              <w:bottom w:type="dxa" w:w="50"/>
+              <w:right w:type="dxa" w:w="90"/>
+            </w:tcMar>
+          </w:tcPr>
+          <w:p>
+            <w:pPr>
+              <w:spacing w:after="0" w:line="235"/>
+            </w:pPr>
+            <w:r>
+              <w:rPr>
+                <w:rFonts w:ascii="Arial" w:cs="Arial" w:eastAsia="Arial" w:hAnsi="Arial"/>
+                <w:b/>
+                <w:bCs/>
+                <w:color w:val="FFFFFF"/>
+                <w:sz w:val="17"/>
+                <w:szCs w:val="17"/>
+              </w:rPr>
+              <w:t xml:space="preserve">Tier</w:t>
+            </w:r>
+          </w:p>
+        </w:tc>
+        <w:tc>
+          <w:tcPr>
+            <w:tcW w:type="dxa" w:w="3700"/>
+            <w:tcBorders>
+              <w:top w:val="single" w:color="BFBFBF" w:sz="4"/>
+              <w:left w:val="single" w:color="BFBFBF" w:sz="4"/>
+              <w:bottom w:val="single" w:color="BFBFBF" w:sz="4"/>
+              <w:right w:val="single" w:color="BFBFBF" w:sz="4"/>
+            </w:tcBorders>
+            <w:shd w:fill="1F3864" w:color="auto" w:val="clear"/>
+            <w:tcMar>
+              <w:top w:type="dxa" w:w="50"/>
+              <w:left w:type="dxa" w:w="90"/>
+              <w:bottom w:type="dxa" w:w="50"/>
+              <w:right w:type="dxa" w:w="90"/>
+            </w:tcMar>
+          </w:tcPr>
+          <w:p>
+            <w:pPr>
+              <w:spacing w:after="0" w:line="235"/>
+            </w:pPr>
+            <w:r>
+              <w:rPr>
+                <w:rFonts w:ascii="Arial" w:cs="Arial" w:eastAsia="Arial" w:hAnsi="Arial"/>
+                <w:b/>
+                <w:bCs/>
+                <w:color w:val="FFFFFF"/>
+                <w:sz w:val="17"/>
+                <w:szCs w:val="17"/>
+              </w:rPr>
+              <w:t xml:space="preserve">What it is</w:t>
+            </w:r>
+          </w:p>
+        </w:tc>
+        <w:tc>
+          <w:tcPr>
+            <w:tcW w:type="dxa" w:w="2500"/>
+            <w:tcBorders>
+              <w:top w:val="single" w:color="BFBFBF" w:sz="4"/>
+              <w:left w:val="single" w:color="BFBFBF" w:sz="4"/>
+              <w:bottom w:val="single" w:color="BFBFBF" w:sz="4"/>
+              <w:right w:val="single" w:color="BFBFBF" w:sz="4"/>
+            </w:tcBorders>
+            <w:shd w:fill="1F3864" w:color="auto" w:val="clear"/>
+            <w:tcMar>
+              <w:top w:type="dxa" w:w="50"/>
+              <w:left w:type="dxa" w:w="90"/>
+              <w:bottom w:type="dxa" w:w="50"/>
+              <w:right w:type="dxa" w:w="90"/>
+            </w:tcMar>
+          </w:tcPr>
+          <w:p>
+            <w:pPr>
+              <w:spacing w:after="0" w:line="235"/>
+            </w:pPr>
+            <w:r>
+              <w:rPr>
+                <w:rFonts w:ascii="Arial" w:cs="Arial" w:eastAsia="Arial" w:hAnsi="Arial"/>
+                <w:b/>
+                <w:bCs/>
+                <w:color w:val="FFFFFF"/>
+                <w:sz w:val="17"/>
+                <w:szCs w:val="17"/>
+              </w:rPr>
+              <w:t xml:space="preserve">Numbers in this document</w:t>
+            </w:r>
+          </w:p>
+        </w:tc>
+        <w:tc>
+          <w:tcPr>
+            <w:tcW w:type="dxa" w:w="1916"/>
+            <w:tcBorders>
+              <w:top w:val="single" w:color="BFBFBF" w:sz="4"/>
+              <w:left w:val="single" w:color="BFBFBF" w:sz="4"/>
+              <w:bottom w:val="single" w:color="BFBFBF" w:sz="4"/>
+              <w:right w:val="single" w:color="BFBFBF" w:sz="4"/>
+            </w:tcBorders>
+            <w:shd w:fill="1F3864" w:color="auto" w:val="clear"/>
+            <w:tcMar>
+              <w:top w:type="dxa" w:w="50"/>
+              <w:left w:type="dxa" w:w="90"/>
+              <w:bottom w:type="dxa" w:w="50"/>
+              <w:right w:type="dxa" w:w="90"/>
+            </w:tcMar>
+          </w:tcPr>
+          <w:p>
+            <w:pPr>
+              <w:spacing w:after="0" w:line="235"/>
+            </w:pPr>
+            <w:r>
+              <w:rPr>
+                <w:rFonts w:ascii="Arial" w:cs="Arial" w:eastAsia="Arial" w:hAnsi="Arial"/>
+                <w:b/>
+                <w:bCs/>
+                <w:color w:val="FFFFFF"/>
+                <w:sz w:val="17"/>
+                <w:szCs w:val="17"/>
+              </w:rPr>
+              <w:t xml:space="preserve">Trust</w:t>
+            </w:r>
+          </w:p>
+        </w:tc>
+      </w:tr>
+      <w:tr>
+        <w:tc>
+          <w:tcPr>
+            <w:tcW w:type="dxa" w:w="2350"/>
+            <w:tcBorders>
+              <w:top w:val="single" w:color="BFBFBF" w:sz="4"/>
+              <w:left w:val="single" w:color="BFBFBF" w:sz="4"/>
+              <w:bottom w:val="single" w:color="BFBFBF" w:sz="4"/>
+              <w:right w:val="single" w:color="BFBFBF" w:sz="4"/>
+            </w:tcBorders>
+            <w:tcMar>
+              <w:top w:type="dxa" w:w="50"/>
+              <w:left w:type="dxa" w:w="90"/>
+              <w:bottom w:type="dxa" w:w="50"/>
+              <w:right w:type="dxa" w:w="90"/>
+            </w:tcMar>
+          </w:tcPr>
+          <w:p>
+            <w:pPr>
+              <w:spacing w:after="0" w:line="235"/>
+            </w:pPr>
+            <w:r>
+              <w:rPr>
+                <w:rFonts w:ascii="Arial" w:cs="Arial" w:eastAsia="Arial" w:hAnsi="Arial"/>
+                <w:b/>
+                <w:bCs/>
+                <w:sz w:val="19"/>
+                <w:szCs w:val="19"/>
+              </w:rPr>
+              <w:t xml:space="preserve">A  Analytical ceiling</w:t>
+            </w:r>
+          </w:p>
+        </w:tc>
+        <w:tc>
+          <w:tcPr>
+            <w:tcW w:type="dxa" w:w="3700"/>
+            <w:tcBorders>
+              <w:top w:val="single" w:color="BFBFBF" w:sz="4"/>
+              <w:left w:val="single" w:color="BFBFBF" w:sz="4"/>
+              <w:bottom w:val="single" w:color="BFBFBF" w:sz="4"/>
+              <w:right w:val="single" w:color="BFBFBF" w:sz="4"/>
+            </w:tcBorders>
+            <w:tcMar>
+              <w:top w:type="dxa" w:w="50"/>
+              <w:left w:type="dxa" w:w="90"/>
+              <w:bottom w:type="dxa" w:w="50"/>
+              <w:right w:type="dxa" w:w="90"/>
+            </w:tcMar>
+          </w:tcPr>
+          <w:p>
+            <w:pPr>
+              <w:spacing w:after="0" w:line="235"/>
+            </w:pPr>
+            <w:r>
+              <w:rPr>
+                <w:rFonts w:ascii="Arial" w:cs="Arial" w:eastAsia="Arial" w:hAnsi="Arial"/>
+                <w:b w:val="false"/>
+                <w:bCs w:val="false"/>
+                <w:sz w:val="17"/>
+                <w:szCs w:val="17"/>
+              </w:rPr>
+              <w:t xml:space="preserve">Arithmetic from shift length and minutes per try. No assumption about candidates.</w:t>
+            </w:r>
+          </w:p>
+        </w:tc>
+        <w:tc>
+          <w:tcPr>
+            <w:tcW w:type="dxa" w:w="2500"/>
+            <w:tcBorders>
+              <w:top w:val="single" w:color="BFBFBF" w:sz="4"/>
+              <w:left w:val="single" w:color="BFBFBF" w:sz="4"/>
+              <w:bottom w:val="single" w:color="BFBFBF" w:sz="4"/>
+              <w:right w:val="single" w:color="BFBFBF" w:sz="4"/>
+            </w:tcBorders>
+            <w:tcMar>
+              <w:top w:type="dxa" w:w="50"/>
+              <w:left w:type="dxa" w:w="90"/>
+              <w:bottom w:type="dxa" w:w="50"/>
+              <w:right w:type="dxa" w:w="90"/>
+            </w:tcMar>
+          </w:tcPr>
+          <w:p>
+            <w:pPr>
+              <w:spacing w:after="0" w:line="235"/>
+            </w:pPr>
+            <w:r>
+              <w:rPr>
+                <w:rFonts w:ascii="Arial" w:cs="Arial" w:eastAsia="Arial" w:hAnsi="Arial"/>
+                <w:b w:val="false"/>
+                <w:bCs w:val="false"/>
+                <w:sz w:val="17"/>
+                <w:szCs w:val="17"/>
+              </w:rPr>
+              <w:t xml:space="preserve">~210 tries; interns book at most ~49%</w:t>
+            </w:r>
+          </w:p>
+        </w:tc>
+        <w:tc>
+          <w:tcPr>
+            <w:tcW w:type="dxa" w:w="1916"/>
+            <w:tcBorders>
+              <w:top w:val="single" w:color="BFBFBF" w:sz="4"/>
+              <w:left w:val="single" w:color="BFBFBF" w:sz="4"/>
+              <w:bottom w:val="single" w:color="BFBFBF" w:sz="4"/>
+              <w:right w:val="single" w:color="BFBFBF" w:sz="4"/>
+            </w:tcBorders>
+            <w:tcMar>
+              <w:top w:type="dxa" w:w="50"/>
+              <w:left w:type="dxa" w:w="90"/>
+              <w:bottom w:type="dxa" w:w="50"/>
+              <w:right w:type="dxa" w:w="90"/>
+            </w:tcMar>
+          </w:tcPr>
+          <w:p>
+            <w:pPr>
+              <w:spacing w:after="0" w:line="235"/>
+            </w:pPr>
+            <w:r>
+              <w:rPr>
+                <w:rFonts w:ascii="Arial" w:cs="Arial" w:eastAsia="Arial" w:hAnsi="Arial"/>
+                <w:b w:val="false"/>
+                <w:bCs w:val="false"/>
+                <w:sz w:val="17"/>
+                <w:szCs w:val="17"/>
+              </w:rPr>
+              <w:t xml:space="preserve">High; minutes per try is measured on day 1</w:t>
+            </w:r>
+          </w:p>
+        </w:tc>
+      </w:tr>
+      <w:tr>
+        <w:tc>
+          <w:tcPr>
+            <w:tcW w:type="dxa" w:w="2350"/>
+            <w:tcBorders>
+              <w:top w:val="single" w:color="BFBFBF" w:sz="4"/>
+              <w:left w:val="single" w:color="BFBFBF" w:sz="4"/>
+              <w:bottom w:val="single" w:color="BFBFBF" w:sz="4"/>
+              <w:right w:val="single" w:color="BFBFBF" w:sz="4"/>
+            </w:tcBorders>
+            <w:shd w:fill="F2F2F2" w:color="auto" w:val="clear"/>
+            <w:tcMar>
+              <w:top w:type="dxa" w:w="50"/>
+              <w:left w:type="dxa" w:w="90"/>
+              <w:bottom w:type="dxa" w:w="50"/>
+              <w:right w:type="dxa" w:w="90"/>
+            </w:tcMar>
+          </w:tcPr>
+          <w:p>
+            <w:pPr>
+              <w:spacing w:after="0" w:line="235"/>
+            </w:pPr>
+            <w:r>
+              <w:rPr>
+                <w:rFonts w:ascii="Arial" w:cs="Arial" w:eastAsia="Arial" w:hAnsi="Arial"/>
+                <w:b/>
+                <w:bCs/>
+                <w:sz w:val="19"/>
+                <w:szCs w:val="19"/>
+              </w:rPr>
+              <w:t xml:space="preserve">B  Planning estimate</w:t>
+            </w:r>
+          </w:p>
+        </w:tc>
+        <w:tc>
+          <w:tcPr>
+            <w:tcW w:type="dxa" w:w="3700"/>
+            <w:tcBorders>
+              <w:top w:val="single" w:color="BFBFBF" w:sz="4"/>
+              <w:left w:val="single" w:color="BFBFBF" w:sz="4"/>
+              <w:bottom w:val="single" w:color="BFBFBF" w:sz="4"/>
+              <w:right w:val="single" w:color="BFBFBF" w:sz="4"/>
+            </w:tcBorders>
+            <w:shd w:fill="F2F2F2" w:color="auto" w:val="clear"/>
+            <w:tcMar>
+              <w:top w:type="dxa" w:w="50"/>
+              <w:left w:type="dxa" w:w="90"/>
+              <w:bottom w:type="dxa" w:w="50"/>
+              <w:right w:type="dxa" w:w="90"/>
+            </w:tcMar>
+          </w:tcPr>
+          <w:p>
+            <w:pPr>
+              <w:spacing w:after="0" w:line="235"/>
+            </w:pPr>
+            <w:r>
+              <w:rPr>
+                <w:rFonts w:ascii="Arial" w:cs="Arial" w:eastAsia="Arial" w:hAnsi="Arial"/>
+                <w:b w:val="false"/>
+                <w:bCs w:val="false"/>
+                <w:sz w:val="17"/>
+                <w:szCs w:val="17"/>
+              </w:rPr>
+              <w:t xml:space="preserve">The same arithmetic with assumed rates for booking per try and self-booking.</w:t>
+            </w:r>
+          </w:p>
+        </w:tc>
+        <w:tc>
+          <w:tcPr>
+            <w:tcW w:type="dxa" w:w="2500"/>
+            <w:tcBorders>
+              <w:top w:val="single" w:color="BFBFBF" w:sz="4"/>
+              <w:left w:val="single" w:color="BFBFBF" w:sz="4"/>
+              <w:bottom w:val="single" w:color="BFBFBF" w:sz="4"/>
+              <w:right w:val="single" w:color="BFBFBF" w:sz="4"/>
+            </w:tcBorders>
+            <w:shd w:fill="F2F2F2" w:color="auto" w:val="clear"/>
+            <w:tcMar>
+              <w:top w:type="dxa" w:w="50"/>
+              <w:left w:type="dxa" w:w="90"/>
+              <w:bottom w:type="dxa" w:w="50"/>
+              <w:right w:type="dxa" w:w="90"/>
+            </w:tcMar>
+          </w:tcPr>
+          <w:p>
+            <w:pPr>
+              <w:spacing w:after="0" w:line="235"/>
+            </w:pPr>
+            <w:r>
+              <w:rPr>
+                <w:rFonts w:ascii="Arial" w:cs="Arial" w:eastAsia="Arial" w:hAnsi="Arial"/>
+                <w:b w:val="false"/>
+                <w:bCs w:val="false"/>
+                <w:sz w:val="17"/>
+                <w:szCs w:val="17"/>
+              </w:rPr>
+              <w:t xml:space="preserve">~45% with two interns; the grid in section 3</w:t>
+            </w:r>
+          </w:p>
+        </w:tc>
+        <w:tc>
+          <w:tcPr>
+            <w:tcW w:type="dxa" w:w="1916"/>
+            <w:tcBorders>
+              <w:top w:val="single" w:color="BFBFBF" w:sz="4"/>
+              <w:left w:val="single" w:color="BFBFBF" w:sz="4"/>
+              <w:bottom w:val="single" w:color="BFBFBF" w:sz="4"/>
+              <w:right w:val="single" w:color="BFBFBF" w:sz="4"/>
+            </w:tcBorders>
+            <w:shd w:fill="F2F2F2" w:color="auto" w:val="clear"/>
+            <w:tcMar>
+              <w:top w:type="dxa" w:w="50"/>
+              <w:left w:type="dxa" w:w="90"/>
+              <w:bottom w:type="dxa" w:w="50"/>
+              <w:right w:type="dxa" w:w="90"/>
+            </w:tcMar>
+          </w:tcPr>
+          <w:p>
+            <w:pPr>
+              <w:spacing w:after="0" w:line="235"/>
+            </w:pPr>
+            <w:r>
+              <w:rPr>
+                <w:rFonts w:ascii="Arial" w:cs="Arial" w:eastAsia="Arial" w:hAnsi="Arial"/>
+                <w:b w:val="false"/>
+                <w:bCs w:val="false"/>
+                <w:sz w:val="17"/>
+                <w:szCs w:val="17"/>
+              </w:rPr>
+              <w:t xml:space="preserve">Low until day-1 data</w:t>
+            </w:r>
+          </w:p>
+        </w:tc>
+      </w:tr>
+      <w:tr>
+        <w:tc>
+          <w:tcPr>
+            <w:tcW w:type="dxa" w:w="2350"/>
+            <w:tcBorders>
+              <w:top w:val="single" w:color="BFBFBF" w:sz="4"/>
+              <w:left w:val="single" w:color="BFBFBF" w:sz="4"/>
+              <w:bottom w:val="single" w:color="BFBFBF" w:sz="4"/>
+              <w:right w:val="single" w:color="BFBFBF" w:sz="4"/>
+            </w:tcBorders>
+            <w:tcMar>
+              <w:top w:type="dxa" w:w="50"/>
+              <w:left w:type="dxa" w:w="90"/>
+              <w:bottom w:type="dxa" w:w="50"/>
+              <w:right w:type="dxa" w:w="90"/>
+            </w:tcMar>
+          </w:tcPr>
+          <w:p>
+            <w:pPr>
+              <w:spacing w:after="0" w:line="235"/>
+            </w:pPr>
+            <w:r>
+              <w:rPr>
+                <w:rFonts w:ascii="Arial" w:cs="Arial" w:eastAsia="Arial" w:hAnsi="Arial"/>
+                <w:b/>
+                <w:bCs/>
+                <w:sz w:val="19"/>
+                <w:szCs w:val="19"/>
+              </w:rPr>
+              <w:t xml:space="preserve">C  Simulated results</w:t>
+            </w:r>
+          </w:p>
+        </w:tc>
+        <w:tc>
+          <w:tcPr>
+            <w:tcW w:type="dxa" w:w="3700"/>
+            <w:tcBorders>
+              <w:top w:val="single" w:color="BFBFBF" w:sz="4"/>
+              <w:left w:val="single" w:color="BFBFBF" w:sz="4"/>
+              <w:bottom w:val="single" w:color="BFBFBF" w:sz="4"/>
+              <w:right w:val="single" w:color="BFBFBF" w:sz="4"/>
+            </w:tcBorders>
+            <w:tcMar>
+              <w:top w:type="dxa" w:w="50"/>
+              <w:left w:type="dxa" w:w="90"/>
+              <w:bottom w:type="dxa" w:w="50"/>
+              <w:right w:type="dxa" w:w="90"/>
+            </w:tcMar>
+          </w:tcPr>
+          <w:p>
+            <w:pPr>
+              <w:spacing w:after="0" w:line="235"/>
+            </w:pPr>
+            <w:r>
+              <w:rPr>
+                <w:rFonts w:ascii="Arial" w:cs="Arial" w:eastAsia="Arial" w:hAnsi="Arial"/>
+                <w:b w:val="false"/>
+                <w:bCs w:val="false"/>
+                <w:sz w:val="17"/>
+                <w:szCs w:val="17"/>
+              </w:rPr>
+              <w:t xml:space="preserve">Candidate behaviour drawn at random from the same assumed rates, in the dry run.</w:t>
+            </w:r>
+          </w:p>
+        </w:tc>
+        <w:tc>
+          <w:tcPr>
+            <w:tcW w:type="dxa" w:w="2500"/>
+            <w:tcBorders>
+              <w:top w:val="single" w:color="BFBFBF" w:sz="4"/>
+              <w:left w:val="single" w:color="BFBFBF" w:sz="4"/>
+              <w:bottom w:val="single" w:color="BFBFBF" w:sz="4"/>
+              <w:right w:val="single" w:color="BFBFBF" w:sz="4"/>
+            </w:tcBorders>
+            <w:tcMar>
+              <w:top w:type="dxa" w:w="50"/>
+              <w:left w:type="dxa" w:w="90"/>
+              <w:bottom w:type="dxa" w:w="50"/>
+              <w:right w:type="dxa" w:w="90"/>
+            </w:tcMar>
+          </w:tcPr>
+          <w:p>
+            <w:pPr>
+              <w:spacing w:after="0" w:line="235"/>
+            </w:pPr>
+            <w:r>
+              <w:rPr>
+                <w:rFonts w:ascii="Arial" w:cs="Arial" w:eastAsia="Arial" w:hAnsi="Arial"/>
+                <w:b w:val="false"/>
+                <w:bCs w:val="false"/>
+                <w:sz w:val="17"/>
+                <w:szCs w:val="17"/>
+              </w:rPr>
+              <w:t xml:space="preserve">40% (no evening message), 49% (with)</w:t>
+            </w:r>
+          </w:p>
+        </w:tc>
+        <w:tc>
+          <w:tcPr>
+            <w:tcW w:type="dxa" w:w="1916"/>
+            <w:tcBorders>
+              <w:top w:val="single" w:color="BFBFBF" w:sz="4"/>
+              <w:left w:val="single" w:color="BFBFBF" w:sz="4"/>
+              <w:bottom w:val="single" w:color="BFBFBF" w:sz="4"/>
+              <w:right w:val="single" w:color="BFBFBF" w:sz="4"/>
+            </w:tcBorders>
+            <w:tcMar>
+              <w:top w:type="dxa" w:w="50"/>
+              <w:left w:type="dxa" w:w="90"/>
+              <w:bottom w:type="dxa" w:w="50"/>
+              <w:right w:type="dxa" w:w="90"/>
+            </w:tcMar>
+          </w:tcPr>
+          <w:p>
+            <w:pPr>
+              <w:spacing w:after="0" w:line="235"/>
+            </w:pPr>
+            <w:r>
+              <w:rPr>
+                <w:rFonts w:ascii="Arial" w:cs="Arial" w:eastAsia="Arial" w:hAnsi="Arial"/>
+                <w:b w:val="false"/>
+                <w:bCs w:val="false"/>
+                <w:sz w:val="17"/>
+                <w:szCs w:val="17"/>
+              </w:rPr>
+              <w:t xml:space="preserve">Low: cannot test the assumptions</w:t>
+            </w:r>
+          </w:p>
+        </w:tc>
+      </w:tr>
+      <w:tr>
+        <w:tc>
+          <w:tcPr>
+            <w:tcW w:type="dxa" w:w="2350"/>
+            <w:tcBorders>
+              <w:top w:val="single" w:color="BFBFBF" w:sz="4"/>
+              <w:left w:val="single" w:color="BFBFBF" w:sz="4"/>
+              <w:bottom w:val="single" w:color="BFBFBF" w:sz="4"/>
+              <w:right w:val="single" w:color="BFBFBF" w:sz="4"/>
+            </w:tcBorders>
+            <w:shd w:fill="F2F2F2" w:color="auto" w:val="clear"/>
+            <w:tcMar>
+              <w:top w:type="dxa" w:w="50"/>
+              <w:left w:type="dxa" w:w="90"/>
+              <w:bottom w:type="dxa" w:w="50"/>
+              <w:right w:type="dxa" w:w="90"/>
+            </w:tcMar>
+          </w:tcPr>
+          <w:p>
+            <w:pPr>
+              <w:spacing w:after="0" w:line="235"/>
+            </w:pPr>
+            <w:r>
+              <w:rPr>
+                <w:rFonts w:ascii="Arial" w:cs="Arial" w:eastAsia="Arial" w:hAnsi="Arial"/>
+                <w:b/>
+                <w:bCs/>
+                <w:sz w:val="19"/>
+                <w:szCs w:val="19"/>
+              </w:rPr>
+              <w:t xml:space="preserve">D  Synthetic dry-run results</w:t>
+            </w:r>
+          </w:p>
+        </w:tc>
+        <w:tc>
+          <w:tcPr>
+            <w:tcW w:type="dxa" w:w="3700"/>
+            <w:tcBorders>
+              <w:top w:val="single" w:color="BFBFBF" w:sz="4"/>
+              <w:left w:val="single" w:color="BFBFBF" w:sz="4"/>
+              <w:bottom w:val="single" w:color="BFBFBF" w:sz="4"/>
+              <w:right w:val="single" w:color="BFBFBF" w:sz="4"/>
+            </w:tcBorders>
+            <w:shd w:fill="F2F2F2" w:color="auto" w:val="clear"/>
+            <w:tcMar>
+              <w:top w:type="dxa" w:w="50"/>
+              <w:left w:type="dxa" w:w="90"/>
+              <w:bottom w:type="dxa" w:w="50"/>
+              <w:right w:type="dxa" w:w="90"/>
+            </w:tcMar>
+          </w:tcPr>
+          <w:p>
+            <w:pPr>
+              <w:spacing w:after="0" w:line="235"/>
+            </w:pPr>
+            <w:r>
+              <w:rPr>
+                <w:rFonts w:ascii="Arial" w:cs="Arial" w:eastAsia="Arial" w:hAnsi="Arial"/>
+                <w:b w:val="false"/>
+                <w:bCs w:val="false"/>
+                <w:sz w:val="17"/>
+                <w:szCs w:val="17"/>
+              </w:rPr>
+              <w:t xml:space="preserve">Pass/fail checks of the sheet, run on fake data.</w:t>
+            </w:r>
+          </w:p>
+        </w:tc>
+        <w:tc>
+          <w:tcPr>
+            <w:tcW w:type="dxa" w:w="2500"/>
+            <w:tcBorders>
+              <w:top w:val="single" w:color="BFBFBF" w:sz="4"/>
+              <w:left w:val="single" w:color="BFBFBF" w:sz="4"/>
+              <w:bottom w:val="single" w:color="BFBFBF" w:sz="4"/>
+              <w:right w:val="single" w:color="BFBFBF" w:sz="4"/>
+            </w:tcBorders>
+            <w:shd w:fill="F2F2F2" w:color="auto" w:val="clear"/>
+            <w:tcMar>
+              <w:top w:type="dxa" w:w="50"/>
+              <w:left w:type="dxa" w:w="90"/>
+              <w:bottom w:type="dxa" w:w="50"/>
+              <w:right w:type="dxa" w:w="90"/>
+            </w:tcMar>
+          </w:tcPr>
+          <w:p>
+            <w:pPr>
+              <w:spacing w:after="0" w:line="235"/>
+            </w:pPr>
+            <w:r>
+              <w:rPr>
+                <w:rFonts w:ascii="Arial" w:cs="Arial" w:eastAsia="Arial" w:hAnsi="Arial"/>
+                <w:b w:val="false"/>
+                <w:bCs w:val="false"/>
+                <w:sz w:val="17"/>
+                <w:szCs w:val="17"/>
+              </w:rPr>
+              <w:t xml:space="preserve">All mechanics checks pass (section 6)</w:t>
+            </w:r>
+          </w:p>
+        </w:tc>
+        <w:tc>
+          <w:tcPr>
+            <w:tcW w:type="dxa" w:w="1916"/>
+            <w:tcBorders>
+              <w:top w:val="single" w:color="BFBFBF" w:sz="4"/>
+              <w:left w:val="single" w:color="BFBFBF" w:sz="4"/>
+              <w:bottom w:val="single" w:color="BFBFBF" w:sz="4"/>
+              <w:right w:val="single" w:color="BFBFBF" w:sz="4"/>
+            </w:tcBorders>
+            <w:shd w:fill="F2F2F2" w:color="auto" w:val="clear"/>
+            <w:tcMar>
+              <w:top w:type="dxa" w:w="50"/>
+              <w:left w:type="dxa" w:w="90"/>
+              <w:bottom w:type="dxa" w:w="50"/>
+              <w:right w:type="dxa" w:w="90"/>
+            </w:tcMar>
+          </w:tcPr>
+          <w:p>
+            <w:pPr>
+              <w:spacing w:after="0" w:line="235"/>
+            </w:pPr>
+            <w:r>
+              <w:rPr>
+                <w:rFonts w:ascii="Arial" w:cs="Arial" w:eastAsia="Arial" w:hAnsi="Arial"/>
+                <w:b w:val="false"/>
+                <w:bCs w:val="false"/>
+                <w:sz w:val="17"/>
+                <w:szCs w:val="17"/>
+              </w:rPr>
+              <w:t xml:space="preserve">High for the sheet; says nothing about candidates</w:t>
+            </w:r>
+          </w:p>
+        </w:tc>
+      </w:tr>
+      <w:tr>
+        <w:tc>
+          <w:tcPr>
+            <w:tcW w:type="dxa" w:w="2350"/>
+            <w:tcBorders>
+              <w:top w:val="single" w:color="BFBFBF" w:sz="4"/>
+              <w:left w:val="single" w:color="BFBFBF" w:sz="4"/>
+              <w:bottom w:val="single" w:color="BFBFBF" w:sz="4"/>
+              <w:right w:val="single" w:color="BFBFBF" w:sz="4"/>
+            </w:tcBorders>
+            <w:tcMar>
+              <w:top w:type="dxa" w:w="50"/>
+              <w:left w:type="dxa" w:w="90"/>
+              <w:bottom w:type="dxa" w:w="50"/>
+              <w:right w:type="dxa" w:w="90"/>
+            </w:tcMar>
+          </w:tcPr>
+          <w:p>
+            <w:pPr>
+              <w:spacing w:after="0" w:line="235"/>
+            </w:pPr>
+            <w:r>
+              <w:rPr>
+                <w:rFonts w:ascii="Arial" w:cs="Arial" w:eastAsia="Arial" w:hAnsi="Arial"/>
+                <w:b/>
+                <w:bCs/>
+                <w:sz w:val="19"/>
+                <w:szCs w:val="19"/>
+              </w:rPr>
+              <w:t xml:space="preserve">E  Untested intervention scenarios</w:t>
+            </w:r>
+          </w:p>
+        </w:tc>
+        <w:tc>
+          <w:tcPr>
+            <w:tcW w:type="dxa" w:w="3700"/>
+            <w:tcBorders>
+              <w:top w:val="single" w:color="BFBFBF" w:sz="4"/>
+              <w:left w:val="single" w:color="BFBFBF" w:sz="4"/>
+              <w:bottom w:val="single" w:color="BFBFBF" w:sz="4"/>
+              <w:right w:val="single" w:color="BFBFBF" w:sz="4"/>
+            </w:tcBorders>
+            <w:tcMar>
+              <w:top w:type="dxa" w:w="50"/>
+              <w:left w:type="dxa" w:w="90"/>
+              <w:bottom w:type="dxa" w:w="50"/>
+              <w:right w:type="dxa" w:w="90"/>
+            </w:tcMar>
+          </w:tcPr>
+          <w:p>
+            <w:pPr>
+              <w:spacing w:after="0" w:line="235"/>
+            </w:pPr>
+            <w:r>
+              <w:rPr>
+                <w:rFonts w:ascii="Arial" w:cs="Arial" w:eastAsia="Arial" w:hAnsi="Arial"/>
+                <w:b w:val="false"/>
+                <w:bCs w:val="false"/>
+                <w:sz w:val="17"/>
+                <w:szCs w:val="17"/>
+              </w:rPr>
+              <w:t xml:space="preserve">What-ifs: the evening message, more interns, later tries holding up.</w:t>
+            </w:r>
+          </w:p>
+        </w:tc>
+        <w:tc>
+          <w:tcPr>
+            <w:tcW w:type="dxa" w:w="2500"/>
+            <w:tcBorders>
+              <w:top w:val="single" w:color="BFBFBF" w:sz="4"/>
+              <w:left w:val="single" w:color="BFBFBF" w:sz="4"/>
+              <w:bottom w:val="single" w:color="BFBFBF" w:sz="4"/>
+              <w:right w:val="single" w:color="BFBFBF" w:sz="4"/>
+            </w:tcBorders>
+            <w:tcMar>
+              <w:top w:type="dxa" w:w="50"/>
+              <w:left w:type="dxa" w:w="90"/>
+              <w:bottom w:type="dxa" w:w="50"/>
+              <w:right w:type="dxa" w:w="90"/>
+            </w:tcMar>
+          </w:tcPr>
+          <w:p>
+            <w:pPr>
+              <w:spacing w:after="0" w:line="235"/>
+            </w:pPr>
+            <w:r>
+              <w:rPr>
+                <w:rFonts w:ascii="Arial" w:cs="Arial" w:eastAsia="Arial" w:hAnsi="Arial"/>
+                <w:b w:val="false"/>
+                <w:bCs w:val="false"/>
+                <w:sz w:val="17"/>
+                <w:szCs w:val="17"/>
+              </w:rPr>
+              <w:t xml:space="preserve">Self-booking 25% to 40%; 5-6 interns</w:t>
+            </w:r>
+          </w:p>
+        </w:tc>
+        <w:tc>
+          <w:tcPr>
+            <w:tcW w:type="dxa" w:w="1916"/>
+            <w:tcBorders>
+              <w:top w:val="single" w:color="BFBFBF" w:sz="4"/>
+              <w:left w:val="single" w:color="BFBFBF" w:sz="4"/>
+              <w:bottom w:val="single" w:color="BFBFBF" w:sz="4"/>
+              <w:right w:val="single" w:color="BFBFBF" w:sz="4"/>
+            </w:tcBorders>
+            <w:tcMar>
+              <w:top w:type="dxa" w:w="50"/>
+              <w:left w:type="dxa" w:w="90"/>
+              <w:bottom w:type="dxa" w:w="50"/>
+              <w:right w:type="dxa" w:w="90"/>
+            </w:tcMar>
+          </w:tcPr>
+          <w:p>
+            <w:pPr>
+              <w:spacing w:after="0" w:line="235"/>
+            </w:pPr>
+            <w:r>
+              <w:rPr>
+                <w:rFonts w:ascii="Arial" w:cs="Arial" w:eastAsia="Arial" w:hAnsi="Arial"/>
+                <w:b w:val="false"/>
+                <w:bCs w:val="false"/>
+                <w:sz w:val="17"/>
+                <w:szCs w:val="17"/>
+              </w:rPr>
+              <w:t xml:space="preserve">Hypotheses until piloted</w:t>
+            </w:r>
+          </w:p>
+        </w:tc>
+      </w:tr>
+      <w:tr>
+        <w:tc>
+          <w:tcPr>
+            <w:tcW w:type="dxa" w:w="2350"/>
+            <w:tcBorders>
+              <w:top w:val="single" w:color="BFBFBF" w:sz="4"/>
+              <w:left w:val="single" w:color="BFBFBF" w:sz="4"/>
+              <w:bottom w:val="single" w:color="BFBFBF" w:sz="4"/>
+              <w:right w:val="single" w:color="BFBFBF" w:sz="4"/>
+            </w:tcBorders>
+            <w:shd w:fill="F2F2F2" w:color="auto" w:val="clear"/>
+            <w:tcMar>
+              <w:top w:type="dxa" w:w="50"/>
+              <w:left w:type="dxa" w:w="90"/>
+              <w:bottom w:type="dxa" w:w="50"/>
+              <w:right w:type="dxa" w:w="90"/>
+            </w:tcMar>
+          </w:tcPr>
+          <w:p>
+            <w:pPr>
+              <w:spacing w:after="0" w:line="235"/>
+            </w:pPr>
+            <w:r>
+              <w:rPr>
+                <w:rFonts w:ascii="Arial" w:cs="Arial" w:eastAsia="Arial" w:hAnsi="Arial"/>
+                <w:b/>
+                <w:bCs/>
+                <w:sz w:val="19"/>
+                <w:szCs w:val="19"/>
+              </w:rPr>
+              <w:t xml:space="preserve">F  Measured in real operations</w:t>
+            </w:r>
+          </w:p>
+        </w:tc>
+        <w:tc>
+          <w:tcPr>
+            <w:tcW w:type="dxa" w:w="3700"/>
+            <w:tcBorders>
+              <w:top w:val="single" w:color="BFBFBF" w:sz="4"/>
+              <w:left w:val="single" w:color="BFBFBF" w:sz="4"/>
+              <w:bottom w:val="single" w:color="BFBFBF" w:sz="4"/>
+              <w:right w:val="single" w:color="BFBFBF" w:sz="4"/>
+            </w:tcBorders>
+            <w:shd w:fill="F2F2F2" w:color="auto" w:val="clear"/>
+            <w:tcMar>
+              <w:top w:type="dxa" w:w="50"/>
+              <w:left w:type="dxa" w:w="90"/>
+              <w:bottom w:type="dxa" w:w="50"/>
+              <w:right w:type="dxa" w:w="90"/>
+            </w:tcMar>
+          </w:tcPr>
+          <w:p>
+            <w:pPr>
+              <w:spacing w:after="0" w:line="235"/>
+            </w:pPr>
+            <w:r>
+              <w:rPr>
+                <w:rFonts w:ascii="Arial" w:cs="Arial" w:eastAsia="Arial" w:hAnsi="Arial"/>
+                <w:b w:val="false"/>
+                <w:bCs w:val="false"/>
+                <w:sz w:val="17"/>
+                <w:szCs w:val="17"/>
+              </w:rPr>
+              <w:t xml:space="preserve">Real interns, candidates, partners.</w:t>
+            </w:r>
+          </w:p>
+        </w:tc>
+        <w:tc>
+          <w:tcPr>
+            <w:tcW w:type="dxa" w:w="2500"/>
+            <w:tcBorders>
+              <w:top w:val="single" w:color="BFBFBF" w:sz="4"/>
+              <w:left w:val="single" w:color="BFBFBF" w:sz="4"/>
+              <w:bottom w:val="single" w:color="BFBFBF" w:sz="4"/>
+              <w:right w:val="single" w:color="BFBFBF" w:sz="4"/>
+            </w:tcBorders>
+            <w:shd w:fill="F2F2F2" w:color="auto" w:val="clear"/>
+            <w:tcMar>
+              <w:top w:type="dxa" w:w="50"/>
+              <w:left w:type="dxa" w:w="90"/>
+              <w:bottom w:type="dxa" w:w="50"/>
+              <w:right w:type="dxa" w:w="90"/>
+            </w:tcMar>
+          </w:tcPr>
+          <w:p>
+            <w:pPr>
+              <w:spacing w:after="0" w:line="235"/>
+            </w:pPr>
+            <w:r>
+              <w:rPr>
+                <w:rFonts w:ascii="Arial" w:cs="Arial" w:eastAsia="Arial" w:hAnsi="Arial"/>
+                <w:b w:val="false"/>
+                <w:bCs w:val="false"/>
+                <w:sz w:val="17"/>
+                <w:szCs w:val="17"/>
+              </w:rPr>
+              <w:t xml:space="preserve">None yet</w:t>
+            </w:r>
+          </w:p>
+        </w:tc>
+        <w:tc>
+          <w:tcPr>
+            <w:tcW w:type="dxa" w:w="1916"/>
+            <w:tcBorders>
+              <w:top w:val="single" w:color="BFBFBF" w:sz="4"/>
+              <w:left w:val="single" w:color="BFBFBF" w:sz="4"/>
+              <w:bottom w:val="single" w:color="BFBFBF" w:sz="4"/>
+              <w:right w:val="single" w:color="BFBFBF" w:sz="4"/>
+            </w:tcBorders>
+            <w:shd w:fill="F2F2F2" w:color="auto" w:val="clear"/>
+            <w:tcMar>
+              <w:top w:type="dxa" w:w="50"/>
+              <w:left w:type="dxa" w:w="90"/>
+              <w:bottom w:type="dxa" w:w="50"/>
+              <w:right w:type="dxa" w:w="90"/>
+            </w:tcMar>
+          </w:tcPr>
+          <w:p>
+            <w:pPr>
+              <w:spacing w:after="0" w:line="235"/>
+            </w:pPr>
+            <w:r>
+              <w:rPr>
+                <w:rFonts w:ascii="Arial" w:cs="Arial" w:eastAsia="Arial" w:hAnsi="Arial"/>
+                <w:b w:val="false"/>
+                <w:bCs w:val="false"/>
+                <w:sz w:val="17"/>
+                <w:szCs w:val="17"/>
+              </w:rPr>
+              <w:t xml:space="preserve">-</w:t>
+            </w:r>
+          </w:p>
+        </w:tc>
+      </w:tr>
+    </w:tbl>
+    <w:p>
+      <w:pPr>
+        <w:pStyle w:val="Heading1"/>
+        <w:keepNext/>
+        <w:pBdr>
+          <w:bottom w:val="single" w:color="1F3864" w:sz="6" w:space="2"/>
+        </w:pBdr>
+        <w:spacing w:after="80" w:before="200"/>
+      </w:pPr>
+      <w:r>
+        <w:rPr>
+          <w:rFonts w:ascii="Arial" w:cs="Arial" w:eastAsia="Arial" w:hAnsi="Arial"/>
+          <w:b/>
+          <w:bCs/>
+          <w:color w:val="1F3864"/>
+          <w:sz w:val="23"/>
+          <w:szCs w:val="23"/>
+        </w:rPr>
+        <w:t xml:space="preserve">2. The finding</w:t>
       </w:r>
     </w:p>
     <w:tbl>
@@ -236,7 +1301,7 @@
                 <w:sz w:val="17"/>
                 <w:szCs w:val="17"/>
               </w:rPr>
-              <w:t xml:space="preserve">Source</w:t>
+              <w:t xml:space="preserve">Tier</w:t>
             </w:r>
           </w:p>
         </w:tc>
@@ -270,7 +1335,7 @@
                 <w:sz w:val="17"/>
                 <w:szCs w:val="17"/>
               </w:rPr>
-              <w:t xml:space="preserve">Unique requests / people behind them</w:t>
+              <w:t xml:space="preserve">Unique requests / people behind them (demo batch)</w:t>
             </w:r>
           </w:p>
         </w:tc>
@@ -437,7 +1502,7 @@
                 <w:sz w:val="17"/>
                 <w:szCs w:val="17"/>
               </w:rPr>
-              <w:t xml:space="preserve">Shifts</w:t>
+              <w:t xml:space="preserve">A</w:t>
             </w:r>
           </w:p>
         </w:tc>
@@ -471,7 +1536,7 @@
                 <w:sz w:val="19"/>
                 <w:szCs w:val="19"/>
               </w:rPr>
-              <w:t xml:space="preserve">Tries two interns can make</w:t>
+              <w:t xml:space="preserve">Tries two interns can make, at 4.5 minutes per try</w:t>
             </w:r>
           </w:p>
         </w:tc>
@@ -536,7 +1601,7 @@
                 <w:sz w:val="17"/>
                 <w:szCs w:val="17"/>
               </w:rPr>
-              <w:t xml:space="preserve">951 / 4.5 min per try</w:t>
+              <w:t xml:space="preserve">A</w:t>
             </w:r>
           </w:p>
         </w:tc>
@@ -571,7 +1636,7 @@
                 <w:sz w:val="19"/>
                 <w:szCs w:val="19"/>
               </w:rPr>
-              <w:t xml:space="preserve">Most they could book, even if every try booked</w:t>
+              <w:t xml:space="preserve">Most interns could book, even if every try booked (1.17 requests per person)</w:t>
             </w:r>
           </w:p>
         </w:tc>
@@ -638,7 +1703,7 @@
                 <w:sz w:val="17"/>
                 <w:szCs w:val="17"/>
               </w:rPr>
-              <w:t xml:space="preserve">No behavioural assumption</w:t>
+              <w:t xml:space="preserve">A</w:t>
             </w:r>
           </w:p>
         </w:tc>
@@ -672,7 +1737,7 @@
                 <w:sz w:val="17"/>
                 <w:szCs w:val="17"/>
               </w:rPr>
-              <w:t xml:space="preserve">Realistic: about half of first tries say yes; a quarter of requests booked by candidates alone</w:t>
+              <w:t xml:space="preserve">With 40% of first tries confirmed (fewer later) and 25% of requests booked by candidates alone</w:t>
             </w:r>
           </w:p>
         </w:tc>
@@ -737,7 +1802,7 @@
                 <w:sz w:val="17"/>
                 <w:szCs w:val="17"/>
               </w:rPr>
-              <w:t xml:space="preserve">ASSUMED; measured day 1</w:t>
+              <w:t xml:space="preserve">B</w:t>
             </w:r>
           </w:p>
         </w:tc>
@@ -754,7 +1819,7 @@
           <w:sz w:val="17"/>
           <w:szCs w:val="17"/>
         </w:rPr>
-        <w:t xml:space="preserve">The simulated test day delivered 42-48% (without and with the evening message). That only shows the sheet works: the test bot uses the same assumed rates, so it is not evidence about real candidates.</w:t>
+        <w:t xml:space="preserve">"Confirmed" means booked by an intern, or booked by the candidate and logged after we sent the link. A sent link alone never counts. That stricter definition lowered the planning rate from 45% ("said yes") to 40%.</w:t>
       </w:r>
     </w:p>
     <w:p>
@@ -775,7 +1840,7 @@
           <w:sz w:val="23"/>
           <w:szCs w:val="23"/>
         </w:rPr>
-        <w:t xml:space="preserve">2. How the system reaches 80%, and what if it can't</w:t>
+        <w:t xml:space="preserve">3. What 80% would take, and the fallback</w:t>
       </w:r>
     </w:p>
     <w:p>
@@ -788,7 +1853,7 @@
           <w:sz w:val="19"/>
           <w:szCs w:val="19"/>
         </w:rPr>
-        <w:t xml:space="preserve">A plain arithmetic model (analysis/scenarios.py, no simulation) gives the share scheduled within 24 hours. The dashboard runs the same calculation live with the measured rates.</w:t>
+        <w:t xml:space="preserve">The share scheduled within 24 hours, from the arithmetic in analysis/scenarios.py [B/E]. The dashboard runs the same calculation on live numbers.</w:t>
       </w:r>
     </w:p>
     <w:tbl>
@@ -847,7 +1912,7 @@
                 <w:sz w:val="17"/>
                 <w:szCs w:val="17"/>
               </w:rPr>
-              <w:t xml:space="preserve">Candidates self-book</w:t>
+              <w:t xml:space="preserve">Candidates book alone</w:t>
             </w:r>
           </w:p>
         </w:tc>
@@ -881,7 +1946,7 @@
                 <w:sz w:val="17"/>
                 <w:szCs w:val="17"/>
               </w:rPr>
-              <w:t xml:space="preserve">Try 1: says yes</w:t>
+              <w:t xml:space="preserve">Try 1 confirmed</w:t>
             </w:r>
           </w:p>
         </w:tc>
@@ -1151,44 +2216,77 @@
                 <w:sz w:val="17"/>
                 <w:szCs w:val="17"/>
               </w:rPr>
+              <w:t xml:space="preserve">40%</w:t>
+            </w:r>
+          </w:p>
+        </w:tc>
+        <w:tc>
+          <w:tcPr>
+            <w:tcW w:type="dxa" w:w="1700"/>
+            <w:tcBorders>
+              <w:top w:val="single" w:color="BFBFBF" w:sz="4"/>
+              <w:left w:val="single" w:color="BFBFBF" w:sz="4"/>
+              <w:bottom w:val="single" w:color="BFBFBF" w:sz="4"/>
+              <w:right w:val="single" w:color="BFBFBF" w:sz="4"/>
+            </w:tcBorders>
+            <w:tcMar>
+              <w:top w:type="dxa" w:w="50"/>
+              <w:left w:type="dxa" w:w="90"/>
+              <w:bottom w:type="dxa" w:w="50"/>
+              <w:right w:type="dxa" w:w="90"/>
+            </w:tcMar>
+          </w:tcPr>
+          <w:p>
+            <w:pPr>
+              <w:spacing w:after="0" w:line="235"/>
+            </w:pPr>
+            <w:r>
+              <w:rPr>
+                <w:rFonts w:ascii="Arial" w:cs="Arial" w:eastAsia="Arial" w:hAnsi="Arial"/>
+                <w:b w:val="false"/>
+                <w:bCs w:val="false"/>
+                <w:sz w:val="17"/>
+                <w:szCs w:val="17"/>
+              </w:rPr>
+              <w:t xml:space="preserve">100%</w:t>
+            </w:r>
+          </w:p>
+        </w:tc>
+        <w:tc>
+          <w:tcPr>
+            <w:tcW w:type="dxa" w:w="1050"/>
+            <w:tcBorders>
+              <w:top w:val="single" w:color="BFBFBF" w:sz="4"/>
+              <w:left w:val="single" w:color="BFBFBF" w:sz="4"/>
+              <w:bottom w:val="single" w:color="BFBFBF" w:sz="4"/>
+              <w:right w:val="single" w:color="BFBFBF" w:sz="4"/>
+            </w:tcBorders>
+            <w:tcMar>
+              <w:top w:type="dxa" w:w="50"/>
+              <w:left w:type="dxa" w:w="90"/>
+              <w:bottom w:type="dxa" w:w="50"/>
+              <w:right w:type="dxa" w:w="90"/>
+            </w:tcMar>
+          </w:tcPr>
+          <w:p>
+            <w:pPr>
+              <w:spacing w:after="0" w:line="235"/>
+              <w:jc w:val="right"/>
+            </w:pPr>
+            <w:r>
+              <w:rPr>
+                <w:rFonts w:ascii="Arial" w:cs="Arial" w:eastAsia="Arial" w:hAnsi="Arial"/>
+                <w:b w:val="false"/>
+                <w:bCs w:val="false"/>
+                <w:sz w:val="17"/>
+                <w:szCs w:val="17"/>
+              </w:rPr>
               <w:t xml:space="preserve">45%</w:t>
             </w:r>
           </w:p>
         </w:tc>
         <w:tc>
           <w:tcPr>
-            <w:tcW w:type="dxa" w:w="1700"/>
-            <w:tcBorders>
-              <w:top w:val="single" w:color="BFBFBF" w:sz="4"/>
-              <w:left w:val="single" w:color="BFBFBF" w:sz="4"/>
-              <w:bottom w:val="single" w:color="BFBFBF" w:sz="4"/>
-              <w:right w:val="single" w:color="BFBFBF" w:sz="4"/>
-            </w:tcBorders>
-            <w:tcMar>
-              <w:top w:type="dxa" w:w="50"/>
-              <w:left w:type="dxa" w:w="90"/>
-              <w:bottom w:type="dxa" w:w="50"/>
-              <w:right w:type="dxa" w:w="90"/>
-            </w:tcMar>
-          </w:tcPr>
-          <w:p>
-            <w:pPr>
-              <w:spacing w:after="0" w:line="235"/>
-            </w:pPr>
-            <w:r>
-              <w:rPr>
-                <w:rFonts w:ascii="Arial" w:cs="Arial" w:eastAsia="Arial" w:hAnsi="Arial"/>
-                <w:b w:val="false"/>
-                <w:bCs w:val="false"/>
-                <w:sz w:val="17"/>
-                <w:szCs w:val="17"/>
-              </w:rPr>
-              <w:t xml:space="preserve">100%</w:t>
-            </w:r>
-          </w:p>
-        </w:tc>
-        <w:tc>
-          <w:tcPr>
             <w:tcW w:type="dxa" w:w="1050"/>
             <w:tcBorders>
               <w:top w:val="single" w:color="BFBFBF" w:sz="4"/>
@@ -1216,7 +2314,7 @@
                 <w:sz w:val="17"/>
                 <w:szCs w:val="17"/>
               </w:rPr>
-              <w:t xml:space="preserve">47%</w:t>
+              <w:t xml:space="preserve">65%</w:t>
             </w:r>
           </w:p>
         </w:tc>
@@ -1249,13 +2347,13 @@
                 <w:sz w:val="17"/>
                 <w:szCs w:val="17"/>
               </w:rPr>
-              <w:t xml:space="preserve">70%</w:t>
-            </w:r>
-          </w:p>
-        </w:tc>
-        <w:tc>
-          <w:tcPr>
-            <w:tcW w:type="dxa" w:w="1050"/>
+              <w:t xml:space="preserve">82%</w:t>
+            </w:r>
+          </w:p>
+        </w:tc>
+        <w:tc>
+          <w:tcPr>
+            <w:tcW w:type="dxa" w:w="1300"/>
             <w:tcBorders>
               <w:top w:val="single" w:color="BFBFBF" w:sz="4"/>
               <w:left w:val="single" w:color="BFBFBF" w:sz="4"/>
@@ -1282,40 +2380,7 @@
                 <w:sz w:val="17"/>
                 <w:szCs w:val="17"/>
               </w:rPr>
-              <w:t xml:space="preserve">86%</w:t>
-            </w:r>
-          </w:p>
-        </w:tc>
-        <w:tc>
-          <w:tcPr>
-            <w:tcW w:type="dxa" w:w="1300"/>
-            <w:tcBorders>
-              <w:top w:val="single" w:color="BFBFBF" w:sz="4"/>
-              <w:left w:val="single" w:color="BFBFBF" w:sz="4"/>
-              <w:bottom w:val="single" w:color="BFBFBF" w:sz="4"/>
-              <w:right w:val="single" w:color="BFBFBF" w:sz="4"/>
-            </w:tcBorders>
-            <w:tcMar>
-              <w:top w:type="dxa" w:w="50"/>
-              <w:left w:type="dxa" w:w="90"/>
-              <w:bottom w:type="dxa" w:w="50"/>
-              <w:right w:type="dxa" w:w="90"/>
-            </w:tcMar>
-          </w:tcPr>
-          <w:p>
-            <w:pPr>
-              <w:spacing w:after="0" w:line="235"/>
-              <w:jc w:val="right"/>
-            </w:pPr>
-            <w:r>
-              <w:rPr>
-                <w:rFonts w:ascii="Arial" w:cs="Arial" w:eastAsia="Arial" w:hAnsi="Arial"/>
-                <w:b w:val="false"/>
-                <w:bCs w:val="false"/>
-                <w:sz w:val="17"/>
-                <w:szCs w:val="17"/>
-              </w:rPr>
-              <w:t xml:space="preserve">86%</w:t>
+              <w:t xml:space="preserve">82%</w:t>
             </w:r>
           </w:p>
         </w:tc>
@@ -1347,7 +2412,7 @@
                 <w:sz w:val="17"/>
                 <w:szCs w:val="17"/>
               </w:rPr>
-              <w:t xml:space="preserve">5</w:t>
+              <w:t xml:space="preserve">6</w:t>
             </w:r>
           </w:p>
         </w:tc>
@@ -1415,13 +2480,80 @@
                 <w:sz w:val="17"/>
                 <w:szCs w:val="17"/>
               </w:rPr>
+              <w:t xml:space="preserve">40%</w:t>
+            </w:r>
+          </w:p>
+        </w:tc>
+        <w:tc>
+          <w:tcPr>
+            <w:tcW w:type="dxa" w:w="1700"/>
+            <w:tcBorders>
+              <w:top w:val="single" w:color="BFBFBF" w:sz="4"/>
+              <w:left w:val="single" w:color="BFBFBF" w:sz="4"/>
+              <w:bottom w:val="single" w:color="BFBFBF" w:sz="4"/>
+              <w:right w:val="single" w:color="BFBFBF" w:sz="4"/>
+            </w:tcBorders>
+            <w:shd w:fill="F2F2F2" w:color="auto" w:val="clear"/>
+            <w:tcMar>
+              <w:top w:type="dxa" w:w="50"/>
+              <w:left w:type="dxa" w:w="90"/>
+              <w:bottom w:type="dxa" w:w="50"/>
+              <w:right w:type="dxa" w:w="90"/>
+            </w:tcMar>
+          </w:tcPr>
+          <w:p>
+            <w:pPr>
+              <w:spacing w:after="0" w:line="235"/>
+            </w:pPr>
+            <w:r>
+              <w:rPr>
+                <w:rFonts w:ascii="Arial" w:cs="Arial" w:eastAsia="Arial" w:hAnsi="Arial"/>
+                <w:b w:val="false"/>
+                <w:bCs w:val="false"/>
+                <w:sz w:val="17"/>
+                <w:szCs w:val="17"/>
+              </w:rPr>
+              <w:t xml:space="preserve">70%</w:t>
+            </w:r>
+          </w:p>
+        </w:tc>
+        <w:tc>
+          <w:tcPr>
+            <w:tcW w:type="dxa" w:w="1050"/>
+            <w:tcBorders>
+              <w:top w:val="single" w:color="BFBFBF" w:sz="4"/>
+              <w:left w:val="single" w:color="BFBFBF" w:sz="4"/>
+              <w:bottom w:val="single" w:color="BFBFBF" w:sz="4"/>
+              <w:right w:val="single" w:color="BFBFBF" w:sz="4"/>
+            </w:tcBorders>
+            <w:shd w:fill="F2F2F2" w:color="auto" w:val="clear"/>
+            <w:tcMar>
+              <w:top w:type="dxa" w:w="50"/>
+              <w:left w:type="dxa" w:w="90"/>
+              <w:bottom w:type="dxa" w:w="50"/>
+              <w:right w:type="dxa" w:w="90"/>
+            </w:tcMar>
+          </w:tcPr>
+          <w:p>
+            <w:pPr>
+              <w:spacing w:after="0" w:line="235"/>
+              <w:jc w:val="right"/>
+            </w:pPr>
+            <w:r>
+              <w:rPr>
+                <w:rFonts w:ascii="Arial" w:cs="Arial" w:eastAsia="Arial" w:hAnsi="Arial"/>
+                <w:b w:val="false"/>
+                <w:bCs w:val="false"/>
+                <w:sz w:val="17"/>
+                <w:szCs w:val="17"/>
+              </w:rPr>
               <w:t xml:space="preserve">45%</w:t>
             </w:r>
           </w:p>
         </w:tc>
         <w:tc>
           <w:tcPr>
-            <w:tcW w:type="dxa" w:w="1700"/>
+            <w:tcW w:type="dxa" w:w="1050"/>
             <w:tcBorders>
               <w:top w:val="single" w:color="BFBFBF" w:sz="4"/>
               <w:left w:val="single" w:color="BFBFBF" w:sz="4"/>
@@ -1439,16 +2571,17 @@
           <w:p>
             <w:pPr>
               <w:spacing w:after="0" w:line="235"/>
-            </w:pPr>
-            <w:r>
-              <w:rPr>
-                <w:rFonts w:ascii="Arial" w:cs="Arial" w:eastAsia="Arial" w:hAnsi="Arial"/>
-                <w:b w:val="false"/>
-                <w:bCs w:val="false"/>
-                <w:sz w:val="17"/>
-                <w:szCs w:val="17"/>
-              </w:rPr>
-              <w:t xml:space="preserve">70%</w:t>
+              <w:jc w:val="right"/>
+            </w:pPr>
+            <w:r>
+              <w:rPr>
+                <w:rFonts w:ascii="Arial" w:cs="Arial" w:eastAsia="Arial" w:hAnsi="Arial"/>
+                <w:b w:val="false"/>
+                <w:bCs w:val="false"/>
+                <w:sz w:val="17"/>
+                <w:szCs w:val="17"/>
+              </w:rPr>
+              <w:t xml:space="preserve">62%</w:t>
             </w:r>
           </w:p>
         </w:tc>
@@ -1482,13 +2615,13 @@
                 <w:sz w:val="17"/>
                 <w:szCs w:val="17"/>
               </w:rPr>
-              <w:t xml:space="preserve">47%</w:t>
-            </w:r>
-          </w:p>
-        </w:tc>
-        <w:tc>
-          <w:tcPr>
-            <w:tcW w:type="dxa" w:w="1050"/>
+              <w:t xml:space="preserve">72%</w:t>
+            </w:r>
+          </w:p>
+        </w:tc>
+        <w:tc>
+          <w:tcPr>
+            <w:tcW w:type="dxa" w:w="1300"/>
             <w:tcBorders>
               <w:top w:val="single" w:color="BFBFBF" w:sz="4"/>
               <w:left w:val="single" w:color="BFBFBF" w:sz="4"/>
@@ -1516,75 +2649,7 @@
                 <w:sz w:val="17"/>
                 <w:szCs w:val="17"/>
               </w:rPr>
-              <w:t xml:space="preserve">66%</w:t>
-            </w:r>
-          </w:p>
-        </w:tc>
-        <w:tc>
-          <w:tcPr>
-            <w:tcW w:type="dxa" w:w="1050"/>
-            <w:tcBorders>
-              <w:top w:val="single" w:color="BFBFBF" w:sz="4"/>
-              <w:left w:val="single" w:color="BFBFBF" w:sz="4"/>
-              <w:bottom w:val="single" w:color="BFBFBF" w:sz="4"/>
-              <w:right w:val="single" w:color="BFBFBF" w:sz="4"/>
-            </w:tcBorders>
-            <w:shd w:fill="F2F2F2" w:color="auto" w:val="clear"/>
-            <w:tcMar>
-              <w:top w:type="dxa" w:w="50"/>
-              <w:left w:type="dxa" w:w="90"/>
-              <w:bottom w:type="dxa" w:w="50"/>
-              <w:right w:type="dxa" w:w="90"/>
-            </w:tcMar>
-          </w:tcPr>
-          <w:p>
-            <w:pPr>
-              <w:spacing w:after="0" w:line="235"/>
-              <w:jc w:val="right"/>
-            </w:pPr>
-            <w:r>
-              <w:rPr>
-                <w:rFonts w:ascii="Arial" w:cs="Arial" w:eastAsia="Arial" w:hAnsi="Arial"/>
-                <w:b w:val="false"/>
-                <w:bCs w:val="false"/>
-                <w:sz w:val="17"/>
-                <w:szCs w:val="17"/>
-              </w:rPr>
-              <w:t xml:space="preserve">76%</w:t>
-            </w:r>
-          </w:p>
-        </w:tc>
-        <w:tc>
-          <w:tcPr>
-            <w:tcW w:type="dxa" w:w="1300"/>
-            <w:tcBorders>
-              <w:top w:val="single" w:color="BFBFBF" w:sz="4"/>
-              <w:left w:val="single" w:color="BFBFBF" w:sz="4"/>
-              <w:bottom w:val="single" w:color="BFBFBF" w:sz="4"/>
-              <w:right w:val="single" w:color="BFBFBF" w:sz="4"/>
-            </w:tcBorders>
-            <w:shd w:fill="F2F2F2" w:color="auto" w:val="clear"/>
-            <w:tcMar>
-              <w:top w:type="dxa" w:w="50"/>
-              <w:left w:type="dxa" w:w="90"/>
-              <w:bottom w:type="dxa" w:w="50"/>
-              <w:right w:type="dxa" w:w="90"/>
-            </w:tcMar>
-          </w:tcPr>
-          <w:p>
-            <w:pPr>
-              <w:spacing w:after="0" w:line="235"/>
-              <w:jc w:val="right"/>
-            </w:pPr>
-            <w:r>
-              <w:rPr>
-                <w:rFonts w:ascii="Arial" w:cs="Arial" w:eastAsia="Arial" w:hAnsi="Arial"/>
-                <w:b w:val="false"/>
-                <w:bCs w:val="false"/>
-                <w:sz w:val="17"/>
-                <w:szCs w:val="17"/>
-              </w:rPr>
-              <w:t xml:space="preserve">76%</w:t>
+              <w:t xml:space="preserve">72%</w:t>
             </w:r>
           </w:p>
         </w:tc>
@@ -1683,44 +2748,77 @@
                 <w:sz w:val="17"/>
                 <w:szCs w:val="17"/>
               </w:rPr>
+              <w:t xml:space="preserve">40%</w:t>
+            </w:r>
+          </w:p>
+        </w:tc>
+        <w:tc>
+          <w:tcPr>
+            <w:tcW w:type="dxa" w:w="1700"/>
+            <w:tcBorders>
+              <w:top w:val="single" w:color="BFBFBF" w:sz="4"/>
+              <w:left w:val="single" w:color="BFBFBF" w:sz="4"/>
+              <w:bottom w:val="single" w:color="BFBFBF" w:sz="4"/>
+              <w:right w:val="single" w:color="BFBFBF" w:sz="4"/>
+            </w:tcBorders>
+            <w:tcMar>
+              <w:top w:type="dxa" w:w="50"/>
+              <w:left w:type="dxa" w:w="90"/>
+              <w:bottom w:type="dxa" w:w="50"/>
+              <w:right w:type="dxa" w:w="90"/>
+            </w:tcMar>
+          </w:tcPr>
+          <w:p>
+            <w:pPr>
+              <w:spacing w:after="0" w:line="235"/>
+            </w:pPr>
+            <w:r>
+              <w:rPr>
+                <w:rFonts w:ascii="Arial" w:cs="Arial" w:eastAsia="Arial" w:hAnsi="Arial"/>
+                <w:b w:val="false"/>
+                <w:bCs w:val="false"/>
+                <w:sz w:val="17"/>
+                <w:szCs w:val="17"/>
+              </w:rPr>
+              <w:t xml:space="preserve">40%</w:t>
+            </w:r>
+          </w:p>
+        </w:tc>
+        <w:tc>
+          <w:tcPr>
+            <w:tcW w:type="dxa" w:w="1050"/>
+            <w:tcBorders>
+              <w:top w:val="single" w:color="BFBFBF" w:sz="4"/>
+              <w:left w:val="single" w:color="BFBFBF" w:sz="4"/>
+              <w:bottom w:val="single" w:color="BFBFBF" w:sz="4"/>
+              <w:right w:val="single" w:color="BFBFBF" w:sz="4"/>
+            </w:tcBorders>
+            <w:tcMar>
+              <w:top w:type="dxa" w:w="50"/>
+              <w:left w:type="dxa" w:w="90"/>
+              <w:bottom w:type="dxa" w:w="50"/>
+              <w:right w:type="dxa" w:w="90"/>
+            </w:tcMar>
+          </w:tcPr>
+          <w:p>
+            <w:pPr>
+              <w:spacing w:after="0" w:line="235"/>
+              <w:jc w:val="right"/>
+            </w:pPr>
+            <w:r>
+              <w:rPr>
+                <w:rFonts w:ascii="Arial" w:cs="Arial" w:eastAsia="Arial" w:hAnsi="Arial"/>
+                <w:b w:val="false"/>
+                <w:bCs w:val="false"/>
+                <w:sz w:val="17"/>
+                <w:szCs w:val="17"/>
+              </w:rPr>
               <w:t xml:space="preserve">45%</w:t>
             </w:r>
           </w:p>
         </w:tc>
         <w:tc>
           <w:tcPr>
-            <w:tcW w:type="dxa" w:w="1700"/>
-            <w:tcBorders>
-              <w:top w:val="single" w:color="BFBFBF" w:sz="4"/>
-              <w:left w:val="single" w:color="BFBFBF" w:sz="4"/>
-              <w:bottom w:val="single" w:color="BFBFBF" w:sz="4"/>
-              <w:right w:val="single" w:color="BFBFBF" w:sz="4"/>
-            </w:tcBorders>
-            <w:tcMar>
-              <w:top w:type="dxa" w:w="50"/>
-              <w:left w:type="dxa" w:w="90"/>
-              <w:bottom w:type="dxa" w:w="50"/>
-              <w:right w:type="dxa" w:w="90"/>
-            </w:tcMar>
-          </w:tcPr>
-          <w:p>
-            <w:pPr>
-              <w:spacing w:after="0" w:line="235"/>
-            </w:pPr>
-            <w:r>
-              <w:rPr>
-                <w:rFonts w:ascii="Arial" w:cs="Arial" w:eastAsia="Arial" w:hAnsi="Arial"/>
-                <w:b w:val="false"/>
-                <w:bCs w:val="false"/>
-                <w:sz w:val="17"/>
-                <w:szCs w:val="17"/>
-              </w:rPr>
-              <w:t xml:space="preserve">40%</w:t>
-            </w:r>
-          </w:p>
-        </w:tc>
-        <w:tc>
-          <w:tcPr>
             <w:tcW w:type="dxa" w:w="1050"/>
             <w:tcBorders>
               <w:top w:val="single" w:color="BFBFBF" w:sz="4"/>
@@ -1748,7 +2846,7 @@
                 <w:sz w:val="17"/>
                 <w:szCs w:val="17"/>
               </w:rPr>
-              <w:t xml:space="preserve">47%</w:t>
+              <w:t xml:space="preserve">58%</w:t>
             </w:r>
           </w:p>
         </w:tc>
@@ -1781,13 +2879,13 @@
                 <w:sz w:val="17"/>
                 <w:szCs w:val="17"/>
               </w:rPr>
-              <w:t xml:space="preserve">62%</w:t>
-            </w:r>
-          </w:p>
-        </w:tc>
-        <w:tc>
-          <w:tcPr>
-            <w:tcW w:type="dxa" w:w="1050"/>
+              <w:t xml:space="preserve">63%</w:t>
+            </w:r>
+          </w:p>
+        </w:tc>
+        <w:tc>
+          <w:tcPr>
+            <w:tcW w:type="dxa" w:w="1300"/>
             <w:tcBorders>
               <w:top w:val="single" w:color="BFBFBF" w:sz="4"/>
               <w:left w:val="single" w:color="BFBFBF" w:sz="4"/>
@@ -1814,40 +2912,7 @@
                 <w:sz w:val="17"/>
                 <w:szCs w:val="17"/>
               </w:rPr>
-              <w:t xml:space="preserve">67%</w:t>
-            </w:r>
-          </w:p>
-        </w:tc>
-        <w:tc>
-          <w:tcPr>
-            <w:tcW w:type="dxa" w:w="1300"/>
-            <w:tcBorders>
-              <w:top w:val="single" w:color="BFBFBF" w:sz="4"/>
-              <w:left w:val="single" w:color="BFBFBF" w:sz="4"/>
-              <w:bottom w:val="single" w:color="BFBFBF" w:sz="4"/>
-              <w:right w:val="single" w:color="BFBFBF" w:sz="4"/>
-            </w:tcBorders>
-            <w:tcMar>
-              <w:top w:type="dxa" w:w="50"/>
-              <w:left w:type="dxa" w:w="90"/>
-              <w:bottom w:type="dxa" w:w="50"/>
-              <w:right w:type="dxa" w:w="90"/>
-            </w:tcMar>
-          </w:tcPr>
-          <w:p>
-            <w:pPr>
-              <w:spacing w:after="0" w:line="235"/>
-              <w:jc w:val="right"/>
-            </w:pPr>
-            <w:r>
-              <w:rPr>
-                <w:rFonts w:ascii="Arial" w:cs="Arial" w:eastAsia="Arial" w:hAnsi="Arial"/>
-                <w:b w:val="false"/>
-                <w:bCs w:val="false"/>
-                <w:sz w:val="17"/>
-                <w:szCs w:val="17"/>
-              </w:rPr>
-              <w:t xml:space="preserve">67%</w:t>
+              <w:t xml:space="preserve">63%</w:t>
             </w:r>
           </w:p>
         </w:tc>
@@ -1947,7 +3012,7 @@
                 <w:sz w:val="17"/>
                 <w:szCs w:val="17"/>
               </w:rPr>
-              <w:t xml:space="preserve">45%</w:t>
+              <w:t xml:space="preserve">40%</w:t>
             </w:r>
           </w:p>
         </w:tc>
@@ -1980,7 +3045,7 @@
                 <w:sz w:val="17"/>
                 <w:szCs w:val="17"/>
               </w:rPr>
-              <w:t xml:space="preserve">70%</w:t>
+              <w:t xml:space="preserve">100%</w:t>
             </w:r>
           </w:p>
         </w:tc>
@@ -2014,7 +3079,7 @@
                 <w:sz w:val="17"/>
                 <w:szCs w:val="17"/>
               </w:rPr>
-              <w:t xml:space="preserve">62%</w:t>
+              <w:t xml:space="preserve">60%</w:t>
             </w:r>
           </w:p>
         </w:tc>
@@ -2048,7 +3113,7 @@
                 <w:sz w:val="17"/>
                 <w:szCs w:val="17"/>
               </w:rPr>
-              <w:t xml:space="preserve">78%</w:t>
+              <w:t xml:space="preserve">80%</w:t>
             </w:r>
           </w:p>
         </w:tc>
@@ -2082,7 +3147,7 @@
                 <w:sz w:val="17"/>
                 <w:szCs w:val="17"/>
               </w:rPr>
-              <w:t xml:space="preserve">81%</w:t>
+              <w:t xml:space="preserve">86%</w:t>
             </w:r>
           </w:p>
         </w:tc>
@@ -2116,7 +3181,7 @@
                 <w:sz w:val="17"/>
                 <w:szCs w:val="17"/>
               </w:rPr>
-              <w:t xml:space="preserve">81%</w:t>
+              <w:t xml:space="preserve">86%</w:t>
             </w:r>
           </w:p>
         </w:tc>
@@ -2215,7 +3280,7 @@
                 <w:sz w:val="17"/>
                 <w:szCs w:val="17"/>
               </w:rPr>
-              <w:t xml:space="preserve">35%</w:t>
+              <w:t xml:space="preserve">40%</w:t>
             </w:r>
           </w:p>
         </w:tc>
@@ -2280,7 +3345,7 @@
                 <w:sz w:val="17"/>
                 <w:szCs w:val="17"/>
               </w:rPr>
-              <w:t xml:space="preserve">57%</w:t>
+              <w:t xml:space="preserve">60%</w:t>
             </w:r>
           </w:p>
         </w:tc>
@@ -2313,7 +3378,7 @@
                 <w:sz w:val="17"/>
                 <w:szCs w:val="17"/>
               </w:rPr>
-              <w:t xml:space="preserve">70%</w:t>
+              <w:t xml:space="preserve">74%</w:t>
             </w:r>
           </w:p>
         </w:tc>
@@ -2346,7 +3411,7 @@
                 <w:sz w:val="17"/>
                 <w:szCs w:val="17"/>
               </w:rPr>
-              <w:t xml:space="preserve">75%</w:t>
+              <w:t xml:space="preserve">78%</w:t>
             </w:r>
           </w:p>
         </w:tc>
@@ -2379,7 +3444,7 @@
                 <w:sz w:val="17"/>
                 <w:szCs w:val="17"/>
               </w:rPr>
-              <w:t xml:space="preserve">75%</w:t>
+              <w:t xml:space="preserve">78%</w:t>
             </w:r>
           </w:p>
         </w:tc>
@@ -2479,7 +3544,7 @@
                 <w:sz w:val="17"/>
                 <w:szCs w:val="17"/>
               </w:rPr>
-              <w:t xml:space="preserve">45%</w:t>
+              <w:t xml:space="preserve">40%</w:t>
             </w:r>
           </w:p>
         </w:tc>
@@ -2546,7 +3611,7 @@
                 <w:sz w:val="17"/>
                 <w:szCs w:val="17"/>
               </w:rPr>
-              <w:t xml:space="preserve">62%</w:t>
+              <w:t xml:space="preserve">60%</w:t>
             </w:r>
           </w:p>
         </w:tc>
@@ -2580,7 +3645,7 @@
                 <w:sz w:val="17"/>
                 <w:szCs w:val="17"/>
               </w:rPr>
-              <w:t xml:space="preserve">73%</w:t>
+              <w:t xml:space="preserve">69%</w:t>
             </w:r>
           </w:p>
         </w:tc>
@@ -2614,7 +3679,7 @@
                 <w:sz w:val="17"/>
                 <w:szCs w:val="17"/>
               </w:rPr>
-              <w:t xml:space="preserve">74%</w:t>
+              <w:t xml:space="preserve">71%</w:t>
             </w:r>
           </w:p>
         </w:tc>
@@ -2648,7 +3713,7 @@
                 <w:sz w:val="17"/>
                 <w:szCs w:val="17"/>
               </w:rPr>
-              <w:t xml:space="preserve">74%</w:t>
+              <w:t xml:space="preserve">71%</w:t>
             </w:r>
           </w:p>
         </w:tc>
@@ -2707,7 +3772,7 @@
           <w:sz w:val="19"/>
           <w:szCs w:val="19"/>
         </w:rPr>
-        <w:t xml:space="preserve">extra interns help only while later tries still book. If the third try works far worse than the first, the best case stalls in the 60s and 70s whatever the staffing. Then only more self-booking moves the number.</w:t>
+        <w:t xml:space="preserve">80% needs second and third tries to work almost as well as first tries, plus 5-6 interns. If later tries lose even a third of their power, the best case is 72-78% however many interns are added. My own expectation is that later tries do lose power, so the likely outcome is a conversation with Weekday about the target, backed by measured numbers. That is an expectation, not a finding, and the next experiment tests it.</w:t>
       </w:r>
     </w:p>
     <w:p>
@@ -2722,27 +3787,7 @@
           <w:sz w:val="19"/>
           <w:szCs w:val="19"/>
         </w:rPr>
-        <w:t xml:space="preserve">Three gates, each with a decision:</w:t>
-      </w:r>
-    </w:p>
-    <w:p>
-      <w:pPr>
-        <w:pStyle w:val="ListParagraph"/>
-        <w:numPr>
-          <w:ilvl w:val="0"/>
-          <w:numId w:val="2"/>
-        </w:numPr>
-        <w:spacing w:after="50" w:line="255"/>
-      </w:pPr>
-      <w:r>
-        <w:rPr>
-          <w:rFonts w:ascii="Arial" w:cs="Arial" w:eastAsia="Arial" w:hAnsi="Arial"/>
-          <w:b/>
-          <w:bCs/>
-          <w:sz w:val="19"/>
-          <w:szCs w:val="19"/>
-        </w:rPr>
-        <w:t xml:space="preserve">Days 1-2, two interns live </w:t>
+        <w:t xml:space="preserve">Gates. </w:t>
       </w:r>
       <w:r>
         <w:rPr>
@@ -2750,63 +3795,7 @@
           <w:sz w:val="19"/>
           <w:szCs w:val="19"/>
         </w:rPr>
-        <w:t xml:space="preserve">(after the tests in section 5). The DASHBOARD readout measures minutes per try, the yes-rate on tries 1, 2 and 3, and the self-booking share, then recomputes the best case and the interns needed.</w:t>
-      </w:r>
-    </w:p>
-    <w:p>
-      <w:pPr>
-        <w:pStyle w:val="ListParagraph"/>
-        <w:numPr>
-          <w:ilvl w:val="0"/>
-          <w:numId w:val="2"/>
-        </w:numPr>
-        <w:spacing w:after="50" w:line="255"/>
-      </w:pPr>
-      <w:r>
-        <w:rPr>
-          <w:rFonts w:ascii="Arial" w:cs="Arial" w:eastAsia="Arial" w:hAnsi="Arial"/>
-          <w:b/>
-          <w:bCs/>
-          <w:sz w:val="19"/>
-          <w:szCs w:val="19"/>
-        </w:rPr>
-        <w:t xml:space="preserve">Days 3-5, evening-message pilot </w:t>
-      </w:r>
-      <w:r>
-        <w:rPr>
-          <w:rFonts w:ascii="Arial" w:cs="Arial" w:eastAsia="Arial" w:hAnsi="Arial"/>
-          <w:sz w:val="19"/>
-          <w:szCs w:val="19"/>
-        </w:rPr>
-        <w:t xml:space="preserve">(section 3). It measures how much the message raises self-booking: the first row of the table above.</w:t>
-      </w:r>
-    </w:p>
-    <w:p>
-      <w:pPr>
-        <w:pStyle w:val="ListParagraph"/>
-        <w:numPr>
-          <w:ilvl w:val="0"/>
-          <w:numId w:val="2"/>
-        </w:numPr>
-        <w:spacing w:after="50" w:line="255"/>
-      </w:pPr>
-      <w:r>
-        <w:rPr>
-          <w:rFonts w:ascii="Arial" w:cs="Arial" w:eastAsia="Arial" w:hAnsi="Arial"/>
-          <w:b/>
-          <w:bCs/>
-          <w:sz w:val="19"/>
-          <w:szCs w:val="19"/>
-        </w:rPr>
-        <w:t xml:space="preserve">Day 6, decide. </w:t>
-      </w:r>
-      <w:r>
-        <w:rPr>
-          <w:rFonts w:ascii="Arial" w:cs="Arial" w:eastAsia="Arial" w:hAnsi="Arial"/>
-          <w:sz w:val="19"/>
-          <w:szCs w:val="19"/>
-        </w:rPr>
-        <w:t xml:space="preserve">If the best case is 80% or more, staff to the number the dashboard gives. If it is below 80%, use the fallback.</w:t>
+        <w:t xml:space="preserve">Days 1-2: two interns live; the dashboard measures confirmed bookings by try number, minutes per try and self-booking. Days 3-5: evening-message pilot (section 5). Day 6: if the measured best case is 80% or more, staff to the dashboard's number. If it is below 80%, use the fallback.</w:t>
       </w:r>
     </w:p>
     <w:p>
@@ -2821,7 +3810,7 @@
           <w:sz w:val="19"/>
           <w:szCs w:val="19"/>
         </w:rPr>
-        <w:t xml:space="preserve">Fallback if 80% is out of reach: </w:t>
+        <w:t xml:space="preserve">Fallback. </w:t>
       </w:r>
       <w:r>
         <w:rPr>
@@ -2829,7 +3818,7 @@
           <w:sz w:val="19"/>
           <w:szCs w:val="19"/>
         </w:rPr>
-        <w:t xml:space="preserve">(a) Take the measured best case to Weekday and agree what the KPI should count, using the dashboard's own numbers. For example: 80% of requests with usable contacts that did not opt out, or 80% within 48 hours. (b) Upstream fixes: re-confirm interest before a request is sent, and get slot guarantees from partners. (c) Keep the extra capacity that still pays for itself (section 4); it raises the result even below 80%. If no extra interns can be hired at all, the list still orders work by who is most likely to book and who is closest to the deadline, so two interns get the most out of their 210 tries.</w:t>
+        <w:t xml:space="preserve">(a) Agree the KPI with Weekday on the measured best case: for example, 80% of requests with usable contacts that did not opt out, or 80% within 48 hours. (b) Upstream: re-confirm interest before a request is sent, and get slot guarantees from partners. (c) Keep any extra capacity that pays for itself (section 5). With no extra staff at all, the list still puts the likeliest bookings and the nearest deadlines first.</w:t>
       </w:r>
     </w:p>
     <w:p>
@@ -2850,7 +3839,112 @@
           <w:sz w:val="23"/>
           <w:szCs w:val="23"/>
         </w:rPr>
-        <w:t xml:space="preserve">3. The evening WhatsApp: a hypothesis to pilot, not a fact</w:t>
+        <w:t xml:space="preserve">4. What the interns do</w:t>
+      </w:r>
+    </w:p>
+    <w:p>
+      <w:pPr>
+        <w:pStyle w:val="ListParagraph"/>
+        <w:numPr>
+          <w:ilvl w:val="0"/>
+          <w:numId w:val="2"/>
+        </w:numPr>
+        <w:spacing w:after="50" w:line="255"/>
+      </w:pPr>
+      <w:r>
+        <w:rPr>
+          <w:rFonts w:ascii="Arial" w:cs="Arial" w:eastAsia="Arial" w:hAnsi="Arial"/>
+          <w:b/>
+          <w:bCs/>
+          <w:sz w:val="19"/>
+          <w:szCs w:val="19"/>
+        </w:rPr>
+        <w:t xml:space="preserve">Their list: </w:t>
+      </w:r>
+      <w:r>
+        <w:rPr>
+          <w:rFonts w:ascii="Arial" w:cs="Arial" w:eastAsia="Arial" w:hAnsi="Arial"/>
+          <w:sz w:val="19"/>
+          <w:szCs w:val="19"/>
+        </w:rPr>
+        <w:t xml:space="preserve">one row per person, best first. Each request on the row shows its ID (R001...), with one instruction, a WhatsApp link with the message typed in, and the partner's booking link.</w:t>
+      </w:r>
+    </w:p>
+    <w:p>
+      <w:pPr>
+        <w:pStyle w:val="ListParagraph"/>
+        <w:numPr>
+          <w:ilvl w:val="0"/>
+          <w:numId w:val="2"/>
+        </w:numPr>
+        <w:spacing w:after="50" w:line="255"/>
+      </w:pPr>
+      <w:r>
+        <w:rPr>
+          <w:rFonts w:ascii="Arial" w:cs="Arial" w:eastAsia="Arial" w:hAnsi="Arial"/>
+          <w:b/>
+          <w:bCs/>
+          <w:sz w:val="19"/>
+          <w:szCs w:val="19"/>
+        </w:rPr>
+        <w:t xml:space="preserve">One log line per conversation: </w:t>
+      </w:r>
+      <w:r>
+        <w:rPr>
+          <w:rFonts w:ascii="Arial" w:cs="Arial" w:eastAsia="Arial" w:hAnsi="Arial"/>
+          <w:sz w:val="19"/>
+          <w:szCs w:val="19"/>
+        </w:rPr>
+        <w:t xml:space="preserve">time, name, phone, outcome. A blank request ID covers all of the person's open requests. A second line, naming the ID, is needed only when the answers differ by request.</w:t>
+      </w:r>
+    </w:p>
+    <w:p>
+      <w:pPr>
+        <w:pStyle w:val="ListParagraph"/>
+        <w:numPr>
+          <w:ilvl w:val="0"/>
+          <w:numId w:val="2"/>
+        </w:numPr>
+        <w:spacing w:after="50" w:line="255"/>
+      </w:pPr>
+      <w:r>
+        <w:rPr>
+          <w:rFonts w:ascii="Arial" w:cs="Arial" w:eastAsia="Arial" w:hAnsi="Arial"/>
+          <w:b/>
+          <w:bCs/>
+          <w:sz w:val="19"/>
+          <w:szCs w:val="19"/>
+        </w:rPr>
+        <w:t xml:space="preserve">Honest messages and consent: </w:t>
+      </w:r>
+      <w:r>
+        <w:rPr>
+          <w:rFonts w:ascii="Arial" w:cs="Arial" w:eastAsia="Arial" w:hAnsi="Arial"/>
+          <w:sz w:val="19"/>
+          <w:szCs w:val="19"/>
+        </w:rPr>
+        <w:t xml:space="preserve">no held-slot promises. Interns book in the partner's live calendar only where the partner agreed; otherwise they send the partner's link and check later.</w:t>
+      </w:r>
+    </w:p>
+    <w:p>
+      <w:pPr>
+        <w:pStyle w:val="Heading1"/>
+        <w:keepNext/>
+        <w:pBdr>
+          <w:bottom w:val="single" w:color="1F3864" w:sz="6" w:space="2"/>
+        </w:pBdr>
+        <w:spacing w:after="80" w:before="200"/>
+      </w:pPr>
+      <w:r>
+        <w:rPr>
+          <w:rFonts w:ascii="Arial" w:cs="Arial" w:eastAsia="Arial" w:hAnsi="Arial"/>
+          <w:b/>
+          <w:bCs/>
+          <w:color w:val="1F3864"/>
+          <w:sz w:val="23"/>
+          <w:szCs w:val="23"/>
+        </w:rPr>
+        <w:t xml:space="preserve">5. Supporting detail [E]: evening WhatsApp, costs, sensitivity</w:t>
       </w:r>
     </w:p>
     <w:p>
@@ -2860,11 +3954,26 @@
       <w:r>
         <w:rPr>
           <w:rFonts w:ascii="Arial" w:cs="Arial" w:eastAsia="Arial" w:hAnsi="Arial"/>
+          <w:b/>
+          <w:bCs/>
           <w:sz w:val="19"/>
           <w:szCs w:val="19"/>
         </w:rPr>
-        <w:t xml:space="preserve">Its cost (Rs 100-750 a day) and its effect are unproven. Here is what exists, what doesn't, and how to test it. </w:t>
+        <w:t xml:space="preserve">Evening WhatsApp (untested). </w:t>
       </w:r>
+      <w:r>
+        <w:rPr>
+          <w:rFonts w:ascii="Arial" w:cs="Arial" w:eastAsia="Arial" w:hAnsi="Arial"/>
+          <w:sz w:val="19"/>
+          <w:szCs w:val="19"/>
+        </w:rPr>
+        <w:t xml:space="preserve">Built: a lead-only MESSAGES tab with template texts and a send list that stays empty until candidate opt-in is confirmed. Candidates are split SEND/HOLD for an A/B pilot. The provider's report is pasted back in: YES moves a person up an intern's list (it is not a booking), STOP closes them. Not built: any automatic link to the WhatsApp API. Before the first send it needs a provider account, Meta-approved templates and confirmed opt-in. Cost: Rs 100-750 a day, depending on how Meta classes the template. Pilot: 3 days, about 750 requests per group, with a bar of SEND at least 8 points above HOLD.</w:t>
+      </w:r>
+    </w:p>
+    <w:p>
+      <w:pPr>
+        <w:spacing w:after="90" w:line="260"/>
+      </w:pPr>
       <w:r>
         <w:rPr>
           <w:rFonts w:ascii="Arial" w:cs="Arial" w:eastAsia="Arial" w:hAnsi="Arial"/>
@@ -2873,7 +3982,7 @@
           <w:sz w:val="19"/>
           <w:szCs w:val="19"/>
         </w:rPr>
-        <w:t xml:space="preserve">Built: </w:t>
+        <w:t xml:space="preserve">Cost and sensitivity. </w:t>
       </w:r>
       <w:r>
         <w:rPr>
@@ -2881,25 +3990,28 @@
           <w:sz w:val="19"/>
           <w:szCs w:val="19"/>
         </w:rPr>
-        <w:t xml:space="preserve">a lead-only MESSAGES tab with the two template texts and a send list for the provider's bulk upload. The send list stays empty until opt-in is confirmed, and candidates are split SEND/HOLD by a phone digit. There is a paste-back area for the provider's report: a YES reply puts the person at the top of an intern's list, a STOP reply closes them, and a failed delivery tells the intern to call only. A SEND-vs-HOLD readout compares 24-hour completion. In the test, all 6 STOP repliers stayed off the lists, and the 23 YES repliers who reached a list appeared in its top 18 rows. </w:t>
+        <w:t xml:space="preserve">A try costs about Rs 9 of intern time. At Weekday's 15% fee, Rs 18 lakh CTC and a 3% hire rate, a scheduled interview is worth about Rs 8,100. So extra tries pay if at least 1 in 1,111 books, and still 1 in 244 at a 1% hire rate and Rs 12 lakh CTC. Adding interns is therefore a sound decision under any of these assumptions, as long as later tries book at all. What is fragile is whether staffing reaches 80% (section 3). "Fees at risk" from the gap ranges from Rs 1.2 to 5.9 lakh a day across hire rates of 1-5%, so it is indicative only.</w:t>
       </w:r>
+    </w:p>
+    <w:p>
+      <w:pPr>
+        <w:pStyle w:val="Heading1"/>
+        <w:keepNext/>
+        <w:pBdr>
+          <w:bottom w:val="single" w:color="1F3864" w:sz="6" w:space="2"/>
+        </w:pBdr>
+        <w:spacing w:after="80" w:before="200"/>
+      </w:pPr>
       <w:r>
         <w:rPr>
           <w:rFonts w:ascii="Arial" w:cs="Arial" w:eastAsia="Arial" w:hAnsi="Arial"/>
           <w:b/>
           <w:bCs/>
-          <w:sz w:val="19"/>
-          <w:szCs w:val="19"/>
+          <w:color w:val="1F3864"/>
+          <w:sz w:val="23"/>
+          <w:szCs w:val="23"/>
         </w:rPr>
-        <w:t xml:space="preserve">Not built: </w:t>
-      </w:r>
-      <w:r>
-        <w:rPr>
-          <w:rFonts w:ascii="Arial" w:cs="Arial" w:eastAsia="Arial" w:hAnsi="Arial"/>
-          <w:sz w:val="19"/>
-          <w:szCs w:val="19"/>
-        </w:rPr>
-        <w:t xml:space="preserve">an automatic link to the WhatsApp API. The lead exports and imports files by hand once each evening.</w:t>
+        <w:t xml:space="preserve">6. Gates before calling it production-ready, and test status [D]</w:t>
       </w:r>
     </w:p>
     <w:tbl>
@@ -2952,7 +4064,7 @@
                 <w:sz w:val="17"/>
                 <w:szCs w:val="17"/>
               </w:rPr>
-              <w:t xml:space="preserve">Needed before the first send</w:t>
+              <w:t xml:space="preserve">Item</w:t>
             </w:r>
           </w:p>
         </w:tc>
@@ -2986,7 +4098,7 @@
                 <w:sz w:val="17"/>
                 <w:szCs w:val="17"/>
               </w:rPr>
-              <w:t xml:space="preserve">Detail</w:t>
+              <w:t xml:space="preserve">Status</w:t>
             </w:r>
           </w:p>
         </w:tc>
@@ -3020,7 +4132,7 @@
                 <w:sz w:val="17"/>
                 <w:szCs w:val="17"/>
               </w:rPr>
-              <w:t xml:space="preserve">WhatsApp Business account</w:t>
+              <w:t xml:space="preserve">Request tracking</w:t>
             </w:r>
           </w:p>
         </w:tc>
@@ -3052,7 +4164,7 @@
                 <w:sz w:val="17"/>
                 <w:szCs w:val="17"/>
               </w:rPr>
-              <w:t xml:space="preserve">Through a provider (BSP). A few days to set up, plus a monthly platform fee.</w:t>
+              <w:t xml:space="preserve">29 of 29 scenario checks pass (tests/test_request_tracking.py). Covered: Round 1 and Round 2 at one company, three requests from one candidate, same company and round with two interviewers, a re-sent duplicate, a link that later converts, an explicit ID beating a blank line, wrong IDs flagged, NO_SLOTS by ID, and an ID used twice.</w:t>
             </w:r>
           </w:p>
         </w:tc>
@@ -3087,7 +4199,7 @@
                 <w:sz w:val="17"/>
                 <w:szCs w:val="17"/>
               </w:rPr>
-              <w:t xml:space="preserve">Approved templates</w:t>
+              <w:t xml:space="preserve">Simulated day (two runs)</w:t>
             </w:r>
           </w:p>
         </w:tc>
@@ -3120,7 +4232,7 @@
                 <w:sz w:val="17"/>
                 <w:szCs w:val="17"/>
               </w:rPr>
-              <w:t xml:space="preserve">Meta approves each template and decides its class. Utility is about Rs 0.12 a message, marketing about Rs 0.86, so 430 people x 2 messages costs Rs 100-750 a day.</w:t>
+              <w:t xml:space="preserve">Every check passes. The requests the sheet shows as booked exactly match the requests the bot booked (198 and 244), with the right split between intern bookings and candidate bookings. No sent link was counted as a booking. Every log line checks OK, 0 formula errors, at most 3 tries per person, no contact outside 10:00-21:00, about 1.06 log lines per conversation.</w:t>
             </w:r>
           </w:p>
         </w:tc>
@@ -3154,7 +4266,7 @@
                 <w:sz w:val="17"/>
                 <w:szCs w:val="17"/>
               </w:rPr>
-              <w:t xml:space="preserve">Candidate opt-in</w:t>
+              <w:t xml:space="preserve">Dashboard model vs simulated day [C]</w:t>
             </w:r>
           </w:p>
         </w:tc>
@@ -3186,7 +4298,7 @@
                 <w:sz w:val="17"/>
                 <w:szCs w:val="17"/>
               </w:rPr>
-              <w:t xml:space="preserve">Weekday confirms candidates agreed to WhatsApp messages. Until then SETTINGS B22 stays NO and the send list stays empty.</w:t>
+              <w:t xml:space="preserve">41% expected vs 40% delivered without the message; 50% vs 49% with it. Close, but both sides rest on the same assumed rates.</w:t>
             </w:r>
           </w:p>
         </w:tc>
@@ -3221,7 +4333,7 @@
                 <w:sz w:val="17"/>
                 <w:szCs w:val="17"/>
               </w:rPr>
-              <w:t xml:space="preserve">Opt-outs</w:t>
+              <w:t xml:space="preserve">30-minute usability test</w:t>
             </w:r>
           </w:p>
         </w:tc>
@@ -3254,7 +4366,7 @@
                 <w:sz w:val="17"/>
                 <w:szCs w:val="17"/>
               </w:rPr>
-              <w:t xml:space="preserve">Every template says "Reply STOP"; the sheet closes anyone who does. The provider's own block list is kept too.</w:t>
+              <w:t xml:space="preserve">Not run. Pass: 9 of 10 log lines right, at most 2 questions per person, under 6 minutes per try.</w:t>
             </w:r>
           </w:p>
         </w:tc>
@@ -3288,7 +4400,7 @@
                 <w:sz w:val="17"/>
                 <w:szCs w:val="17"/>
               </w:rPr>
-              <w:t xml:space="preserve">Delivery failures and replies</w:t>
+              <w:t xml:space="preserve">Google Sheets acceptance</w:t>
             </w:r>
           </w:p>
         </w:tc>
@@ -3320,7 +4432,7 @@
                 <w:sz w:val="17"/>
                 <w:szCs w:val="17"/>
               </w:rPr>
-              <w:t xml:space="preserve">Come back in the provider's report. Pasting it in is the integration with the interns' lists.</w:t>
+              <w:t xml:space="preserve">Not run. 11 checks in tests/SHEETS_ACCEPTANCE.md. Every function used exists in Sheets.</w:t>
             </w:r>
           </w:p>
         </w:tc>
@@ -3355,7 +4467,7 @@
                 <w:sz w:val="17"/>
                 <w:szCs w:val="17"/>
               </w:rPr>
-              <w:t xml:space="preserve">Quality rating</w:t>
+              <w:t xml:space="preserve">One controlled live day</w:t>
             </w:r>
           </w:p>
         </w:tc>
@@ -3388,1560 +4500,7 @@
                 <w:sz w:val="17"/>
                 <w:szCs w:val="17"/>
               </w:rPr>
-              <w:t xml:space="preserve">Meta throttles senders whose messages get blocked or reported. Watch the rating during the pilot.</w:t>
-            </w:r>
-          </w:p>
-        </w:tc>
-      </w:tr>
-    </w:tbl>
-    <w:p>
-      <w:pPr>
-        <w:spacing w:before="70"/>
-      </w:pPr>
-      <w:r>
-        <w:rPr>
-          <w:rFonts w:ascii="Arial" w:cs="Arial" w:eastAsia="Arial" w:hAnsi="Arial"/>
-          <w:b/>
-          <w:bCs/>
-          <w:sz w:val="19"/>
-          <w:szCs w:val="19"/>
-        </w:rPr>
-        <w:t xml:space="preserve">Pilot design: </w:t>
-      </w:r>
-      <w:r>
-        <w:rPr>
-          <w:rFonts w:ascii="Arial" w:cs="Arial" w:eastAsia="Arial" w:hAnsi="Arial"/>
-          <w:sz w:val="19"/>
-          <w:szCs w:val="19"/>
-        </w:rPr>
-        <w:t xml:space="preserve">3 working days with consented candidates only, with SEND and HOLD both called as normal. That is about 750 requests per group, enough to see an 8-point difference in 24-hour completion. Bar: SEND at least 8 points above HOLD. Below that, the message does not carry the path to 80%.</w:t>
-      </w:r>
-    </w:p>
-    <w:p>
-      <w:pPr>
-        <w:pStyle w:val="Heading1"/>
-        <w:keepNext/>
-        <w:pBdr>
-          <w:bottom w:val="single" w:color="1F3864" w:sz="6" w:space="2"/>
-        </w:pBdr>
-        <w:spacing w:after="80" w:before="200"/>
-      </w:pPr>
-      <w:r>
-        <w:rPr>
-          <w:rFonts w:ascii="Arial" w:cs="Arial" w:eastAsia="Arial" w:hAnsi="Arial"/>
-          <w:b/>
-          <w:bCs/>
-          <w:color w:val="1F3864"/>
-          <w:sz w:val="23"/>
-          <w:szCs w:val="23"/>
-        </w:rPr>
-        <w:t xml:space="preserve">4. Which decisions survive wrong assumptions</w:t>
-      </w:r>
-    </w:p>
-    <w:tbl>
-      <w:tblPr>
-        <w:tblW w:type="dxa" w:w="10466"/>
-        <w:tblBorders>
-          <w:top w:val="single" w:color="auto" w:sz="4"/>
-          <w:left w:val="single" w:color="auto" w:sz="4"/>
-          <w:bottom w:val="single" w:color="auto" w:sz="4"/>
-          <w:right w:val="single" w:color="auto" w:sz="4"/>
-          <w:insideH w:val="single" w:color="auto" w:sz="4"/>
-          <w:insideV w:val="single" w:color="auto" w:sz="4"/>
-        </w:tblBorders>
-      </w:tblPr>
-      <w:tblGrid>
-        <w:gridCol w:w="2700"/>
-        <w:gridCol w:w="3300"/>
-        <w:gridCol w:w="4466"/>
-      </w:tblGrid>
-      <w:tr>
-        <w:trPr>
-          <w:tblHeader/>
-        </w:trPr>
-        <w:tc>
-          <w:tcPr>
-            <w:tcW w:type="dxa" w:w="2700"/>
-            <w:tcBorders>
-              <w:top w:val="single" w:color="BFBFBF" w:sz="4"/>
-              <w:left w:val="single" w:color="BFBFBF" w:sz="4"/>
-              <w:bottom w:val="single" w:color="BFBFBF" w:sz="4"/>
-              <w:right w:val="single" w:color="BFBFBF" w:sz="4"/>
-            </w:tcBorders>
-            <w:shd w:fill="1F3864" w:color="auto" w:val="clear"/>
-            <w:tcMar>
-              <w:top w:type="dxa" w:w="50"/>
-              <w:left w:type="dxa" w:w="90"/>
-              <w:bottom w:type="dxa" w:w="50"/>
-              <w:right w:type="dxa" w:w="90"/>
-            </w:tcMar>
-          </w:tcPr>
-          <w:p>
-            <w:pPr>
-              <w:spacing w:after="0" w:line="235"/>
-            </w:pPr>
-            <w:r>
-              <w:rPr>
-                <w:rFonts w:ascii="Arial" w:cs="Arial" w:eastAsia="Arial" w:hAnsi="Arial"/>
-                <w:b/>
-                <w:bCs/>
-                <w:color w:val="FFFFFF"/>
-                <w:sz w:val="17"/>
-                <w:szCs w:val="17"/>
-              </w:rPr>
-              <w:t xml:space="preserve">Decision</w:t>
-            </w:r>
-          </w:p>
-        </w:tc>
-        <w:tc>
-          <w:tcPr>
-            <w:tcW w:type="dxa" w:w="3300"/>
-            <w:tcBorders>
-              <w:top w:val="single" w:color="BFBFBF" w:sz="4"/>
-              <w:left w:val="single" w:color="BFBFBF" w:sz="4"/>
-              <w:bottom w:val="single" w:color="BFBFBF" w:sz="4"/>
-              <w:right w:val="single" w:color="BFBFBF" w:sz="4"/>
-            </w:tcBorders>
-            <w:shd w:fill="1F3864" w:color="auto" w:val="clear"/>
-            <w:tcMar>
-              <w:top w:type="dxa" w:w="50"/>
-              <w:left w:type="dxa" w:w="90"/>
-              <w:bottom w:type="dxa" w:w="50"/>
-              <w:right w:type="dxa" w:w="90"/>
-            </w:tcMar>
-          </w:tcPr>
-          <w:p>
-            <w:pPr>
-              <w:spacing w:after="0" w:line="235"/>
-            </w:pPr>
-            <w:r>
-              <w:rPr>
-                <w:rFonts w:ascii="Arial" w:cs="Arial" w:eastAsia="Arial" w:hAnsi="Arial"/>
-                <w:b/>
-                <w:bCs/>
-                <w:color w:val="FFFFFF"/>
-                <w:sz w:val="17"/>
-                <w:szCs w:val="17"/>
-              </w:rPr>
-              <w:t xml:space="preserve">Depends on</w:t>
-            </w:r>
-          </w:p>
-        </w:tc>
-        <w:tc>
-          <w:tcPr>
-            <w:tcW w:type="dxa" w:w="4466"/>
-            <w:tcBorders>
-              <w:top w:val="single" w:color="BFBFBF" w:sz="4"/>
-              <w:left w:val="single" w:color="BFBFBF" w:sz="4"/>
-              <w:bottom w:val="single" w:color="BFBFBF" w:sz="4"/>
-              <w:right w:val="single" w:color="BFBFBF" w:sz="4"/>
-            </w:tcBorders>
-            <w:shd w:fill="1F3864" w:color="auto" w:val="clear"/>
-            <w:tcMar>
-              <w:top w:type="dxa" w:w="50"/>
-              <w:left w:type="dxa" w:w="90"/>
-              <w:bottom w:type="dxa" w:w="50"/>
-              <w:right w:type="dxa" w:w="90"/>
-            </w:tcMar>
-          </w:tcPr>
-          <w:p>
-            <w:pPr>
-              <w:spacing w:after="0" w:line="235"/>
-            </w:pPr>
-            <w:r>
-              <w:rPr>
-                <w:rFonts w:ascii="Arial" w:cs="Arial" w:eastAsia="Arial" w:hAnsi="Arial"/>
-                <w:b/>
-                <w:bCs/>
-                <w:color w:val="FFFFFF"/>
-                <w:sz w:val="17"/>
-                <w:szCs w:val="17"/>
-              </w:rPr>
-              <w:t xml:space="preserve">Holds if</w:t>
-            </w:r>
-          </w:p>
-        </w:tc>
-      </w:tr>
-      <w:tr>
-        <w:tc>
-          <w:tcPr>
-            <w:tcW w:type="dxa" w:w="2700"/>
-            <w:tcBorders>
-              <w:top w:val="single" w:color="BFBFBF" w:sz="4"/>
-              <w:left w:val="single" w:color="BFBFBF" w:sz="4"/>
-              <w:bottom w:val="single" w:color="BFBFBF" w:sz="4"/>
-              <w:right w:val="single" w:color="BFBFBF" w:sz="4"/>
-            </w:tcBorders>
-            <w:tcMar>
-              <w:top w:type="dxa" w:w="50"/>
-              <w:left w:type="dxa" w:w="90"/>
-              <w:bottom w:type="dxa" w:w="50"/>
-              <w:right w:type="dxa" w:w="90"/>
-            </w:tcMar>
-          </w:tcPr>
-          <w:p>
-            <w:pPr>
-              <w:spacing w:after="0" w:line="235"/>
-            </w:pPr>
-            <w:r>
-              <w:rPr>
-                <w:rFonts w:ascii="Arial" w:cs="Arial" w:eastAsia="Arial" w:hAnsi="Arial"/>
-                <w:b w:val="false"/>
-                <w:bCs w:val="false"/>
-                <w:sz w:val="17"/>
-                <w:szCs w:val="17"/>
-              </w:rPr>
-              <w:t xml:space="preserve">Use the sheet and its ordering</w:t>
-            </w:r>
-          </w:p>
-        </w:tc>
-        <w:tc>
-          <w:tcPr>
-            <w:tcW w:type="dxa" w:w="3300"/>
-            <w:tcBorders>
-              <w:top w:val="single" w:color="BFBFBF" w:sz="4"/>
-              <w:left w:val="single" w:color="BFBFBF" w:sz="4"/>
-              <w:bottom w:val="single" w:color="BFBFBF" w:sz="4"/>
-              <w:right w:val="single" w:color="BFBFBF" w:sz="4"/>
-            </w:tcBorders>
-            <w:tcMar>
-              <w:top w:type="dxa" w:w="50"/>
-              <w:left w:type="dxa" w:w="90"/>
-              <w:bottom w:type="dxa" w:w="50"/>
-              <w:right w:type="dxa" w:w="90"/>
-            </w:tcMar>
-          </w:tcPr>
-          <w:p>
-            <w:pPr>
-              <w:spacing w:after="0" w:line="235"/>
-            </w:pPr>
-            <w:r>
-              <w:rPr>
-                <w:rFonts w:ascii="Arial" w:cs="Arial" w:eastAsia="Arial" w:hAnsi="Arial"/>
-                <w:b w:val="false"/>
-                <w:bCs w:val="false"/>
-                <w:sz w:val="17"/>
-                <w:szCs w:val="17"/>
-              </w:rPr>
-              <w:t xml:space="preserve">Nothing behavioural</w:t>
-            </w:r>
-          </w:p>
-        </w:tc>
-        <w:tc>
-          <w:tcPr>
-            <w:tcW w:type="dxa" w:w="4466"/>
-            <w:tcBorders>
-              <w:top w:val="single" w:color="BFBFBF" w:sz="4"/>
-              <w:left w:val="single" w:color="BFBFBF" w:sz="4"/>
-              <w:bottom w:val="single" w:color="BFBFBF" w:sz="4"/>
-              <w:right w:val="single" w:color="BFBFBF" w:sz="4"/>
-            </w:tcBorders>
-            <w:tcMar>
-              <w:top w:type="dxa" w:w="50"/>
-              <w:left w:type="dxa" w:w="90"/>
-              <w:bottom w:type="dxa" w:w="50"/>
-              <w:right w:type="dxa" w:w="90"/>
-            </w:tcMar>
-          </w:tcPr>
-          <w:p>
-            <w:pPr>
-              <w:spacing w:after="0" w:line="235"/>
-            </w:pPr>
-            <w:r>
-              <w:rPr>
-                <w:rFonts w:ascii="Arial" w:cs="Arial" w:eastAsia="Arial" w:hAnsi="Arial"/>
-                <w:b w:val="false"/>
-                <w:bCs w:val="false"/>
-                <w:sz w:val="17"/>
-                <w:szCs w:val="17"/>
-              </w:rPr>
-              <w:t xml:space="preserve">Always: it organises the same work better.</w:t>
-            </w:r>
-          </w:p>
-        </w:tc>
-      </w:tr>
-      <w:tr>
-        <w:tc>
-          <w:tcPr>
-            <w:tcW w:type="dxa" w:w="2700"/>
-            <w:tcBorders>
-              <w:top w:val="single" w:color="BFBFBF" w:sz="4"/>
-              <w:left w:val="single" w:color="BFBFBF" w:sz="4"/>
-              <w:bottom w:val="single" w:color="BFBFBF" w:sz="4"/>
-              <w:right w:val="single" w:color="BFBFBF" w:sz="4"/>
-            </w:tcBorders>
-            <w:shd w:fill="F2F2F2" w:color="auto" w:val="clear"/>
-            <w:tcMar>
-              <w:top w:type="dxa" w:w="50"/>
-              <w:left w:type="dxa" w:w="90"/>
-              <w:bottom w:type="dxa" w:w="50"/>
-              <w:right w:type="dxa" w:w="90"/>
-            </w:tcMar>
-          </w:tcPr>
-          <w:p>
-            <w:pPr>
-              <w:spacing w:after="0" w:line="235"/>
-            </w:pPr>
-            <w:r>
-              <w:rPr>
-                <w:rFonts w:ascii="Arial" w:cs="Arial" w:eastAsia="Arial" w:hAnsi="Arial"/>
-                <w:b w:val="false"/>
-                <w:bCs w:val="false"/>
-                <w:sz w:val="17"/>
-                <w:szCs w:val="17"/>
-              </w:rPr>
-              <w:t xml:space="preserve">Add interns</w:t>
-            </w:r>
-          </w:p>
-        </w:tc>
-        <w:tc>
-          <w:tcPr>
-            <w:tcW w:type="dxa" w:w="3300"/>
-            <w:tcBorders>
-              <w:top w:val="single" w:color="BFBFBF" w:sz="4"/>
-              <w:left w:val="single" w:color="BFBFBF" w:sz="4"/>
-              <w:bottom w:val="single" w:color="BFBFBF" w:sz="4"/>
-              <w:right w:val="single" w:color="BFBFBF" w:sz="4"/>
-            </w:tcBorders>
-            <w:shd w:fill="F2F2F2" w:color="auto" w:val="clear"/>
-            <w:tcMar>
-              <w:top w:type="dxa" w:w="50"/>
-              <w:left w:type="dxa" w:w="90"/>
-              <w:bottom w:type="dxa" w:w="50"/>
-              <w:right w:type="dxa" w:w="90"/>
-            </w:tcMar>
-          </w:tcPr>
-          <w:p>
-            <w:pPr>
-              <w:spacing w:after="0" w:line="235"/>
-            </w:pPr>
-            <w:r>
-              <w:rPr>
-                <w:rFonts w:ascii="Arial" w:cs="Arial" w:eastAsia="Arial" w:hAnsi="Arial"/>
-                <w:b w:val="false"/>
-                <w:bCs w:val="false"/>
-                <w:sz w:val="17"/>
-                <w:szCs w:val="17"/>
-              </w:rPr>
-              <w:t xml:space="preserve">Value of an interview vs cost of a try (Rs 9)</w:t>
-            </w:r>
-          </w:p>
-        </w:tc>
-        <w:tc>
-          <w:tcPr>
-            <w:tcW w:type="dxa" w:w="4466"/>
-            <w:tcBorders>
-              <w:top w:val="single" w:color="BFBFBF" w:sz="4"/>
-              <w:left w:val="single" w:color="BFBFBF" w:sz="4"/>
-              <w:bottom w:val="single" w:color="BFBFBF" w:sz="4"/>
-              <w:right w:val="single" w:color="BFBFBF" w:sz="4"/>
-            </w:tcBorders>
-            <w:shd w:fill="F2F2F2" w:color="auto" w:val="clear"/>
-            <w:tcMar>
-              <w:top w:type="dxa" w:w="50"/>
-              <w:left w:type="dxa" w:w="90"/>
-              <w:bottom w:type="dxa" w:w="50"/>
-              <w:right w:type="dxa" w:w="90"/>
-            </w:tcMar>
-          </w:tcPr>
-          <w:p>
-            <w:pPr>
-              <w:spacing w:after="0" w:line="235"/>
-            </w:pPr>
-            <w:r>
-              <w:rPr>
-                <w:rFonts w:ascii="Arial" w:cs="Arial" w:eastAsia="Arial" w:hAnsi="Arial"/>
-                <w:b w:val="false"/>
-                <w:bCs w:val="false"/>
-                <w:sz w:val="17"/>
-                <w:szCs w:val="17"/>
-              </w:rPr>
-              <w:t xml:space="preserve">An extra try pays if at least 1 in 244 tries books, even at a 1% hire rate and Rs 12L CTC (an interview worth Rs 1,800). At 3% and Rs 18L it is 1 in 1,111. Planning value for try 3: about 1 in 5. Robust.</w:t>
-            </w:r>
-          </w:p>
-        </w:tc>
-      </w:tr>
-      <w:tr>
-        <w:tc>
-          <w:tcPr>
-            <w:tcW w:type="dxa" w:w="2700"/>
-            <w:tcBorders>
-              <w:top w:val="single" w:color="BFBFBF" w:sz="4"/>
-              <w:left w:val="single" w:color="BFBFBF" w:sz="4"/>
-              <w:bottom w:val="single" w:color="BFBFBF" w:sz="4"/>
-              <w:right w:val="single" w:color="BFBFBF" w:sz="4"/>
-            </w:tcBorders>
-            <w:tcMar>
-              <w:top w:type="dxa" w:w="50"/>
-              <w:left w:type="dxa" w:w="90"/>
-              <w:bottom w:type="dxa" w:w="50"/>
-              <w:right w:type="dxa" w:w="90"/>
-            </w:tcMar>
-          </w:tcPr>
-          <w:p>
-            <w:pPr>
-              <w:spacing w:after="0" w:line="235"/>
-            </w:pPr>
-            <w:r>
-              <w:rPr>
-                <w:rFonts w:ascii="Arial" w:cs="Arial" w:eastAsia="Arial" w:hAnsi="Arial"/>
-                <w:b w:val="false"/>
-                <w:bCs w:val="false"/>
-                <w:sz w:val="17"/>
-                <w:szCs w:val="17"/>
-              </w:rPr>
-              <w:t xml:space="preserve">Reach 80% by staffing</w:t>
-            </w:r>
-          </w:p>
-        </w:tc>
-        <w:tc>
-          <w:tcPr>
-            <w:tcW w:type="dxa" w:w="3300"/>
-            <w:tcBorders>
-              <w:top w:val="single" w:color="BFBFBF" w:sz="4"/>
-              <w:left w:val="single" w:color="BFBFBF" w:sz="4"/>
-              <w:bottom w:val="single" w:color="BFBFBF" w:sz="4"/>
-              <w:right w:val="single" w:color="BFBFBF" w:sz="4"/>
-            </w:tcBorders>
-            <w:tcMar>
-              <w:top w:type="dxa" w:w="50"/>
-              <w:left w:type="dxa" w:w="90"/>
-              <w:bottom w:type="dxa" w:w="50"/>
-              <w:right w:type="dxa" w:w="90"/>
-            </w:tcMar>
-          </w:tcPr>
-          <w:p>
-            <w:pPr>
-              <w:spacing w:after="0" w:line="235"/>
-            </w:pPr>
-            <w:r>
-              <w:rPr>
-                <w:rFonts w:ascii="Arial" w:cs="Arial" w:eastAsia="Arial" w:hAnsi="Arial"/>
-                <w:b w:val="false"/>
-                <w:bCs w:val="false"/>
-                <w:sz w:val="17"/>
-                <w:szCs w:val="17"/>
-              </w:rPr>
-              <w:t xml:space="preserve">Later-try success, self-booking</w:t>
-            </w:r>
-          </w:p>
-        </w:tc>
-        <w:tc>
-          <w:tcPr>
-            <w:tcW w:type="dxa" w:w="4466"/>
-            <w:tcBorders>
-              <w:top w:val="single" w:color="BFBFBF" w:sz="4"/>
-              <w:left w:val="single" w:color="BFBFBF" w:sz="4"/>
-              <w:bottom w:val="single" w:color="BFBFBF" w:sz="4"/>
-              <w:right w:val="single" w:color="BFBFBF" w:sz="4"/>
-            </w:tcBorders>
-            <w:tcMar>
-              <w:top w:type="dxa" w:w="50"/>
-              <w:left w:type="dxa" w:w="90"/>
-              <w:bottom w:type="dxa" w:w="50"/>
-              <w:right w:type="dxa" w:w="90"/>
-            </w:tcMar>
-          </w:tcPr>
-          <w:p>
-            <w:pPr>
-              <w:spacing w:after="0" w:line="235"/>
-            </w:pPr>
-            <w:r>
-              <w:rPr>
-                <w:rFonts w:ascii="Arial" w:cs="Arial" w:eastAsia="Arial" w:hAnsi="Arial"/>
-                <w:b w:val="false"/>
-                <w:bCs w:val="false"/>
-                <w:sz w:val="17"/>
-                <w:szCs w:val="17"/>
-              </w:rPr>
-              <w:t xml:space="preserve">Fragile: see the table in section 2. Measured on days 1-2.</w:t>
-            </w:r>
-          </w:p>
-        </w:tc>
-      </w:tr>
-      <w:tr>
-        <w:tc>
-          <w:tcPr>
-            <w:tcW w:type="dxa" w:w="2700"/>
-            <w:tcBorders>
-              <w:top w:val="single" w:color="BFBFBF" w:sz="4"/>
-              <w:left w:val="single" w:color="BFBFBF" w:sz="4"/>
-              <w:bottom w:val="single" w:color="BFBFBF" w:sz="4"/>
-              <w:right w:val="single" w:color="BFBFBF" w:sz="4"/>
-            </w:tcBorders>
-            <w:shd w:fill="F2F2F2" w:color="auto" w:val="clear"/>
-            <w:tcMar>
-              <w:top w:type="dxa" w:w="50"/>
-              <w:left w:type="dxa" w:w="90"/>
-              <w:bottom w:type="dxa" w:w="50"/>
-              <w:right w:type="dxa" w:w="90"/>
-            </w:tcMar>
-          </w:tcPr>
-          <w:p>
-            <w:pPr>
-              <w:spacing w:after="0" w:line="235"/>
-            </w:pPr>
-            <w:r>
-              <w:rPr>
-                <w:rFonts w:ascii="Arial" w:cs="Arial" w:eastAsia="Arial" w:hAnsi="Arial"/>
-                <w:b w:val="false"/>
-                <w:bCs w:val="false"/>
-                <w:sz w:val="17"/>
-                <w:szCs w:val="17"/>
-              </w:rPr>
-              <w:t xml:space="preserve">Run the evening message</w:t>
-            </w:r>
-          </w:p>
-        </w:tc>
-        <w:tc>
-          <w:tcPr>
-            <w:tcW w:type="dxa" w:w="3300"/>
-            <w:tcBorders>
-              <w:top w:val="single" w:color="BFBFBF" w:sz="4"/>
-              <w:left w:val="single" w:color="BFBFBF" w:sz="4"/>
-              <w:bottom w:val="single" w:color="BFBFBF" w:sz="4"/>
-              <w:right w:val="single" w:color="BFBFBF" w:sz="4"/>
-            </w:tcBorders>
-            <w:shd w:fill="F2F2F2" w:color="auto" w:val="clear"/>
-            <w:tcMar>
-              <w:top w:type="dxa" w:w="50"/>
-              <w:left w:type="dxa" w:w="90"/>
-              <w:bottom w:type="dxa" w:w="50"/>
-              <w:right w:type="dxa" w:w="90"/>
-            </w:tcMar>
-          </w:tcPr>
-          <w:p>
-            <w:pPr>
-              <w:spacing w:after="0" w:line="235"/>
-            </w:pPr>
-            <w:r>
-              <w:rPr>
-                <w:rFonts w:ascii="Arial" w:cs="Arial" w:eastAsia="Arial" w:hAnsi="Arial"/>
-                <w:b w:val="false"/>
-                <w:bCs w:val="false"/>
-                <w:sz w:val="17"/>
-                <w:szCs w:val="17"/>
-              </w:rPr>
-              <w:t xml:space="preserve">Its uplift</w:t>
-            </w:r>
-          </w:p>
-        </w:tc>
-        <w:tc>
-          <w:tcPr>
-            <w:tcW w:type="dxa" w:w="4466"/>
-            <w:tcBorders>
-              <w:top w:val="single" w:color="BFBFBF" w:sz="4"/>
-              <w:left w:val="single" w:color="BFBFBF" w:sz="4"/>
-              <w:bottom w:val="single" w:color="BFBFBF" w:sz="4"/>
-              <w:right w:val="single" w:color="BFBFBF" w:sz="4"/>
-            </w:tcBorders>
-            <w:shd w:fill="F2F2F2" w:color="auto" w:val="clear"/>
-            <w:tcMar>
-              <w:top w:type="dxa" w:w="50"/>
-              <w:left w:type="dxa" w:w="90"/>
-              <w:bottom w:type="dxa" w:w="50"/>
-              <w:right w:type="dxa" w:w="90"/>
-            </w:tcMar>
-          </w:tcPr>
-          <w:p>
-            <w:pPr>
-              <w:spacing w:after="0" w:line="235"/>
-            </w:pPr>
-            <w:r>
-              <w:rPr>
-                <w:rFonts w:ascii="Arial" w:cs="Arial" w:eastAsia="Arial" w:hAnsi="Arial"/>
-                <w:b w:val="false"/>
-                <w:bCs w:val="false"/>
-                <w:sz w:val="17"/>
-                <w:szCs w:val="17"/>
-              </w:rPr>
-              <w:t xml:space="preserve">Unknown until the pilot. At up to Rs 750 a day it costs less than one intern-day.</w:t>
-            </w:r>
-          </w:p>
-        </w:tc>
-      </w:tr>
-      <w:tr>
-        <w:tc>
-          <w:tcPr>
-            <w:tcW w:type="dxa" w:w="2700"/>
-            <w:tcBorders>
-              <w:top w:val="single" w:color="BFBFBF" w:sz="4"/>
-              <w:left w:val="single" w:color="BFBFBF" w:sz="4"/>
-              <w:bottom w:val="single" w:color="BFBFBF" w:sz="4"/>
-              <w:right w:val="single" w:color="BFBFBF" w:sz="4"/>
-            </w:tcBorders>
-            <w:tcMar>
-              <w:top w:type="dxa" w:w="50"/>
-              <w:left w:type="dxa" w:w="90"/>
-              <w:bottom w:type="dxa" w:w="50"/>
-              <w:right w:type="dxa" w:w="90"/>
-            </w:tcMar>
-          </w:tcPr>
-          <w:p>
-            <w:pPr>
-              <w:spacing w:after="0" w:line="235"/>
-            </w:pPr>
-            <w:r>
-              <w:rPr>
-                <w:rFonts w:ascii="Arial" w:cs="Arial" w:eastAsia="Arial" w:hAnsi="Arial"/>
-                <w:b w:val="false"/>
-                <w:bCs w:val="false"/>
-                <w:sz w:val="17"/>
-                <w:szCs w:val="17"/>
-              </w:rPr>
-              <w:t xml:space="preserve">"Fees at risk" figure</w:t>
-            </w:r>
-          </w:p>
-        </w:tc>
-        <w:tc>
-          <w:tcPr>
-            <w:tcW w:type="dxa" w:w="3300"/>
-            <w:tcBorders>
-              <w:top w:val="single" w:color="BFBFBF" w:sz="4"/>
-              <w:left w:val="single" w:color="BFBFBF" w:sz="4"/>
-              <w:bottom w:val="single" w:color="BFBFBF" w:sz="4"/>
-              <w:right w:val="single" w:color="BFBFBF" w:sz="4"/>
-            </w:tcBorders>
-            <w:tcMar>
-              <w:top w:type="dxa" w:w="50"/>
-              <w:left w:type="dxa" w:w="90"/>
-              <w:bottom w:type="dxa" w:w="50"/>
-              <w:right w:type="dxa" w:w="90"/>
-            </w:tcMar>
-          </w:tcPr>
-          <w:p>
-            <w:pPr>
-              <w:spacing w:after="0" w:line="235"/>
-            </w:pPr>
-            <w:r>
-              <w:rPr>
-                <w:rFonts w:ascii="Arial" w:cs="Arial" w:eastAsia="Arial" w:hAnsi="Arial"/>
-                <w:b w:val="false"/>
-                <w:bCs w:val="false"/>
-                <w:sz w:val="17"/>
-                <w:szCs w:val="17"/>
-              </w:rPr>
-              <w:t xml:space="preserve">Hire rate, CTC, share of late requests never interviewed</w:t>
-            </w:r>
-          </w:p>
-        </w:tc>
-        <w:tc>
-          <w:tcPr>
-            <w:tcW w:type="dxa" w:w="4466"/>
-            <w:tcBorders>
-              <w:top w:val="single" w:color="BFBFBF" w:sz="4"/>
-              <w:left w:val="single" w:color="BFBFBF" w:sz="4"/>
-              <w:bottom w:val="single" w:color="BFBFBF" w:sz="4"/>
-              <w:right w:val="single" w:color="BFBFBF" w:sz="4"/>
-            </w:tcBorders>
-            <w:tcMar>
-              <w:top w:type="dxa" w:w="50"/>
-              <w:left w:type="dxa" w:w="90"/>
-              <w:bottom w:type="dxa" w:w="50"/>
-              <w:right w:type="dxa" w:w="90"/>
-            </w:tcMar>
-          </w:tcPr>
-          <w:p>
-            <w:pPr>
-              <w:spacing w:after="0" w:line="235"/>
-            </w:pPr>
-            <w:r>
-              <w:rPr>
-                <w:rFonts w:ascii="Arial" w:cs="Arial" w:eastAsia="Arial" w:hAnsi="Arial"/>
-                <w:b w:val="false"/>
-                <w:bCs w:val="false"/>
-                <w:sz w:val="17"/>
-                <w:szCs w:val="17"/>
-              </w:rPr>
-              <w:t xml:space="preserve">Indicative only: Rs 1.2 lakh a day at a 1% hire rate, Rs 3.5 lakh at 3%, Rs 5.9 lakh at 5%. Use it to rank priorities, not as a forecast.</w:t>
-            </w:r>
-          </w:p>
-        </w:tc>
-      </w:tr>
-    </w:tbl>
-    <w:p>
-      <w:pPr>
-        <w:pStyle w:val="Heading1"/>
-        <w:keepNext/>
-        <w:pBdr>
-          <w:bottom w:val="single" w:color="1F3864" w:sz="6" w:space="2"/>
-        </w:pBdr>
-        <w:spacing w:after="80" w:before="200"/>
-      </w:pPr>
-      <w:r>
-        <w:rPr>
-          <w:rFonts w:ascii="Arial" w:cs="Arial" w:eastAsia="Arial" w:hAnsi="Arial"/>
-          <w:b/>
-          <w:bCs/>
-          <w:color w:val="1F3864"/>
-          <w:sz w:val="23"/>
-          <w:szCs w:val="23"/>
-        </w:rPr>
-        <w:t xml:space="preserve">5. Before calling it production-ready</w:t>
-      </w:r>
-    </w:p>
-    <w:tbl>
-      <w:tblPr>
-        <w:tblW w:type="dxa" w:w="10466"/>
-        <w:tblBorders>
-          <w:top w:val="single" w:color="auto" w:sz="4"/>
-          <w:left w:val="single" w:color="auto" w:sz="4"/>
-          <w:bottom w:val="single" w:color="auto" w:sz="4"/>
-          <w:right w:val="single" w:color="auto" w:sz="4"/>
-          <w:insideH w:val="single" w:color="auto" w:sz="4"/>
-          <w:insideV w:val="single" w:color="auto" w:sz="4"/>
-        </w:tblBorders>
-      </w:tblPr>
-      <w:tblGrid>
-        <w:gridCol w:w="2600"/>
-        <w:gridCol w:w="5300"/>
-        <w:gridCol w:w="2566"/>
-      </w:tblGrid>
-      <w:tr>
-        <w:trPr>
-          <w:tblHeader/>
-        </w:trPr>
-        <w:tc>
-          <w:tcPr>
-            <w:tcW w:type="dxa" w:w="2600"/>
-            <w:tcBorders>
-              <w:top w:val="single" w:color="BFBFBF" w:sz="4"/>
-              <w:left w:val="single" w:color="BFBFBF" w:sz="4"/>
-              <w:bottom w:val="single" w:color="BFBFBF" w:sz="4"/>
-              <w:right w:val="single" w:color="BFBFBF" w:sz="4"/>
-            </w:tcBorders>
-            <w:shd w:fill="1F3864" w:color="auto" w:val="clear"/>
-            <w:tcMar>
-              <w:top w:type="dxa" w:w="50"/>
-              <w:left w:type="dxa" w:w="90"/>
-              <w:bottom w:type="dxa" w:w="50"/>
-              <w:right w:type="dxa" w:w="90"/>
-            </w:tcMar>
-          </w:tcPr>
-          <w:p>
-            <w:pPr>
-              <w:spacing w:after="0" w:line="235"/>
-            </w:pPr>
-            <w:r>
-              <w:rPr>
-                <w:rFonts w:ascii="Arial" w:cs="Arial" w:eastAsia="Arial" w:hAnsi="Arial"/>
-                <w:b/>
-                <w:bCs/>
-                <w:color w:val="FFFFFF"/>
-                <w:sz w:val="17"/>
-                <w:szCs w:val="17"/>
-              </w:rPr>
-              <w:t xml:space="preserve">Gate</w:t>
-            </w:r>
-          </w:p>
-        </w:tc>
-        <w:tc>
-          <w:tcPr>
-            <w:tcW w:type="dxa" w:w="5300"/>
-            <w:tcBorders>
-              <w:top w:val="single" w:color="BFBFBF" w:sz="4"/>
-              <w:left w:val="single" w:color="BFBFBF" w:sz="4"/>
-              <w:bottom w:val="single" w:color="BFBFBF" w:sz="4"/>
-              <w:right w:val="single" w:color="BFBFBF" w:sz="4"/>
-            </w:tcBorders>
-            <w:shd w:fill="1F3864" w:color="auto" w:val="clear"/>
-            <w:tcMar>
-              <w:top w:type="dxa" w:w="50"/>
-              <w:left w:type="dxa" w:w="90"/>
-              <w:bottom w:type="dxa" w:w="50"/>
-              <w:right w:type="dxa" w:w="90"/>
-            </w:tcMar>
-          </w:tcPr>
-          <w:p>
-            <w:pPr>
-              <w:spacing w:after="0" w:line="235"/>
-            </w:pPr>
-            <w:r>
-              <w:rPr>
-                <w:rFonts w:ascii="Arial" w:cs="Arial" w:eastAsia="Arial" w:hAnsi="Arial"/>
-                <w:b/>
-                <w:bCs/>
-                <w:color w:val="FFFFFF"/>
-                <w:sz w:val="17"/>
-                <w:szCs w:val="17"/>
-              </w:rPr>
-              <w:t xml:space="preserve">What passes</w:t>
-            </w:r>
-          </w:p>
-        </w:tc>
-        <w:tc>
-          <w:tcPr>
-            <w:tcW w:type="dxa" w:w="2566"/>
-            <w:tcBorders>
-              <w:top w:val="single" w:color="BFBFBF" w:sz="4"/>
-              <w:left w:val="single" w:color="BFBFBF" w:sz="4"/>
-              <w:bottom w:val="single" w:color="BFBFBF" w:sz="4"/>
-              <w:right w:val="single" w:color="BFBFBF" w:sz="4"/>
-            </w:tcBorders>
-            <w:shd w:fill="1F3864" w:color="auto" w:val="clear"/>
-            <w:tcMar>
-              <w:top w:type="dxa" w:w="50"/>
-              <w:left w:type="dxa" w:w="90"/>
-              <w:bottom w:type="dxa" w:w="50"/>
-              <w:right w:type="dxa" w:w="90"/>
-            </w:tcMar>
-          </w:tcPr>
-          <w:p>
-            <w:pPr>
-              <w:spacing w:after="0" w:line="235"/>
-            </w:pPr>
-            <w:r>
-              <w:rPr>
-                <w:rFonts w:ascii="Arial" w:cs="Arial" w:eastAsia="Arial" w:hAnsi="Arial"/>
-                <w:b/>
-                <w:bCs/>
-                <w:color w:val="FFFFFF"/>
-                <w:sz w:val="17"/>
-                <w:szCs w:val="17"/>
-              </w:rPr>
-              <w:t xml:space="preserve">Status</w:t>
-            </w:r>
-          </w:p>
-        </w:tc>
-      </w:tr>
-      <w:tr>
-        <w:tc>
-          <w:tcPr>
-            <w:tcW w:type="dxa" w:w="2600"/>
-            <w:tcBorders>
-              <w:top w:val="single" w:color="BFBFBF" w:sz="4"/>
-              <w:left w:val="single" w:color="BFBFBF" w:sz="4"/>
-              <w:bottom w:val="single" w:color="BFBFBF" w:sz="4"/>
-              <w:right w:val="single" w:color="BFBFBF" w:sz="4"/>
-            </w:tcBorders>
-            <w:tcMar>
-              <w:top w:type="dxa" w:w="50"/>
-              <w:left w:type="dxa" w:w="90"/>
-              <w:bottom w:type="dxa" w:w="50"/>
-              <w:right w:type="dxa" w:w="90"/>
-            </w:tcMar>
-          </w:tcPr>
-          <w:p>
-            <w:pPr>
-              <w:spacing w:after="0" w:line="235"/>
-            </w:pPr>
-            <w:r>
-              <w:rPr>
-                <w:rFonts w:ascii="Arial" w:cs="Arial" w:eastAsia="Arial" w:hAnsi="Arial"/>
-                <w:b w:val="false"/>
-                <w:bCs w:val="false"/>
-                <w:sz w:val="17"/>
-                <w:szCs w:val="17"/>
-              </w:rPr>
-              <w:t xml:space="preserve">30-minute usability test</w:t>
-            </w:r>
-          </w:p>
-        </w:tc>
-        <w:tc>
-          <w:tcPr>
-            <w:tcW w:type="dxa" w:w="5300"/>
-            <w:tcBorders>
-              <w:top w:val="single" w:color="BFBFBF" w:sz="4"/>
-              <w:left w:val="single" w:color="BFBFBF" w:sz="4"/>
-              <w:bottom w:val="single" w:color="BFBFBF" w:sz="4"/>
-              <w:right w:val="single" w:color="BFBFBF" w:sz="4"/>
-            </w:tcBorders>
-            <w:tcMar>
-              <w:top w:type="dxa" w:w="50"/>
-              <w:left w:type="dxa" w:w="90"/>
-              <w:bottom w:type="dxa" w:w="50"/>
-              <w:right w:type="dxa" w:w="90"/>
-            </w:tcMar>
-          </w:tcPr>
-          <w:p>
-            <w:pPr>
-              <w:spacing w:after="0" w:line="235"/>
-            </w:pPr>
-            <w:r>
-              <w:rPr>
-                <w:rFonts w:ascii="Arial" w:cs="Arial" w:eastAsia="Arial" w:hAnsi="Arial"/>
-                <w:b w:val="false"/>
-                <w:bCs w:val="false"/>
-                <w:sz w:val="17"/>
-                <w:szCs w:val="17"/>
-              </w:rPr>
-              <w:t xml:space="preserve">Two people who have never seen the file read START HERE (5 min), then work their list (20 min) while the lead plays 10 scripted candidates. Pass: 9 of 10 log lines right, at most 2 questions each, under 6 minutes per try.</w:t>
-            </w:r>
-          </w:p>
-        </w:tc>
-        <w:tc>
-          <w:tcPr>
-            <w:tcW w:type="dxa" w:w="2566"/>
-            <w:tcBorders>
-              <w:top w:val="single" w:color="BFBFBF" w:sz="4"/>
-              <w:left w:val="single" w:color="BFBFBF" w:sz="4"/>
-              <w:bottom w:val="single" w:color="BFBFBF" w:sz="4"/>
-              <w:right w:val="single" w:color="BFBFBF" w:sz="4"/>
-            </w:tcBorders>
-            <w:tcMar>
-              <w:top w:type="dxa" w:w="50"/>
-              <w:left w:type="dxa" w:w="90"/>
-              <w:bottom w:type="dxa" w:w="50"/>
-              <w:right w:type="dxa" w:w="90"/>
-            </w:tcMar>
-          </w:tcPr>
-          <w:p>
-            <w:pPr>
-              <w:spacing w:after="0" w:line="235"/>
-            </w:pPr>
-            <w:r>
-              <w:rPr>
-                <w:rFonts w:ascii="Arial" w:cs="Arial" w:eastAsia="Arial" w:hAnsi="Arial"/>
-                <w:b w:val="false"/>
-                <w:bCs w:val="false"/>
-                <w:sz w:val="17"/>
-                <w:szCs w:val="17"/>
-              </w:rPr>
-              <w:t xml:space="preserve">Not run</w:t>
-            </w:r>
-          </w:p>
-        </w:tc>
-      </w:tr>
-      <w:tr>
-        <w:tc>
-          <w:tcPr>
-            <w:tcW w:type="dxa" w:w="2600"/>
-            <w:tcBorders>
-              <w:top w:val="single" w:color="BFBFBF" w:sz="4"/>
-              <w:left w:val="single" w:color="BFBFBF" w:sz="4"/>
-              <w:bottom w:val="single" w:color="BFBFBF" w:sz="4"/>
-              <w:right w:val="single" w:color="BFBFBF" w:sz="4"/>
-            </w:tcBorders>
-            <w:shd w:fill="F2F2F2" w:color="auto" w:val="clear"/>
-            <w:tcMar>
-              <w:top w:type="dxa" w:w="50"/>
-              <w:left w:type="dxa" w:w="90"/>
-              <w:bottom w:type="dxa" w:w="50"/>
-              <w:right w:type="dxa" w:w="90"/>
-            </w:tcMar>
-          </w:tcPr>
-          <w:p>
-            <w:pPr>
-              <w:spacing w:after="0" w:line="235"/>
-            </w:pPr>
-            <w:r>
-              <w:rPr>
-                <w:rFonts w:ascii="Arial" w:cs="Arial" w:eastAsia="Arial" w:hAnsi="Arial"/>
-                <w:b w:val="false"/>
-                <w:bCs w:val="false"/>
-                <w:sz w:val="17"/>
-                <w:szCs w:val="17"/>
-              </w:rPr>
-              <w:t xml:space="preserve">Google Sheets acceptance</w:t>
-            </w:r>
-          </w:p>
-        </w:tc>
-        <w:tc>
-          <w:tcPr>
-            <w:tcW w:type="dxa" w:w="5300"/>
-            <w:tcBorders>
-              <w:top w:val="single" w:color="BFBFBF" w:sz="4"/>
-              <w:left w:val="single" w:color="BFBFBF" w:sz="4"/>
-              <w:bottom w:val="single" w:color="BFBFBF" w:sz="4"/>
-              <w:right w:val="single" w:color="BFBFBF" w:sz="4"/>
-            </w:tcBorders>
-            <w:shd w:fill="F2F2F2" w:color="auto" w:val="clear"/>
-            <w:tcMar>
-              <w:top w:type="dxa" w:w="50"/>
-              <w:left w:type="dxa" w:w="90"/>
-              <w:bottom w:type="dxa" w:w="50"/>
-              <w:right w:type="dxa" w:w="90"/>
-            </w:tcMar>
-          </w:tcPr>
-          <w:p>
-            <w:pPr>
-              <w:spacing w:after="0" w:line="235"/>
-            </w:pPr>
-            <w:r>
-              <w:rPr>
-                <w:rFonts w:ascii="Arial" w:cs="Arial" w:eastAsia="Arial" w:hAnsi="Arial"/>
-                <w:b w:val="false"/>
-                <w:bCs w:val="false"/>
-                <w:sz w:val="17"/>
-                <w:szCs w:val="17"/>
-              </w:rPr>
-              <w:t xml:space="preserve">11 checks in tests/SHEETS_ACCEPTANCE.md: formulas, links, the list updating within 5 seconds of a log line, two interns logging at once, sheet protection, a live clock (Sheets must recalculate every minute), and speed with a full day.</w:t>
-            </w:r>
-          </w:p>
-        </w:tc>
-        <w:tc>
-          <w:tcPr>
-            <w:tcW w:type="dxa" w:w="2566"/>
-            <w:tcBorders>
-              <w:top w:val="single" w:color="BFBFBF" w:sz="4"/>
-              <w:left w:val="single" w:color="BFBFBF" w:sz="4"/>
-              <w:bottom w:val="single" w:color="BFBFBF" w:sz="4"/>
-              <w:right w:val="single" w:color="BFBFBF" w:sz="4"/>
-            </w:tcBorders>
-            <w:shd w:fill="F2F2F2" w:color="auto" w:val="clear"/>
-            <w:tcMar>
-              <w:top w:type="dxa" w:w="50"/>
-              <w:left w:type="dxa" w:w="90"/>
-              <w:bottom w:type="dxa" w:w="50"/>
-              <w:right w:type="dxa" w:w="90"/>
-            </w:tcMar>
-          </w:tcPr>
-          <w:p>
-            <w:pPr>
-              <w:spacing w:after="0" w:line="235"/>
-            </w:pPr>
-            <w:r>
-              <w:rPr>
-                <w:rFonts w:ascii="Arial" w:cs="Arial" w:eastAsia="Arial" w:hAnsi="Arial"/>
-                <w:b w:val="false"/>
-                <w:bCs w:val="false"/>
-                <w:sz w:val="17"/>
-                <w:szCs w:val="17"/>
-              </w:rPr>
-              <w:t xml:space="preserve">Not run</w:t>
-            </w:r>
-          </w:p>
-        </w:tc>
-      </w:tr>
-      <w:tr>
-        <w:tc>
-          <w:tcPr>
-            <w:tcW w:type="dxa" w:w="2600"/>
-            <w:tcBorders>
-              <w:top w:val="single" w:color="BFBFBF" w:sz="4"/>
-              <w:left w:val="single" w:color="BFBFBF" w:sz="4"/>
-              <w:bottom w:val="single" w:color="BFBFBF" w:sz="4"/>
-              <w:right w:val="single" w:color="BFBFBF" w:sz="4"/>
-            </w:tcBorders>
-            <w:tcMar>
-              <w:top w:type="dxa" w:w="50"/>
-              <w:left w:type="dxa" w:w="90"/>
-              <w:bottom w:type="dxa" w:w="50"/>
-              <w:right w:type="dxa" w:w="90"/>
-            </w:tcMar>
-          </w:tcPr>
-          <w:p>
-            <w:pPr>
-              <w:spacing w:after="0" w:line="235"/>
-            </w:pPr>
-            <w:r>
-              <w:rPr>
-                <w:rFonts w:ascii="Arial" w:cs="Arial" w:eastAsia="Arial" w:hAnsi="Arial"/>
-                <w:b w:val="false"/>
-                <w:bCs w:val="false"/>
-                <w:sz w:val="17"/>
-                <w:szCs w:val="17"/>
-              </w:rPr>
-              <w:t xml:space="preserve">One controlled live day</w:t>
-            </w:r>
-          </w:p>
-        </w:tc>
-        <w:tc>
-          <w:tcPr>
-            <w:tcW w:type="dxa" w:w="5300"/>
-            <w:tcBorders>
-              <w:top w:val="single" w:color="BFBFBF" w:sz="4"/>
-              <w:left w:val="single" w:color="BFBFBF" w:sz="4"/>
-              <w:bottom w:val="single" w:color="BFBFBF" w:sz="4"/>
-              <w:right w:val="single" w:color="BFBFBF" w:sz="4"/>
-            </w:tcBorders>
-            <w:tcMar>
-              <w:top w:type="dxa" w:w="50"/>
-              <w:left w:type="dxa" w:w="90"/>
-              <w:bottom w:type="dxa" w:w="50"/>
-              <w:right w:type="dxa" w:w="90"/>
-            </w:tcMar>
-          </w:tcPr>
-          <w:p>
-            <w:pPr>
-              <w:spacing w:after="0" w:line="235"/>
-            </w:pPr>
-            <w:r>
-              <w:rPr>
-                <w:rFonts w:ascii="Arial" w:cs="Arial" w:eastAsia="Arial" w:hAnsi="Arial"/>
-                <w:b w:val="false"/>
-                <w:bCs w:val="false"/>
-                <w:sz w:val="17"/>
-                <w:szCs w:val="17"/>
-              </w:rPr>
-              <w:t xml:space="preserve">Two interns, real requests. The DASHBOARD readout shows minutes per try, yes-rate by try number, self-booking share and 24-hour completion, each next to its planning value.</w:t>
-            </w:r>
-          </w:p>
-        </w:tc>
-        <w:tc>
-          <w:tcPr>
-            <w:tcW w:type="dxa" w:w="2566"/>
-            <w:tcBorders>
-              <w:top w:val="single" w:color="BFBFBF" w:sz="4"/>
-              <w:left w:val="single" w:color="BFBFBF" w:sz="4"/>
-              <w:bottom w:val="single" w:color="BFBFBF" w:sz="4"/>
-              <w:right w:val="single" w:color="BFBFBF" w:sz="4"/>
-            </w:tcBorders>
-            <w:tcMar>
-              <w:top w:type="dxa" w:w="50"/>
-              <w:left w:type="dxa" w:w="90"/>
-              <w:bottom w:type="dxa" w:w="50"/>
-              <w:right w:type="dxa" w:w="90"/>
-            </w:tcMar>
-          </w:tcPr>
-          <w:p>
-            <w:pPr>
-              <w:spacing w:after="0" w:line="235"/>
-            </w:pPr>
-            <w:r>
-              <w:rPr>
-                <w:rFonts w:ascii="Arial" w:cs="Arial" w:eastAsia="Arial" w:hAnsi="Arial"/>
-                <w:b w:val="false"/>
-                <w:bCs w:val="false"/>
-                <w:sz w:val="17"/>
-                <w:szCs w:val="17"/>
-              </w:rPr>
-              <w:t xml:space="preserve">After the two gates above</w:t>
-            </w:r>
-          </w:p>
-        </w:tc>
-      </w:tr>
-    </w:tbl>
-    <w:p>
-      <w:pPr>
-        <w:pStyle w:val="Heading1"/>
-        <w:keepNext/>
-        <w:pBdr>
-          <w:bottom w:val="single" w:color="1F3864" w:sz="6" w:space="2"/>
-        </w:pBdr>
-        <w:spacing w:after="80" w:before="200"/>
-      </w:pPr>
-      <w:r>
-        <w:rPr>
-          <w:rFonts w:ascii="Arial" w:cs="Arial" w:eastAsia="Arial" w:hAnsi="Arial"/>
-          <w:b/>
-          <w:bCs/>
-          <w:color w:val="1F3864"/>
-          <w:sz w:val="23"/>
-          <w:szCs w:val="23"/>
-        </w:rPr>
-        <w:t xml:space="preserve">6. Status of the evidence</w:t>
-      </w:r>
-    </w:p>
-    <w:tbl>
-      <w:tblPr>
-        <w:tblW w:type="dxa" w:w="10466"/>
-        <w:tblBorders>
-          <w:top w:val="single" w:color="auto" w:sz="4"/>
-          <w:left w:val="single" w:color="auto" w:sz="4"/>
-          <w:bottom w:val="single" w:color="auto" w:sz="4"/>
-          <w:right w:val="single" w:color="auto" w:sz="4"/>
-          <w:insideH w:val="single" w:color="auto" w:sz="4"/>
-          <w:insideV w:val="single" w:color="auto" w:sz="4"/>
-        </w:tblBorders>
-      </w:tblPr>
-      <w:tblGrid>
-        <w:gridCol w:w="3000"/>
-        <w:gridCol w:w="7466"/>
-      </w:tblGrid>
-      <w:tr>
-        <w:trPr>
-          <w:tblHeader/>
-        </w:trPr>
-        <w:tc>
-          <w:tcPr>
-            <w:tcW w:type="dxa" w:w="3000"/>
-            <w:tcBorders>
-              <w:top w:val="single" w:color="BFBFBF" w:sz="4"/>
-              <w:left w:val="single" w:color="BFBFBF" w:sz="4"/>
-              <w:bottom w:val="single" w:color="BFBFBF" w:sz="4"/>
-              <w:right w:val="single" w:color="BFBFBF" w:sz="4"/>
-            </w:tcBorders>
-            <w:shd w:fill="1F3864" w:color="auto" w:val="clear"/>
-            <w:tcMar>
-              <w:top w:type="dxa" w:w="50"/>
-              <w:left w:type="dxa" w:w="90"/>
-              <w:bottom w:type="dxa" w:w="50"/>
-              <w:right w:type="dxa" w:w="90"/>
-            </w:tcMar>
-          </w:tcPr>
-          <w:p>
-            <w:pPr>
-              <w:spacing w:after="0" w:line="235"/>
-            </w:pPr>
-            <w:r>
-              <w:rPr>
-                <w:rFonts w:ascii="Arial" w:cs="Arial" w:eastAsia="Arial" w:hAnsi="Arial"/>
-                <w:b/>
-                <w:bCs/>
-                <w:color w:val="FFFFFF"/>
-                <w:sz w:val="17"/>
-                <w:szCs w:val="17"/>
-              </w:rPr>
-              <w:t xml:space="preserve">Item</w:t>
-            </w:r>
-          </w:p>
-        </w:tc>
-        <w:tc>
-          <w:tcPr>
-            <w:tcW w:type="dxa" w:w="7466"/>
-            <w:tcBorders>
-              <w:top w:val="single" w:color="BFBFBF" w:sz="4"/>
-              <w:left w:val="single" w:color="BFBFBF" w:sz="4"/>
-              <w:bottom w:val="single" w:color="BFBFBF" w:sz="4"/>
-              <w:right w:val="single" w:color="BFBFBF" w:sz="4"/>
-            </w:tcBorders>
-            <w:shd w:fill="1F3864" w:color="auto" w:val="clear"/>
-            <w:tcMar>
-              <w:top w:type="dxa" w:w="50"/>
-              <w:left w:type="dxa" w:w="90"/>
-              <w:bottom w:type="dxa" w:w="50"/>
-              <w:right w:type="dxa" w:w="90"/>
-            </w:tcMar>
-          </w:tcPr>
-          <w:p>
-            <w:pPr>
-              <w:spacing w:after="0" w:line="235"/>
-            </w:pPr>
-            <w:r>
-              <w:rPr>
-                <w:rFonts w:ascii="Arial" w:cs="Arial" w:eastAsia="Arial" w:hAnsi="Arial"/>
-                <w:b/>
-                <w:bCs/>
-                <w:color w:val="FFFFFF"/>
-                <w:sz w:val="17"/>
-                <w:szCs w:val="17"/>
-              </w:rPr>
-              <w:t xml:space="preserve">Status</w:t>
-            </w:r>
-          </w:p>
-        </w:tc>
-      </w:tr>
-      <w:tr>
-        <w:tc>
-          <w:tcPr>
-            <w:tcW w:type="dxa" w:w="3000"/>
-            <w:tcBorders>
-              <w:top w:val="single" w:color="BFBFBF" w:sz="4"/>
-              <w:left w:val="single" w:color="BFBFBF" w:sz="4"/>
-              <w:bottom w:val="single" w:color="BFBFBF" w:sz="4"/>
-              <w:right w:val="single" w:color="BFBFBF" w:sz="4"/>
-            </w:tcBorders>
-            <w:tcMar>
-              <w:top w:type="dxa" w:w="50"/>
-              <w:left w:type="dxa" w:w="90"/>
-              <w:bottom w:type="dxa" w:w="50"/>
-              <w:right w:type="dxa" w:w="90"/>
-            </w:tcMar>
-          </w:tcPr>
-          <w:p>
-            <w:pPr>
-              <w:spacing w:after="0" w:line="235"/>
-            </w:pPr>
-            <w:r>
-              <w:rPr>
-                <w:rFonts w:ascii="Arial" w:cs="Arial" w:eastAsia="Arial" w:hAnsi="Arial"/>
-                <w:b w:val="false"/>
-                <w:bCs w:val="false"/>
-                <w:sz w:val="17"/>
-                <w:szCs w:val="17"/>
-              </w:rPr>
-              <w:t xml:space="preserve">Workbook mechanics (Excel)</w:t>
-            </w:r>
-          </w:p>
-        </w:tc>
-        <w:tc>
-          <w:tcPr>
-            <w:tcW w:type="dxa" w:w="7466"/>
-            <w:tcBorders>
-              <w:top w:val="single" w:color="BFBFBF" w:sz="4"/>
-              <w:left w:val="single" w:color="BFBFBF" w:sz="4"/>
-              <w:bottom w:val="single" w:color="BFBFBF" w:sz="4"/>
-              <w:right w:val="single" w:color="BFBFBF" w:sz="4"/>
-            </w:tcBorders>
-            <w:tcMar>
-              <w:top w:type="dxa" w:w="50"/>
-              <w:left w:type="dxa" w:w="90"/>
-              <w:bottom w:type="dxa" w:w="50"/>
-              <w:right w:type="dxa" w:w="90"/>
-            </w:tcMar>
-          </w:tcPr>
-          <w:p>
-            <w:pPr>
-              <w:spacing w:after="0" w:line="235"/>
-            </w:pPr>
-            <w:r>
-              <w:rPr>
-                <w:rFonts w:ascii="Arial" w:cs="Arial" w:eastAsia="Arial" w:hAnsi="Arial"/>
-                <w:b w:val="false"/>
-                <w:bCs w:val="false"/>
-                <w:sz w:val="17"/>
-                <w:szCs w:val="17"/>
-              </w:rPr>
-              <w:t xml:space="preserve">A full simulated day, run with and without the evening message: 0 formula errors, every log line checks OK, the sheet's try count equals the test bot's, at most 3 tries per person, no contact outside 10:00-21:00, 1.02-1.07 log lines per conversation.</w:t>
-            </w:r>
-          </w:p>
-        </w:tc>
-      </w:tr>
-      <w:tr>
-        <w:tc>
-          <w:tcPr>
-            <w:tcW w:type="dxa" w:w="3000"/>
-            <w:tcBorders>
-              <w:top w:val="single" w:color="BFBFBF" w:sz="4"/>
-              <w:left w:val="single" w:color="BFBFBF" w:sz="4"/>
-              <w:bottom w:val="single" w:color="BFBFBF" w:sz="4"/>
-              <w:right w:val="single" w:color="BFBFBF" w:sz="4"/>
-            </w:tcBorders>
-            <w:shd w:fill="F2F2F2" w:color="auto" w:val="clear"/>
-            <w:tcMar>
-              <w:top w:type="dxa" w:w="50"/>
-              <w:left w:type="dxa" w:w="90"/>
-              <w:bottom w:type="dxa" w:w="50"/>
-              <w:right w:type="dxa" w:w="90"/>
-            </w:tcMar>
-          </w:tcPr>
-          <w:p>
-            <w:pPr>
-              <w:spacing w:after="0" w:line="235"/>
-            </w:pPr>
-            <w:r>
-              <w:rPr>
-                <w:rFonts w:ascii="Arial" w:cs="Arial" w:eastAsia="Arial" w:hAnsi="Arial"/>
-                <w:b w:val="false"/>
-                <w:bCs w:val="false"/>
-                <w:sz w:val="17"/>
-                <w:szCs w:val="17"/>
-              </w:rPr>
-              <w:t xml:space="preserve">Dashboard capacity model</w:t>
-            </w:r>
-          </w:p>
-        </w:tc>
-        <w:tc>
-          <w:tcPr>
-            <w:tcW w:type="dxa" w:w="7466"/>
-            <w:tcBorders>
-              <w:top w:val="single" w:color="BFBFBF" w:sz="4"/>
-              <w:left w:val="single" w:color="BFBFBF" w:sz="4"/>
-              <w:bottom w:val="single" w:color="BFBFBF" w:sz="4"/>
-              <w:right w:val="single" w:color="BFBFBF" w:sz="4"/>
-            </w:tcBorders>
-            <w:shd w:fill="F2F2F2" w:color="auto" w:val="clear"/>
-            <w:tcMar>
-              <w:top w:type="dxa" w:w="50"/>
-              <w:left w:type="dxa" w:w="90"/>
-              <w:bottom w:type="dxa" w:w="50"/>
-              <w:right w:type="dxa" w:w="90"/>
-            </w:tcMar>
-          </w:tcPr>
-          <w:p>
-            <w:pPr>
-              <w:spacing w:after="0" w:line="235"/>
-            </w:pPr>
-            <w:r>
-              <w:rPr>
-                <w:rFonts w:ascii="Arial" w:cs="Arial" w:eastAsia="Arial" w:hAnsi="Arial"/>
-                <w:b w:val="false"/>
-                <w:bCs w:val="false"/>
-                <w:sz w:val="17"/>
-                <w:szCs w:val="17"/>
-              </w:rPr>
-              <w:t xml:space="preserve">On the simulated days it ran 5-6 points above what was delivered (47% vs 42% without the evening message, 53% vs 48% with it). Treat its "expected" figure as an upper bound.</w:t>
-            </w:r>
-          </w:p>
-        </w:tc>
-      </w:tr>
-      <w:tr>
-        <w:tc>
-          <w:tcPr>
-            <w:tcW w:type="dxa" w:w="3000"/>
-            <w:tcBorders>
-              <w:top w:val="single" w:color="BFBFBF" w:sz="4"/>
-              <w:left w:val="single" w:color="BFBFBF" w:sz="4"/>
-              <w:bottom w:val="single" w:color="BFBFBF" w:sz="4"/>
-              <w:right w:val="single" w:color="BFBFBF" w:sz="4"/>
-            </w:tcBorders>
-            <w:tcMar>
-              <w:top w:type="dxa" w:w="50"/>
-              <w:left w:type="dxa" w:w="90"/>
-              <w:bottom w:type="dxa" w:w="50"/>
-              <w:right w:type="dxa" w:w="90"/>
-            </w:tcMar>
-          </w:tcPr>
-          <w:p>
-            <w:pPr>
-              <w:spacing w:after="0" w:line="235"/>
-            </w:pPr>
-            <w:r>
-              <w:rPr>
-                <w:rFonts w:ascii="Arial" w:cs="Arial" w:eastAsia="Arial" w:hAnsi="Arial"/>
-                <w:b w:val="false"/>
-                <w:bCs w:val="false"/>
-                <w:sz w:val="17"/>
-                <w:szCs w:val="17"/>
-              </w:rPr>
-              <w:t xml:space="preserve">Google Sheets</w:t>
-            </w:r>
-          </w:p>
-        </w:tc>
-        <w:tc>
-          <w:tcPr>
-            <w:tcW w:type="dxa" w:w="7466"/>
-            <w:tcBorders>
-              <w:top w:val="single" w:color="BFBFBF" w:sz="4"/>
-              <w:left w:val="single" w:color="BFBFBF" w:sz="4"/>
-              <w:bottom w:val="single" w:color="BFBFBF" w:sz="4"/>
-              <w:right w:val="single" w:color="BFBFBF" w:sz="4"/>
-            </w:tcBorders>
-            <w:tcMar>
-              <w:top w:type="dxa" w:w="50"/>
-              <w:left w:type="dxa" w:w="90"/>
-              <w:bottom w:type="dxa" w:w="50"/>
-              <w:right w:type="dxa" w:w="90"/>
-            </w:tcMar>
-          </w:tcPr>
-          <w:p>
-            <w:pPr>
-              <w:spacing w:after="0" w:line="235"/>
-            </w:pPr>
-            <w:r>
-              <w:rPr>
-                <w:rFonts w:ascii="Arial" w:cs="Arial" w:eastAsia="Arial" w:hAnsi="Arial"/>
-                <w:b w:val="false"/>
-                <w:bCs w:val="false"/>
-                <w:sz w:val="17"/>
-                <w:szCs w:val="17"/>
-              </w:rPr>
-              <w:t xml:space="preserve">Every function used exists in Sheets. Not yet opened in Sheets.</w:t>
-            </w:r>
-          </w:p>
-        </w:tc>
-      </w:tr>
-      <w:tr>
-        <w:tc>
-          <w:tcPr>
-            <w:tcW w:type="dxa" w:w="3000"/>
-            <w:tcBorders>
-              <w:top w:val="single" w:color="BFBFBF" w:sz="4"/>
-              <w:left w:val="single" w:color="BFBFBF" w:sz="4"/>
-              <w:bottom w:val="single" w:color="BFBFBF" w:sz="4"/>
-              <w:right w:val="single" w:color="BFBFBF" w:sz="4"/>
-            </w:tcBorders>
-            <w:shd w:fill="F2F2F2" w:color="auto" w:val="clear"/>
-            <w:tcMar>
-              <w:top w:type="dxa" w:w="50"/>
-              <w:left w:type="dxa" w:w="90"/>
-              <w:bottom w:type="dxa" w:w="50"/>
-              <w:right w:type="dxa" w:w="90"/>
-            </w:tcMar>
-          </w:tcPr>
-          <w:p>
-            <w:pPr>
-              <w:spacing w:after="0" w:line="235"/>
-            </w:pPr>
-            <w:r>
-              <w:rPr>
-                <w:rFonts w:ascii="Arial" w:cs="Arial" w:eastAsia="Arial" w:hAnsi="Arial"/>
-                <w:b w:val="false"/>
-                <w:bCs w:val="false"/>
-                <w:sz w:val="17"/>
-                <w:szCs w:val="17"/>
-              </w:rPr>
-              <w:t xml:space="preserve">Behavioural rates, evening-message effect, hire rate</w:t>
-            </w:r>
-          </w:p>
-        </w:tc>
-        <w:tc>
-          <w:tcPr>
-            <w:tcW w:type="dxa" w:w="7466"/>
-            <w:tcBorders>
-              <w:top w:val="single" w:color="BFBFBF" w:sz="4"/>
-              <w:left w:val="single" w:color="BFBFBF" w:sz="4"/>
-              <w:bottom w:val="single" w:color="BFBFBF" w:sz="4"/>
-              <w:right w:val="single" w:color="BFBFBF" w:sz="4"/>
-            </w:tcBorders>
-            <w:shd w:fill="F2F2F2" w:color="auto" w:val="clear"/>
-            <w:tcMar>
-              <w:top w:type="dxa" w:w="50"/>
-              <w:left w:type="dxa" w:w="90"/>
-              <w:bottom w:type="dxa" w:w="50"/>
-              <w:right w:type="dxa" w:w="90"/>
-            </w:tcMar>
-          </w:tcPr>
-          <w:p>
-            <w:pPr>
-              <w:spacing w:after="0" w:line="235"/>
-            </w:pPr>
-            <w:r>
-              <w:rPr>
-                <w:rFonts w:ascii="Arial" w:cs="Arial" w:eastAsia="Arial" w:hAnsi="Arial"/>
-                <w:b w:val="false"/>
-                <w:bCs w:val="false"/>
-                <w:sz w:val="17"/>
-                <w:szCs w:val="17"/>
-              </w:rPr>
-              <w:t xml:space="preserve">Assumptions until week 1 and the pilot.</w:t>
-            </w:r>
-          </w:p>
-        </w:tc>
-      </w:tr>
-      <w:tr>
-        <w:tc>
-          <w:tcPr>
-            <w:tcW w:type="dxa" w:w="3000"/>
-            <w:tcBorders>
-              <w:top w:val="single" w:color="BFBFBF" w:sz="4"/>
-              <w:left w:val="single" w:color="BFBFBF" w:sz="4"/>
-              <w:bottom w:val="single" w:color="BFBFBF" w:sz="4"/>
-              <w:right w:val="single" w:color="BFBFBF" w:sz="4"/>
-            </w:tcBorders>
-            <w:tcMar>
-              <w:top w:type="dxa" w:w="50"/>
-              <w:left w:type="dxa" w:w="90"/>
-              <w:bottom w:type="dxa" w:w="50"/>
-              <w:right w:type="dxa" w:w="90"/>
-            </w:tcMar>
-          </w:tcPr>
-          <w:p>
-            <w:pPr>
-              <w:spacing w:after="0" w:line="235"/>
-            </w:pPr>
-            <w:r>
-              <w:rPr>
-                <w:rFonts w:ascii="Arial" w:cs="Arial" w:eastAsia="Arial" w:hAnsi="Arial"/>
-                <w:b w:val="false"/>
-                <w:bCs w:val="false"/>
-                <w:sz w:val="17"/>
-                <w:szCs w:val="17"/>
-              </w:rPr>
-              <w:t xml:space="preserve">Real interns, partners, candidates</w:t>
-            </w:r>
-          </w:p>
-        </w:tc>
-        <w:tc>
-          <w:tcPr>
-            <w:tcW w:type="dxa" w:w="7466"/>
-            <w:tcBorders>
-              <w:top w:val="single" w:color="BFBFBF" w:sz="4"/>
-              <w:left w:val="single" w:color="BFBFBF" w:sz="4"/>
-              <w:bottom w:val="single" w:color="BFBFBF" w:sz="4"/>
-              <w:right w:val="single" w:color="BFBFBF" w:sz="4"/>
-            </w:tcBorders>
-            <w:tcMar>
-              <w:top w:type="dxa" w:w="50"/>
-              <w:left w:type="dxa" w:w="90"/>
-              <w:bottom w:type="dxa" w:w="50"/>
-              <w:right w:type="dxa" w:w="90"/>
-            </w:tcMar>
-          </w:tcPr>
-          <w:p>
-            <w:pPr>
-              <w:spacing w:after="0" w:line="235"/>
-            </w:pPr>
-            <w:r>
-              <w:rPr>
-                <w:rFonts w:ascii="Arial" w:cs="Arial" w:eastAsia="Arial" w:hAnsi="Arial"/>
-                <w:b w:val="false"/>
-                <w:bCs w:val="false"/>
-                <w:sz w:val="17"/>
-                <w:szCs w:val="17"/>
-              </w:rPr>
-              <w:t xml:space="preserve">Not tested. Section 5 comes first.</w:t>
+              <w:t xml:space="preserve">After the two tests above. This produces the first tier-F numbers.</w:t>
             </w:r>
           </w:p>
         </w:tc>
@@ -5184,7 +4743,7 @@
     </w:lvlOverride>
   </w:num>
   <w:num w:numId="2">
-    <w:abstractNumId w:val="3"/>
+    <w:abstractNumId w:val="2"/>
     <w:lvlOverride w:ilvl="0">
       <w:startOverride w:val="1"/>
     </w:lvlOverride>
